--- a/BaoCaoKTM_NhomTripleCode/BaoCaoKetThucMon_CNPM_DA22TTC.docx
+++ b/BaoCaoKTM_NhomTripleCode/BaoCaoKetThucMon_CNPM_DA22TTC.docx
@@ -6308,8 +6308,6 @@
           <w:docGrid w:linePitch="360" w:charSpace="0"/>
         </w:sectPr>
       </w:pPr>
-      <w:bookmarkStart w:id="58" w:name="_GoBack"/>
-      <w:bookmarkEnd w:id="58"/>
     </w:p>
     <w:p>
       <w:pPr>
@@ -6322,9 +6320,9 @@
       </w:pPr>
       <w:bookmarkStart w:id="4" w:name="_Toc22092"/>
       <w:bookmarkStart w:id="5" w:name="_Toc6768"/>
-      <w:bookmarkStart w:id="6" w:name="_Toc1419809179"/>
+      <w:bookmarkStart w:id="6" w:name="_Toc2064234370"/>
       <w:bookmarkStart w:id="7" w:name="_Toc155038921"/>
-      <w:bookmarkStart w:id="8" w:name="_Toc2064234370"/>
+      <w:bookmarkStart w:id="8" w:name="_Toc1419809179"/>
       <w:r>
         <w:rPr>
           <w:rStyle w:val="36"/>
@@ -7030,13 +7028,13 @@
         <w:pStyle w:val="35"/>
         <w:bidi w:val="0"/>
       </w:pPr>
-      <w:bookmarkStart w:id="10" w:name="_Toc16654"/>
-      <w:bookmarkStart w:id="11" w:name="_Toc3497"/>
-      <w:bookmarkStart w:id="12" w:name="_Toc8637"/>
-      <w:bookmarkStart w:id="13" w:name="_Toc10720"/>
-      <w:bookmarkStart w:id="14" w:name="_Toc15361"/>
-      <w:bookmarkStart w:id="15" w:name="_Toc31689"/>
-      <w:bookmarkStart w:id="16" w:name="_Toc10977"/>
+      <w:bookmarkStart w:id="10" w:name="_Toc3497"/>
+      <w:bookmarkStart w:id="11" w:name="_Toc16654"/>
+      <w:bookmarkStart w:id="12" w:name="_Toc10977"/>
+      <w:bookmarkStart w:id="13" w:name="_Toc8637"/>
+      <w:bookmarkStart w:id="14" w:name="_Toc10720"/>
+      <w:bookmarkStart w:id="15" w:name="_Toc15361"/>
+      <w:bookmarkStart w:id="16" w:name="_Toc31689"/>
       <w:bookmarkStart w:id="17" w:name="_Toc15225"/>
       <w:r>
         <w:t>Đồ án môn học với đề tài “Tìm hiểu về Node.js và xây dựng website nhà hàng Ẩm Thực Phương Nam Trà Vinh” được thực hiện với mục tiêu nghiên cứu nền tảng lập trình backend hiện đại Node.js, đồng thời áp dụng vào việc xây dựng một hệ thống website giới thiệu và quản lý hoạt động của nhà hàng. Trong quá trình thực hiện, nhóm đã tìm hiểu các khái niệm cơ bản về Node.js, Express.js, cũng như cách kết nối cơ sở dữ liệu MySQL để xây dựng một hệ thống có khả năng xử lý yêu cầu nhanh, gọn, hiệu quả. Website gồm các chức năng chính như: hiển thị thực đơn món ăn theo từng loại, đặt bàn trực tuyến, đặt món ăn, quản lý hóa đơn và chi tiết hóa đơn, quản lý danh mục món ăn từ giao diện admin. Giao diện được thiết kế thân thiện, dễ sử dụng, tương thích nhiều thiết bị, sử dụng HTML, CSS</w:t>
@@ -8867,6 +8865,7 @@
       <w:pPr>
         <w:pStyle w:val="35"/>
         <w:numPr>
+          <w:ilvl w:val="0"/>
           <w:numId w:val="0"/>
         </w:numPr>
         <w:bidi w:val="0"/>
@@ -9695,6 +9694,7 @@
     </w:p>
     <w:tbl>
       <w:tblPr>
+        <w:tblStyle w:val="12"/>
         <w:tblW w:w="0" w:type="auto"/>
         <w:tblCellSpacing w:w="15" w:type="dxa"/>
         <w:tblInd w:w="0" w:type="dxa"/>
@@ -9706,7 +9706,7 @@
           <w:insideH w:val="single" w:color="auto" w:sz="4" w:space="0"/>
           <w:insideV w:val="single" w:color="auto" w:sz="4" w:space="0"/>
         </w:tblBorders>
-        <w:shd w:val="clear"/>
+        <w:shd w:val="clear" w:color="auto" w:fill="auto"/>
         <w:tblLayout w:type="autofit"/>
         <w:tblCellMar>
           <w:top w:w="15" w:type="dxa"/>
@@ -9747,7 +9747,7 @@
               <w:tl2br w:val="nil"/>
               <w:tr2bl w:val="nil"/>
             </w:tcBorders>
-            <w:shd w:val="clear"/>
+            <w:shd w:val="clear" w:color="auto" w:fill="auto"/>
             <w:vAlign w:val="center"/>
           </w:tcPr>
           <w:p>
@@ -9778,7 +9778,7 @@
               <w:tl2br w:val="nil"/>
               <w:tr2bl w:val="nil"/>
             </w:tcBorders>
-            <w:shd w:val="clear"/>
+            <w:shd w:val="clear" w:color="auto" w:fill="auto"/>
             <w:vAlign w:val="center"/>
           </w:tcPr>
           <w:p>
@@ -9812,6 +9812,7 @@
             <w:insideH w:val="single" w:color="auto" w:sz="4" w:space="0"/>
             <w:insideV w:val="single" w:color="auto" w:sz="4" w:space="0"/>
           </w:tblBorders>
+          <w:shd w:val="clear" w:color="auto" w:fill="auto"/>
           <w:tblCellMar>
             <w:top w:w="15" w:type="dxa"/>
             <w:left w:w="15" w:type="dxa"/>
@@ -9829,7 +9830,7 @@
               <w:tl2br w:val="nil"/>
               <w:tr2bl w:val="nil"/>
             </w:tcBorders>
-            <w:shd w:val="clear"/>
+            <w:shd w:val="clear" w:color="auto" w:fill="auto"/>
             <w:vAlign w:val="center"/>
           </w:tcPr>
           <w:p>
@@ -9860,7 +9861,7 @@
               <w:tl2br w:val="nil"/>
               <w:tr2bl w:val="nil"/>
             </w:tcBorders>
-            <w:shd w:val="clear"/>
+            <w:shd w:val="clear" w:color="auto" w:fill="auto"/>
             <w:vAlign w:val="center"/>
           </w:tcPr>
           <w:p>
@@ -9899,6 +9900,7 @@
             <w:insideH w:val="single" w:color="auto" w:sz="4" w:space="0"/>
             <w:insideV w:val="single" w:color="auto" w:sz="4" w:space="0"/>
           </w:tblBorders>
+          <w:shd w:val="clear" w:color="auto" w:fill="auto"/>
           <w:tblCellMar>
             <w:top w:w="15" w:type="dxa"/>
             <w:left w:w="15" w:type="dxa"/>
@@ -9916,7 +9918,7 @@
               <w:tl2br w:val="nil"/>
               <w:tr2bl w:val="nil"/>
             </w:tcBorders>
-            <w:shd w:val="clear"/>
+            <w:shd w:val="clear" w:color="auto" w:fill="auto"/>
             <w:vAlign w:val="center"/>
           </w:tcPr>
           <w:p>
@@ -9947,7 +9949,7 @@
               <w:tl2br w:val="nil"/>
               <w:tr2bl w:val="nil"/>
             </w:tcBorders>
-            <w:shd w:val="clear"/>
+            <w:shd w:val="clear" w:color="auto" w:fill="auto"/>
             <w:vAlign w:val="center"/>
           </w:tcPr>
           <w:p>
@@ -9986,7 +9988,7 @@
             <w:insideH w:val="single" w:color="auto" w:sz="4" w:space="0"/>
             <w:insideV w:val="single" w:color="auto" w:sz="4" w:space="0"/>
           </w:tblBorders>
-          <w:shd w:val="clear"/>
+          <w:shd w:val="clear" w:color="auto" w:fill="auto"/>
           <w:tblCellMar>
             <w:top w:w="15" w:type="dxa"/>
             <w:left w:w="15" w:type="dxa"/>
@@ -10004,7 +10006,7 @@
               <w:tl2br w:val="nil"/>
               <w:tr2bl w:val="nil"/>
             </w:tcBorders>
-            <w:shd w:val="clear"/>
+            <w:shd w:val="clear" w:color="auto" w:fill="auto"/>
             <w:vAlign w:val="center"/>
           </w:tcPr>
           <w:p>
@@ -10035,7 +10037,7 @@
               <w:tl2br w:val="nil"/>
               <w:tr2bl w:val="nil"/>
             </w:tcBorders>
-            <w:shd w:val="clear"/>
+            <w:shd w:val="clear" w:color="auto" w:fill="auto"/>
             <w:vAlign w:val="center"/>
           </w:tcPr>
           <w:p>
@@ -10074,6 +10076,7 @@
             <w:insideH w:val="single" w:color="auto" w:sz="4" w:space="0"/>
             <w:insideV w:val="single" w:color="auto" w:sz="4" w:space="0"/>
           </w:tblBorders>
+          <w:shd w:val="clear" w:color="auto" w:fill="auto"/>
           <w:tblCellMar>
             <w:top w:w="15" w:type="dxa"/>
             <w:left w:w="15" w:type="dxa"/>
@@ -10091,7 +10094,7 @@
               <w:tl2br w:val="nil"/>
               <w:tr2bl w:val="nil"/>
             </w:tcBorders>
-            <w:shd w:val="clear"/>
+            <w:shd w:val="clear" w:color="auto" w:fill="auto"/>
             <w:vAlign w:val="center"/>
           </w:tcPr>
           <w:p>
@@ -10122,7 +10125,7 @@
               <w:tl2br w:val="nil"/>
               <w:tr2bl w:val="nil"/>
             </w:tcBorders>
-            <w:shd w:val="clear"/>
+            <w:shd w:val="clear" w:color="auto" w:fill="auto"/>
             <w:vAlign w:val="center"/>
           </w:tcPr>
           <w:p>
@@ -11633,13 +11636,21 @@
       <w:pPr>
         <w:pStyle w:val="35"/>
         <w:bidi w:val="0"/>
-      </w:pPr>
-      <w:r>
+        <w:rPr>
+          <w:rFonts w:hint="default"/>
+          <w:lang w:val="vi-VN"/>
+        </w:rPr>
+      </w:pPr>
+      <w:r>
+        <w:rPr>
+          <w:rFonts w:hint="default"/>
+          <w:lang w:val="vi-VN"/>
+        </w:rPr>
         <w:drawing>
           <wp:inline distT="0" distB="0" distL="114300" distR="114300">
-            <wp:extent cx="3940810" cy="2947670"/>
-            <wp:effectExtent l="0" t="0" r="6350" b="8890"/>
-            <wp:docPr id="59" name="Picture 1"/>
+            <wp:extent cx="5575300" cy="4430395"/>
+            <wp:effectExtent l="0" t="0" r="2540" b="4445"/>
+            <wp:docPr id="3" name="Picture 3" descr="erd-nha-hang"/>
             <wp:cNvGraphicFramePr>
               <a:graphicFrameLocks xmlns:a="http://schemas.openxmlformats.org/drawingml/2006/main" noChangeAspect="1"/>
             </wp:cNvGraphicFramePr>
@@ -11647,7 +11658,7 @@
               <a:graphicData uri="http://schemas.openxmlformats.org/drawingml/2006/picture">
                 <pic:pic xmlns:pic="http://schemas.openxmlformats.org/drawingml/2006/picture">
                   <pic:nvPicPr>
-                    <pic:cNvPr id="59" name="Picture 1"/>
+                    <pic:cNvPr id="3" name="Picture 3" descr="erd-nha-hang"/>
                     <pic:cNvPicPr>
                       <a:picLocks noChangeAspect="1"/>
                     </pic:cNvPicPr>
@@ -11661,15 +11672,11 @@
                   <pic:spPr>
                     <a:xfrm>
                       <a:off x="0" y="0"/>
-                      <a:ext cx="3940810" cy="2947670"/>
+                      <a:ext cx="5575300" cy="4430395"/>
                     </a:xfrm>
                     <a:prstGeom prst="rect">
                       <a:avLst/>
                     </a:prstGeom>
-                    <a:noFill/>
-                    <a:ln>
-                      <a:noFill/>
-                    </a:ln>
                   </pic:spPr>
                 </pic:pic>
               </a:graphicData>
@@ -11742,51 +11749,7 @@
       <w:pPr>
         <w:pStyle w:val="35"/>
         <w:bidi w:val="0"/>
-        <w:rPr>
-          <w:rFonts w:hint="default"/>
-        </w:rPr>
-      </w:pPr>
-    </w:p>
-    <w:p>
-      <w:pPr>
-        <w:pStyle w:val="35"/>
-        <w:bidi w:val="0"/>
-        <w:rPr>
-          <w:rFonts w:hint="default"/>
-        </w:rPr>
-      </w:pPr>
-    </w:p>
-    <w:p>
-      <w:pPr>
-        <w:pStyle w:val="35"/>
-        <w:bidi w:val="0"/>
-        <w:rPr>
-          <w:rFonts w:hint="default"/>
-        </w:rPr>
-      </w:pPr>
-    </w:p>
-    <w:p>
-      <w:pPr>
-        <w:pStyle w:val="35"/>
-        <w:bidi w:val="0"/>
-        <w:rPr>
-          <w:rFonts w:hint="default"/>
-        </w:rPr>
-      </w:pPr>
-    </w:p>
-    <w:p>
-      <w:pPr>
-        <w:pStyle w:val="35"/>
-        <w:bidi w:val="0"/>
-        <w:rPr>
-          <w:rFonts w:hint="default"/>
-        </w:rPr>
-      </w:pPr>
-    </w:p>
-    <w:p>
-      <w:pPr>
-        <w:pStyle w:val="35"/>
-        <w:bidi w:val="0"/>
+        <w:ind w:left="0" w:leftChars="0" w:firstLine="0" w:firstLineChars="0"/>
         <w:rPr>
           <w:rFonts w:hint="default"/>
         </w:rPr>
@@ -14411,6 +14374,7 @@
       <w:pPr>
         <w:pStyle w:val="35"/>
         <w:numPr>
+          <w:ilvl w:val="0"/>
           <w:numId w:val="0"/>
         </w:numPr>
         <w:bidi w:val="0"/>
@@ -14422,6 +14386,7 @@
       <w:pPr>
         <w:pStyle w:val="35"/>
         <w:numPr>
+          <w:ilvl w:val="0"/>
           <w:numId w:val="0"/>
         </w:numPr>
         <w:bidi w:val="0"/>
@@ -14433,6 +14398,7 @@
       <w:pPr>
         <w:pStyle w:val="35"/>
         <w:numPr>
+          <w:ilvl w:val="0"/>
           <w:numId w:val="0"/>
         </w:numPr>
         <w:bidi w:val="0"/>
@@ -14494,20 +14460,16 @@
         </w:numPr>
         <w:bidi w:val="0"/>
         <w:ind w:left="1680" w:leftChars="0" w:hanging="420" w:firstLineChars="0"/>
+        <w:rPr>
+          <w:rFonts w:hint="default"/>
+          <w:lang w:val="en-US" w:eastAsia="zh-CN"/>
+        </w:rPr>
       </w:pPr>
       <w:r>
         <w:t>Đưa image lên Docker Hub hoặc deploy trực tiếp bằng Railway/VPS.</w:t>
       </w:r>
-    </w:p>
-    <w:p>
-      <w:pPr>
-        <w:pStyle w:val="35"/>
-        <w:bidi w:val="0"/>
-        <w:rPr>
-          <w:rFonts w:hint="default"/>
-          <w:lang w:val="en-US" w:eastAsia="zh-CN"/>
-        </w:rPr>
-      </w:pPr>
+      <w:bookmarkStart w:id="58" w:name="_GoBack"/>
+      <w:bookmarkEnd w:id="58"/>
     </w:p>
     <w:p>
       <w:pPr>
@@ -14864,6 +14826,7 @@
     </w:p>
     <w:tbl>
       <w:tblPr>
+        <w:tblStyle w:val="12"/>
         <w:tblW w:w="0" w:type="auto"/>
         <w:tblCellSpacing w:w="15" w:type="dxa"/>
         <w:tblInd w:w="0" w:type="dxa"/>
@@ -14875,7 +14838,7 @@
           <w:insideH w:val="single" w:color="auto" w:sz="4" w:space="0"/>
           <w:insideV w:val="single" w:color="auto" w:sz="4" w:space="0"/>
         </w:tblBorders>
-        <w:shd w:val="clear"/>
+        <w:shd w:val="clear" w:color="auto" w:fill="auto"/>
         <w:tblLayout w:type="fixed"/>
         <w:tblCellMar>
           <w:top w:w="15" w:type="dxa"/>
@@ -14900,6 +14863,7 @@
             <w:insideH w:val="single" w:color="auto" w:sz="4" w:space="0"/>
             <w:insideV w:val="single" w:color="auto" w:sz="4" w:space="0"/>
           </w:tblBorders>
+          <w:shd w:val="clear" w:color="auto" w:fill="auto"/>
           <w:tblCellMar>
             <w:top w:w="15" w:type="dxa"/>
             <w:left w:w="15" w:type="dxa"/>
@@ -14918,7 +14882,7 @@
               <w:tl2br w:val="nil"/>
               <w:tr2bl w:val="nil"/>
             </w:tcBorders>
-            <w:shd w:val="clear"/>
+            <w:shd w:val="clear" w:color="auto" w:fill="auto"/>
             <w:vAlign w:val="center"/>
           </w:tcPr>
           <w:p>
@@ -14949,7 +14913,7 @@
               <w:tl2br w:val="nil"/>
               <w:tr2bl w:val="nil"/>
             </w:tcBorders>
-            <w:shd w:val="clear"/>
+            <w:shd w:val="clear" w:color="auto" w:fill="auto"/>
             <w:vAlign w:val="center"/>
           </w:tcPr>
           <w:p>
@@ -14980,7 +14944,7 @@
               <w:tl2br w:val="nil"/>
               <w:tr2bl w:val="nil"/>
             </w:tcBorders>
-            <w:shd w:val="clear"/>
+            <w:shd w:val="clear" w:color="auto" w:fill="auto"/>
             <w:vAlign w:val="center"/>
           </w:tcPr>
           <w:p>
@@ -15011,7 +14975,7 @@
               <w:tl2br w:val="nil"/>
               <w:tr2bl w:val="nil"/>
             </w:tcBorders>
-            <w:shd w:val="clear"/>
+            <w:shd w:val="clear" w:color="auto" w:fill="auto"/>
             <w:vAlign w:val="center"/>
           </w:tcPr>
           <w:p>
@@ -15045,6 +15009,7 @@
             <w:insideH w:val="single" w:color="auto" w:sz="4" w:space="0"/>
             <w:insideV w:val="single" w:color="auto" w:sz="4" w:space="0"/>
           </w:tblBorders>
+          <w:shd w:val="clear" w:color="auto" w:fill="auto"/>
           <w:tblCellMar>
             <w:top w:w="15" w:type="dxa"/>
             <w:left w:w="15" w:type="dxa"/>
@@ -15062,7 +15027,7 @@
               <w:tl2br w:val="nil"/>
               <w:tr2bl w:val="nil"/>
             </w:tcBorders>
-            <w:shd w:val="clear"/>
+            <w:shd w:val="clear" w:color="auto" w:fill="auto"/>
             <w:vAlign w:val="center"/>
           </w:tcPr>
           <w:p>
@@ -15093,7 +15058,7 @@
               <w:tl2br w:val="nil"/>
               <w:tr2bl w:val="nil"/>
             </w:tcBorders>
-            <w:shd w:val="clear"/>
+            <w:shd w:val="clear" w:color="auto" w:fill="auto"/>
             <w:vAlign w:val="center"/>
           </w:tcPr>
           <w:p>
@@ -15118,7 +15083,7 @@
               <w:tl2br w:val="nil"/>
               <w:tr2bl w:val="nil"/>
             </w:tcBorders>
-            <w:shd w:val="clear"/>
+            <w:shd w:val="clear" w:color="auto" w:fill="auto"/>
             <w:vAlign w:val="center"/>
           </w:tcPr>
           <w:p>
@@ -15143,7 +15108,7 @@
               <w:tl2br w:val="nil"/>
               <w:tr2bl w:val="nil"/>
             </w:tcBorders>
-            <w:shd w:val="clear"/>
+            <w:shd w:val="clear" w:color="auto" w:fill="auto"/>
             <w:vAlign w:val="center"/>
           </w:tcPr>
           <w:p>
@@ -15171,6 +15136,7 @@
             <w:insideH w:val="single" w:color="auto" w:sz="4" w:space="0"/>
             <w:insideV w:val="single" w:color="auto" w:sz="4" w:space="0"/>
           </w:tblBorders>
+          <w:shd w:val="clear" w:color="auto" w:fill="auto"/>
           <w:tblCellMar>
             <w:top w:w="15" w:type="dxa"/>
             <w:left w:w="15" w:type="dxa"/>
@@ -15188,7 +15154,7 @@
               <w:tl2br w:val="nil"/>
               <w:tr2bl w:val="nil"/>
             </w:tcBorders>
-            <w:shd w:val="clear"/>
+            <w:shd w:val="clear" w:color="auto" w:fill="auto"/>
             <w:vAlign w:val="center"/>
           </w:tcPr>
           <w:p>
@@ -15219,7 +15185,7 @@
               <w:tl2br w:val="nil"/>
               <w:tr2bl w:val="nil"/>
             </w:tcBorders>
-            <w:shd w:val="clear"/>
+            <w:shd w:val="clear" w:color="auto" w:fill="auto"/>
             <w:vAlign w:val="center"/>
           </w:tcPr>
           <w:p>
@@ -15244,7 +15210,7 @@
               <w:tl2br w:val="nil"/>
               <w:tr2bl w:val="nil"/>
             </w:tcBorders>
-            <w:shd w:val="clear"/>
+            <w:shd w:val="clear" w:color="auto" w:fill="auto"/>
             <w:vAlign w:val="center"/>
           </w:tcPr>
           <w:p>
@@ -15268,7 +15234,7 @@
               <w:tl2br w:val="nil"/>
               <w:tr2bl w:val="nil"/>
             </w:tcBorders>
-            <w:shd w:val="clear"/>
+            <w:shd w:val="clear" w:color="auto" w:fill="auto"/>
             <w:vAlign w:val="center"/>
           </w:tcPr>
           <w:p>
@@ -15296,6 +15262,7 @@
             <w:insideH w:val="single" w:color="auto" w:sz="4" w:space="0"/>
             <w:insideV w:val="single" w:color="auto" w:sz="4" w:space="0"/>
           </w:tblBorders>
+          <w:shd w:val="clear" w:color="auto" w:fill="auto"/>
           <w:tblCellMar>
             <w:top w:w="15" w:type="dxa"/>
             <w:left w:w="15" w:type="dxa"/>
@@ -15313,7 +15280,7 @@
               <w:tl2br w:val="nil"/>
               <w:tr2bl w:val="nil"/>
             </w:tcBorders>
-            <w:shd w:val="clear"/>
+            <w:shd w:val="clear" w:color="auto" w:fill="auto"/>
             <w:vAlign w:val="center"/>
           </w:tcPr>
           <w:p>
@@ -15344,7 +15311,7 @@
               <w:tl2br w:val="nil"/>
               <w:tr2bl w:val="nil"/>
             </w:tcBorders>
-            <w:shd w:val="clear"/>
+            <w:shd w:val="clear" w:color="auto" w:fill="auto"/>
             <w:vAlign w:val="center"/>
           </w:tcPr>
           <w:p>
@@ -15369,7 +15336,7 @@
               <w:tl2br w:val="nil"/>
               <w:tr2bl w:val="nil"/>
             </w:tcBorders>
-            <w:shd w:val="clear"/>
+            <w:shd w:val="clear" w:color="auto" w:fill="auto"/>
             <w:vAlign w:val="center"/>
           </w:tcPr>
           <w:p>
@@ -15393,7 +15360,7 @@
               <w:tl2br w:val="nil"/>
               <w:tr2bl w:val="nil"/>
             </w:tcBorders>
-            <w:shd w:val="clear"/>
+            <w:shd w:val="clear" w:color="auto" w:fill="auto"/>
             <w:vAlign w:val="center"/>
           </w:tcPr>
           <w:p>
@@ -15421,6 +15388,7 @@
             <w:insideH w:val="single" w:color="auto" w:sz="4" w:space="0"/>
             <w:insideV w:val="single" w:color="auto" w:sz="4" w:space="0"/>
           </w:tblBorders>
+          <w:shd w:val="clear" w:color="auto" w:fill="auto"/>
           <w:tblCellMar>
             <w:top w:w="15" w:type="dxa"/>
             <w:left w:w="15" w:type="dxa"/>
@@ -15438,7 +15406,7 @@
               <w:tl2br w:val="nil"/>
               <w:tr2bl w:val="nil"/>
             </w:tcBorders>
-            <w:shd w:val="clear"/>
+            <w:shd w:val="clear" w:color="auto" w:fill="auto"/>
             <w:vAlign w:val="center"/>
           </w:tcPr>
           <w:p>
@@ -15469,7 +15437,7 @@
               <w:tl2br w:val="nil"/>
               <w:tr2bl w:val="nil"/>
             </w:tcBorders>
-            <w:shd w:val="clear"/>
+            <w:shd w:val="clear" w:color="auto" w:fill="auto"/>
             <w:vAlign w:val="center"/>
           </w:tcPr>
           <w:p>
@@ -15494,7 +15462,7 @@
               <w:tl2br w:val="nil"/>
               <w:tr2bl w:val="nil"/>
             </w:tcBorders>
-            <w:shd w:val="clear"/>
+            <w:shd w:val="clear" w:color="auto" w:fill="auto"/>
             <w:vAlign w:val="center"/>
           </w:tcPr>
           <w:p>
@@ -15518,7 +15486,7 @@
               <w:tl2br w:val="nil"/>
               <w:tr2bl w:val="nil"/>
             </w:tcBorders>
-            <w:shd w:val="clear"/>
+            <w:shd w:val="clear" w:color="auto" w:fill="auto"/>
             <w:vAlign w:val="center"/>
           </w:tcPr>
           <w:p>
@@ -15546,6 +15514,7 @@
             <w:insideH w:val="single" w:color="auto" w:sz="4" w:space="0"/>
             <w:insideV w:val="single" w:color="auto" w:sz="4" w:space="0"/>
           </w:tblBorders>
+          <w:shd w:val="clear" w:color="auto" w:fill="auto"/>
           <w:tblCellMar>
             <w:top w:w="15" w:type="dxa"/>
             <w:left w:w="15" w:type="dxa"/>
@@ -15564,7 +15533,7 @@
               <w:tl2br w:val="nil"/>
               <w:tr2bl w:val="nil"/>
             </w:tcBorders>
-            <w:shd w:val="clear"/>
+            <w:shd w:val="clear" w:color="auto" w:fill="auto"/>
             <w:vAlign w:val="center"/>
           </w:tcPr>
           <w:p>
@@ -15595,7 +15564,7 @@
               <w:tl2br w:val="nil"/>
               <w:tr2bl w:val="nil"/>
             </w:tcBorders>
-            <w:shd w:val="clear"/>
+            <w:shd w:val="clear" w:color="auto" w:fill="auto"/>
             <w:vAlign w:val="center"/>
           </w:tcPr>
           <w:p>
@@ -15620,7 +15589,7 @@
               <w:tl2br w:val="nil"/>
               <w:tr2bl w:val="nil"/>
             </w:tcBorders>
-            <w:shd w:val="clear"/>
+            <w:shd w:val="clear" w:color="auto" w:fill="auto"/>
             <w:vAlign w:val="center"/>
           </w:tcPr>
           <w:p>
@@ -15644,7 +15613,7 @@
               <w:tl2br w:val="nil"/>
               <w:tr2bl w:val="nil"/>
             </w:tcBorders>
-            <w:shd w:val="clear"/>
+            <w:shd w:val="clear" w:color="auto" w:fill="auto"/>
             <w:vAlign w:val="center"/>
           </w:tcPr>
           <w:p>
@@ -15673,7 +15642,7 @@
             <w:insideH w:val="single" w:color="auto" w:sz="4" w:space="0"/>
             <w:insideV w:val="single" w:color="auto" w:sz="4" w:space="0"/>
           </w:tblBorders>
-          <w:shd w:val="clear"/>
+          <w:shd w:val="clear" w:color="auto" w:fill="auto"/>
           <w:tblCellMar>
             <w:top w:w="15" w:type="dxa"/>
             <w:left w:w="15" w:type="dxa"/>
@@ -15691,7 +15660,7 @@
               <w:tl2br w:val="nil"/>
               <w:tr2bl w:val="nil"/>
             </w:tcBorders>
-            <w:shd w:val="clear"/>
+            <w:shd w:val="clear" w:color="auto" w:fill="auto"/>
             <w:vAlign w:val="center"/>
           </w:tcPr>
           <w:p>
@@ -15722,7 +15691,7 @@
               <w:tl2br w:val="nil"/>
               <w:tr2bl w:val="nil"/>
             </w:tcBorders>
-            <w:shd w:val="clear"/>
+            <w:shd w:val="clear" w:color="auto" w:fill="auto"/>
             <w:vAlign w:val="center"/>
           </w:tcPr>
           <w:p>
@@ -15747,7 +15716,7 @@
               <w:tl2br w:val="nil"/>
               <w:tr2bl w:val="nil"/>
             </w:tcBorders>
-            <w:shd w:val="clear"/>
+            <w:shd w:val="clear" w:color="auto" w:fill="auto"/>
             <w:vAlign w:val="center"/>
           </w:tcPr>
           <w:p>
@@ -15771,7 +15740,7 @@
               <w:tl2br w:val="nil"/>
               <w:tr2bl w:val="nil"/>
             </w:tcBorders>
-            <w:shd w:val="clear"/>
+            <w:shd w:val="clear" w:color="auto" w:fill="auto"/>
             <w:vAlign w:val="center"/>
           </w:tcPr>
           <w:p>
@@ -15800,6 +15769,7 @@
             <w:insideH w:val="single" w:color="auto" w:sz="4" w:space="0"/>
             <w:insideV w:val="single" w:color="auto" w:sz="4" w:space="0"/>
           </w:tblBorders>
+          <w:shd w:val="clear" w:color="auto" w:fill="auto"/>
           <w:tblCellMar>
             <w:top w:w="15" w:type="dxa"/>
             <w:left w:w="15" w:type="dxa"/>
@@ -15817,7 +15787,7 @@
               <w:tl2br w:val="nil"/>
               <w:tr2bl w:val="nil"/>
             </w:tcBorders>
-            <w:shd w:val="clear"/>
+            <w:shd w:val="clear" w:color="auto" w:fill="auto"/>
             <w:vAlign w:val="center"/>
           </w:tcPr>
           <w:p>
@@ -15848,7 +15818,7 @@
               <w:tl2br w:val="nil"/>
               <w:tr2bl w:val="nil"/>
             </w:tcBorders>
-            <w:shd w:val="clear"/>
+            <w:shd w:val="clear" w:color="auto" w:fill="auto"/>
             <w:vAlign w:val="center"/>
           </w:tcPr>
           <w:p>
@@ -15873,7 +15843,7 @@
               <w:tl2br w:val="nil"/>
               <w:tr2bl w:val="nil"/>
             </w:tcBorders>
-            <w:shd w:val="clear"/>
+            <w:shd w:val="clear" w:color="auto" w:fill="auto"/>
             <w:vAlign w:val="center"/>
           </w:tcPr>
           <w:p>
@@ -15897,7 +15867,7 @@
               <w:tl2br w:val="nil"/>
               <w:tr2bl w:val="nil"/>
             </w:tcBorders>
-            <w:shd w:val="clear"/>
+            <w:shd w:val="clear" w:color="auto" w:fill="auto"/>
             <w:vAlign w:val="center"/>
           </w:tcPr>
           <w:p>
@@ -15925,6 +15895,7 @@
             <w:insideH w:val="single" w:color="auto" w:sz="4" w:space="0"/>
             <w:insideV w:val="single" w:color="auto" w:sz="4" w:space="0"/>
           </w:tblBorders>
+          <w:shd w:val="clear" w:color="auto" w:fill="auto"/>
           <w:tblCellMar>
             <w:top w:w="15" w:type="dxa"/>
             <w:left w:w="15" w:type="dxa"/>
@@ -15942,7 +15913,7 @@
               <w:tl2br w:val="nil"/>
               <w:tr2bl w:val="nil"/>
             </w:tcBorders>
-            <w:shd w:val="clear"/>
+            <w:shd w:val="clear" w:color="auto" w:fill="auto"/>
             <w:vAlign w:val="center"/>
           </w:tcPr>
           <w:p>
@@ -15973,7 +15944,7 @@
               <w:tl2br w:val="nil"/>
               <w:tr2bl w:val="nil"/>
             </w:tcBorders>
-            <w:shd w:val="clear"/>
+            <w:shd w:val="clear" w:color="auto" w:fill="auto"/>
             <w:vAlign w:val="center"/>
           </w:tcPr>
           <w:p>
@@ -15998,7 +15969,7 @@
               <w:tl2br w:val="nil"/>
               <w:tr2bl w:val="nil"/>
             </w:tcBorders>
-            <w:shd w:val="clear"/>
+            <w:shd w:val="clear" w:color="auto" w:fill="auto"/>
             <w:vAlign w:val="center"/>
           </w:tcPr>
           <w:p>
@@ -16022,7 +15993,7 @@
               <w:tl2br w:val="nil"/>
               <w:tr2bl w:val="nil"/>
             </w:tcBorders>
-            <w:shd w:val="clear"/>
+            <w:shd w:val="clear" w:color="auto" w:fill="auto"/>
             <w:vAlign w:val="center"/>
           </w:tcPr>
           <w:p>
@@ -16050,6 +16021,7 @@
             <w:insideH w:val="single" w:color="auto" w:sz="4" w:space="0"/>
             <w:insideV w:val="single" w:color="auto" w:sz="4" w:space="0"/>
           </w:tblBorders>
+          <w:shd w:val="clear" w:color="auto" w:fill="auto"/>
           <w:tblCellMar>
             <w:top w:w="15" w:type="dxa"/>
             <w:left w:w="15" w:type="dxa"/>
@@ -16067,7 +16039,7 @@
               <w:tl2br w:val="nil"/>
               <w:tr2bl w:val="nil"/>
             </w:tcBorders>
-            <w:shd w:val="clear"/>
+            <w:shd w:val="clear" w:color="auto" w:fill="auto"/>
             <w:vAlign w:val="center"/>
           </w:tcPr>
           <w:p>
@@ -16098,7 +16070,7 @@
               <w:tl2br w:val="nil"/>
               <w:tr2bl w:val="nil"/>
             </w:tcBorders>
-            <w:shd w:val="clear"/>
+            <w:shd w:val="clear" w:color="auto" w:fill="auto"/>
             <w:vAlign w:val="center"/>
           </w:tcPr>
           <w:p>
@@ -16123,7 +16095,7 @@
               <w:tl2br w:val="nil"/>
               <w:tr2bl w:val="nil"/>
             </w:tcBorders>
-            <w:shd w:val="clear"/>
+            <w:shd w:val="clear" w:color="auto" w:fill="auto"/>
             <w:vAlign w:val="center"/>
           </w:tcPr>
           <w:p>
@@ -16147,7 +16119,7 @@
               <w:tl2br w:val="nil"/>
               <w:tr2bl w:val="nil"/>
             </w:tcBorders>
-            <w:shd w:val="clear"/>
+            <w:shd w:val="clear" w:color="auto" w:fill="auto"/>
             <w:vAlign w:val="center"/>
           </w:tcPr>
           <w:p>
@@ -16174,6 +16146,7 @@
             <w:insideH w:val="single" w:color="auto" w:sz="4" w:space="0"/>
             <w:insideV w:val="single" w:color="auto" w:sz="4" w:space="0"/>
           </w:tblBorders>
+          <w:shd w:val="clear" w:color="auto" w:fill="auto"/>
           <w:tblCellMar>
             <w:top w:w="15" w:type="dxa"/>
             <w:left w:w="15" w:type="dxa"/>
@@ -16191,7 +16164,7 @@
               <w:tl2br w:val="nil"/>
               <w:tr2bl w:val="nil"/>
             </w:tcBorders>
-            <w:shd w:val="clear"/>
+            <w:shd w:val="clear" w:color="auto" w:fill="auto"/>
             <w:vAlign w:val="center"/>
           </w:tcPr>
           <w:p>
@@ -16222,7 +16195,7 @@
               <w:tl2br w:val="nil"/>
               <w:tr2bl w:val="nil"/>
             </w:tcBorders>
-            <w:shd w:val="clear"/>
+            <w:shd w:val="clear" w:color="auto" w:fill="auto"/>
             <w:vAlign w:val="center"/>
           </w:tcPr>
           <w:p>
@@ -16247,7 +16220,7 @@
               <w:tl2br w:val="nil"/>
               <w:tr2bl w:val="nil"/>
             </w:tcBorders>
-            <w:shd w:val="clear"/>
+            <w:shd w:val="clear" w:color="auto" w:fill="auto"/>
             <w:vAlign w:val="center"/>
           </w:tcPr>
           <w:p>
@@ -16271,7 +16244,7 @@
               <w:tl2br w:val="nil"/>
               <w:tr2bl w:val="nil"/>
             </w:tcBorders>
-            <w:shd w:val="clear"/>
+            <w:shd w:val="clear" w:color="auto" w:fill="auto"/>
             <w:vAlign w:val="center"/>
           </w:tcPr>
           <w:p>
@@ -17125,6 +17098,7 @@
       <w:pPr>
         <w:pStyle w:val="35"/>
         <w:numPr>
+          <w:ilvl w:val="0"/>
           <w:numId w:val="0"/>
         </w:numPr>
         <w:bidi w:val="0"/>
@@ -17322,6 +17296,7 @@
       <w:pPr>
         <w:pStyle w:val="35"/>
         <w:numPr>
+          <w:ilvl w:val="0"/>
           <w:numId w:val="0"/>
         </w:numPr>
         <w:bidi w:val="0"/>
@@ -17420,6 +17395,7 @@
       <w:pPr>
         <w:pStyle w:val="35"/>
         <w:numPr>
+          <w:ilvl w:val="0"/>
           <w:numId w:val="0"/>
         </w:numPr>
         <w:bidi w:val="0"/>
@@ -17443,6 +17419,7 @@
       <w:pPr>
         <w:pStyle w:val="35"/>
         <w:numPr>
+          <w:ilvl w:val="0"/>
           <w:numId w:val="0"/>
         </w:numPr>
         <w:bidi w:val="0"/>
@@ -17458,6 +17435,7 @@
       <w:pPr>
         <w:pStyle w:val="35"/>
         <w:numPr>
+          <w:ilvl w:val="0"/>
           <w:numId w:val="0"/>
         </w:numPr>
         <w:bidi w:val="0"/>
@@ -17556,6 +17534,7 @@
       <w:pPr>
         <w:pStyle w:val="35"/>
         <w:numPr>
+          <w:ilvl w:val="0"/>
           <w:numId w:val="0"/>
         </w:numPr>
         <w:bidi w:val="0"/>
@@ -17575,6 +17554,7 @@
       <w:pPr>
         <w:pStyle w:val="35"/>
         <w:numPr>
+          <w:ilvl w:val="0"/>
           <w:numId w:val="0"/>
         </w:numPr>
         <w:bidi w:val="0"/>
@@ -17588,6 +17568,7 @@
       <w:pPr>
         <w:pStyle w:val="35"/>
         <w:numPr>
+          <w:ilvl w:val="0"/>
           <w:numId w:val="0"/>
         </w:numPr>
         <w:bidi w:val="0"/>
@@ -17686,6 +17667,7 @@
       <w:pPr>
         <w:pStyle w:val="35"/>
         <w:numPr>
+          <w:ilvl w:val="0"/>
           <w:numId w:val="0"/>
         </w:numPr>
         <w:bidi w:val="0"/>
@@ -17702,6 +17684,7 @@
       <w:pPr>
         <w:pStyle w:val="35"/>
         <w:numPr>
+          <w:ilvl w:val="0"/>
           <w:numId w:val="0"/>
         </w:numPr>
         <w:bidi w:val="0"/>
@@ -17716,6 +17699,7 @@
       <w:pPr>
         <w:pStyle w:val="35"/>
         <w:numPr>
+          <w:ilvl w:val="0"/>
           <w:numId w:val="0"/>
         </w:numPr>
         <w:bidi w:val="0"/>
@@ -17730,6 +17714,7 @@
       <w:pPr>
         <w:pStyle w:val="35"/>
         <w:numPr>
+          <w:ilvl w:val="0"/>
           <w:numId w:val="0"/>
         </w:numPr>
         <w:bidi w:val="0"/>
@@ -19676,8 +19661,8 @@
     <w:lsdException w:qFormat="1" w:unhideWhenUsed="0" w:uiPriority="60" w:semiHidden="0" w:name="Light Shading"/>
     <w:lsdException w:qFormat="1" w:unhideWhenUsed="0" w:uiPriority="61" w:semiHidden="0" w:name="Light List"/>
     <w:lsdException w:qFormat="1" w:unhideWhenUsed="0" w:uiPriority="62" w:semiHidden="0" w:name="Light Grid"/>
-    <w:lsdException w:unhideWhenUsed="0" w:uiPriority="63" w:semiHidden="0" w:name="Medium Shading 1"/>
-    <w:lsdException w:unhideWhenUsed="0" w:uiPriority="64" w:semiHidden="0" w:name="Medium Shading 2"/>
+    <w:lsdException w:qFormat="1" w:unhideWhenUsed="0" w:uiPriority="63" w:semiHidden="0" w:name="Medium Shading 1"/>
+    <w:lsdException w:qFormat="1" w:unhideWhenUsed="0" w:uiPriority="64" w:semiHidden="0" w:name="Medium Shading 2"/>
     <w:lsdException w:unhideWhenUsed="0" w:uiPriority="65" w:semiHidden="0" w:name="Medium List 1"/>
     <w:lsdException w:unhideWhenUsed="0" w:uiPriority="66" w:semiHidden="0" w:name="Medium List 2"/>
     <w:lsdException w:unhideWhenUsed="0" w:uiPriority="67" w:semiHidden="0" w:name="Medium Grid 1"/>
@@ -19691,7 +19676,7 @@
     <w:lsdException w:qFormat="1" w:unhideWhenUsed="0" w:uiPriority="61" w:semiHidden="0" w:name="Light List Accent 1"/>
     <w:lsdException w:qFormat="1" w:unhideWhenUsed="0" w:uiPriority="62" w:semiHidden="0" w:name="Light Grid Accent 1"/>
     <w:lsdException w:qFormat="1" w:unhideWhenUsed="0" w:uiPriority="63" w:semiHidden="0" w:name="Medium Shading 1 Accent 1"/>
-    <w:lsdException w:unhideWhenUsed="0" w:uiPriority="64" w:semiHidden="0" w:name="Medium Shading 2 Accent 1"/>
+    <w:lsdException w:qFormat="1" w:unhideWhenUsed="0" w:uiPriority="64" w:semiHidden="0" w:name="Medium Shading 2 Accent 1"/>
     <w:lsdException w:unhideWhenUsed="0" w:uiPriority="65" w:semiHidden="0" w:name="Medium List 1 Accent 1"/>
     <w:lsdException w:unhideWhenUsed="0" w:uiPriority="66" w:semiHidden="0" w:name="Medium List 2 Accent 1"/>
     <w:lsdException w:unhideWhenUsed="0" w:uiPriority="67" w:semiHidden="0" w:name="Medium Grid 1 Accent 1"/>
@@ -19704,8 +19689,8 @@
     <w:lsdException w:qFormat="1" w:unhideWhenUsed="0" w:uiPriority="60" w:semiHidden="0" w:name="Light Shading Accent 2"/>
     <w:lsdException w:qFormat="1" w:unhideWhenUsed="0" w:uiPriority="61" w:semiHidden="0" w:name="Light List Accent 2"/>
     <w:lsdException w:qFormat="1" w:unhideWhenUsed="0" w:uiPriority="62" w:semiHidden="0" w:name="Light Grid Accent 2"/>
-    <w:lsdException w:unhideWhenUsed="0" w:uiPriority="63" w:semiHidden="0" w:name="Medium Shading 1 Accent 2"/>
-    <w:lsdException w:unhideWhenUsed="0" w:uiPriority="64" w:semiHidden="0" w:name="Medium Shading 2 Accent 2"/>
+    <w:lsdException w:qFormat="1" w:unhideWhenUsed="0" w:uiPriority="63" w:semiHidden="0" w:name="Medium Shading 1 Accent 2"/>
+    <w:lsdException w:qFormat="1" w:unhideWhenUsed="0" w:uiPriority="64" w:semiHidden="0" w:name="Medium Shading 2 Accent 2"/>
     <w:lsdException w:unhideWhenUsed="0" w:uiPriority="65" w:semiHidden="0" w:name="Medium List 1 Accent 2"/>
     <w:lsdException w:unhideWhenUsed="0" w:uiPriority="66" w:semiHidden="0" w:name="Medium List 2 Accent 2"/>
     <w:lsdException w:unhideWhenUsed="0" w:uiPriority="67" w:semiHidden="0" w:name="Medium Grid 1 Accent 2"/>
@@ -19719,7 +19704,7 @@
     <w:lsdException w:qFormat="1" w:unhideWhenUsed="0" w:uiPriority="61" w:semiHidden="0" w:name="Light List Accent 3"/>
     <w:lsdException w:qFormat="1" w:unhideWhenUsed="0" w:uiPriority="62" w:semiHidden="0" w:name="Light Grid Accent 3"/>
     <w:lsdException w:qFormat="1" w:unhideWhenUsed="0" w:uiPriority="63" w:semiHidden="0" w:name="Medium Shading 1 Accent 3"/>
-    <w:lsdException w:unhideWhenUsed="0" w:uiPriority="64" w:semiHidden="0" w:name="Medium Shading 2 Accent 3"/>
+    <w:lsdException w:qFormat="1" w:unhideWhenUsed="0" w:uiPriority="64" w:semiHidden="0" w:name="Medium Shading 2 Accent 3"/>
     <w:lsdException w:unhideWhenUsed="0" w:uiPriority="65" w:semiHidden="0" w:name="Medium List 1 Accent 3"/>
     <w:lsdException w:unhideWhenUsed="0" w:uiPriority="66" w:semiHidden="0" w:name="Medium List 2 Accent 3"/>
     <w:lsdException w:unhideWhenUsed="0" w:uiPriority="67" w:semiHidden="0" w:name="Medium Grid 1 Accent 3"/>
@@ -19732,8 +19717,8 @@
     <w:lsdException w:qFormat="1" w:unhideWhenUsed="0" w:uiPriority="60" w:semiHidden="0" w:name="Light Shading Accent 4"/>
     <w:lsdException w:qFormat="1" w:unhideWhenUsed="0" w:uiPriority="61" w:semiHidden="0" w:name="Light List Accent 4"/>
     <w:lsdException w:qFormat="1" w:unhideWhenUsed="0" w:uiPriority="62" w:semiHidden="0" w:name="Light Grid Accent 4"/>
-    <w:lsdException w:unhideWhenUsed="0" w:uiPriority="63" w:semiHidden="0" w:name="Medium Shading 1 Accent 4"/>
-    <w:lsdException w:unhideWhenUsed="0" w:uiPriority="64" w:semiHidden="0" w:name="Medium Shading 2 Accent 4"/>
+    <w:lsdException w:qFormat="1" w:unhideWhenUsed="0" w:uiPriority="63" w:semiHidden="0" w:name="Medium Shading 1 Accent 4"/>
+    <w:lsdException w:qFormat="1" w:unhideWhenUsed="0" w:uiPriority="64" w:semiHidden="0" w:name="Medium Shading 2 Accent 4"/>
     <w:lsdException w:unhideWhenUsed="0" w:uiPriority="65" w:semiHidden="0" w:name="Medium List 1 Accent 4"/>
     <w:lsdException w:unhideWhenUsed="0" w:uiPriority="66" w:semiHidden="0" w:name="Medium List 2 Accent 4"/>
     <w:lsdException w:unhideWhenUsed="0" w:uiPriority="67" w:semiHidden="0" w:name="Medium Grid 1 Accent 4"/>
@@ -19746,7 +19731,7 @@
     <w:lsdException w:qFormat="1" w:unhideWhenUsed="0" w:uiPriority="60" w:semiHidden="0" w:name="Light Shading Accent 5"/>
     <w:lsdException w:qFormat="1" w:unhideWhenUsed="0" w:uiPriority="61" w:semiHidden="0" w:name="Light List Accent 5"/>
     <w:lsdException w:qFormat="1" w:unhideWhenUsed="0" w:uiPriority="62" w:semiHidden="0" w:name="Light Grid Accent 5"/>
-    <w:lsdException w:unhideWhenUsed="0" w:uiPriority="63" w:semiHidden="0" w:name="Medium Shading 1 Accent 5"/>
+    <w:lsdException w:qFormat="1" w:unhideWhenUsed="0" w:uiPriority="63" w:semiHidden="0" w:name="Medium Shading 1 Accent 5"/>
     <w:lsdException w:unhideWhenUsed="0" w:uiPriority="64" w:semiHidden="0" w:name="Medium Shading 2 Accent 5"/>
     <w:lsdException w:unhideWhenUsed="0" w:uiPriority="65" w:semiHidden="0" w:name="Medium List 1 Accent 5"/>
     <w:lsdException w:unhideWhenUsed="0" w:uiPriority="66" w:semiHidden="0" w:name="Medium List 2 Accent 5"/>
@@ -19760,7 +19745,7 @@
     <w:lsdException w:qFormat="1" w:unhideWhenUsed="0" w:uiPriority="60" w:semiHidden="0" w:name="Light Shading Accent 6"/>
     <w:lsdException w:qFormat="1" w:unhideWhenUsed="0" w:uiPriority="61" w:semiHidden="0" w:name="Light List Accent 6"/>
     <w:lsdException w:qFormat="1" w:unhideWhenUsed="0" w:uiPriority="62" w:semiHidden="0" w:name="Light Grid Accent 6"/>
-    <w:lsdException w:unhideWhenUsed="0" w:uiPriority="63" w:semiHidden="0" w:name="Medium Shading 1 Accent 6"/>
+    <w:lsdException w:qFormat="1" w:unhideWhenUsed="0" w:uiPriority="63" w:semiHidden="0" w:name="Medium Shading 1 Accent 6"/>
     <w:lsdException w:unhideWhenUsed="0" w:uiPriority="64" w:semiHidden="0" w:name="Medium Shading 2 Accent 6"/>
     <w:lsdException w:unhideWhenUsed="0" w:uiPriority="65" w:semiHidden="0" w:name="Medium List 1 Accent 6"/>
     <w:lsdException w:unhideWhenUsed="0" w:uiPriority="66" w:semiHidden="0" w:name="Medium List 2 Accent 6"/>

--- a/BaoCaoKTM_NhomTripleCode/BaoCaoKetThucMon_CNPM_DA22TTC.docx
+++ b/BaoCaoKTM_NhomTripleCode/BaoCaoKetThucMon_CNPM_DA22TTC.docx
@@ -3315,8 +3315,8 @@
           <w:iCs w:val="0"/>
         </w:rPr>
       </w:pPr>
-      <w:bookmarkStart w:id="2" w:name="_Toc27274"/>
-      <w:bookmarkStart w:id="3" w:name="_Toc27080"/>
+      <w:bookmarkStart w:id="2" w:name="_Toc27080"/>
+      <w:bookmarkStart w:id="3" w:name="_Toc27274"/>
       <w:r>
         <w:rPr>
           <w:i w:val="0"/>
@@ -7028,14 +7028,14 @@
         <w:pStyle w:val="35"/>
         <w:bidi w:val="0"/>
       </w:pPr>
-      <w:bookmarkStart w:id="10" w:name="_Toc3497"/>
+      <w:bookmarkStart w:id="10" w:name="_Toc31689"/>
       <w:bookmarkStart w:id="11" w:name="_Toc16654"/>
-      <w:bookmarkStart w:id="12" w:name="_Toc10977"/>
-      <w:bookmarkStart w:id="13" w:name="_Toc8637"/>
-      <w:bookmarkStart w:id="14" w:name="_Toc10720"/>
-      <w:bookmarkStart w:id="15" w:name="_Toc15361"/>
-      <w:bookmarkStart w:id="16" w:name="_Toc31689"/>
-      <w:bookmarkStart w:id="17" w:name="_Toc15225"/>
+      <w:bookmarkStart w:id="12" w:name="_Toc15225"/>
+      <w:bookmarkStart w:id="13" w:name="_Toc10720"/>
+      <w:bookmarkStart w:id="14" w:name="_Toc15361"/>
+      <w:bookmarkStart w:id="15" w:name="_Toc8637"/>
+      <w:bookmarkStart w:id="16" w:name="_Toc10977"/>
+      <w:bookmarkStart w:id="17" w:name="_Toc3497"/>
       <w:r>
         <w:t>Đồ án môn học với đề tài “Tìm hiểu về Node.js và xây dựng website nhà hàng Ẩm Thực Phương Nam Trà Vinh” được thực hiện với mục tiêu nghiên cứu nền tảng lập trình backend hiện đại Node.js, đồng thời áp dụng vào việc xây dựng một hệ thống website giới thiệu và quản lý hoạt động của nhà hàng. Trong quá trình thực hiện, nhóm đã tìm hiểu các khái niệm cơ bản về Node.js, Express.js, cũng như cách kết nối cơ sở dữ liệu MySQL để xây dựng một hệ thống có khả năng xử lý yêu cầu nhanh, gọn, hiệu quả. Website gồm các chức năng chính như: hiển thị thực đơn món ăn theo từng loại, đặt bàn trực tuyến, đặt món ăn, quản lý hóa đơn và chi tiết hóa đơn, quản lý danh mục món ăn từ giao diện admin. Giao diện được thiết kế thân thiện, dễ sử dụng, tương thích nhiều thiết bị, sử dụng HTML, CSS</w:t>
       </w:r>
@@ -9729,6 +9729,7 @@
             <w:insideH w:val="single" w:color="auto" w:sz="4" w:space="0"/>
             <w:insideV w:val="single" w:color="auto" w:sz="4" w:space="0"/>
           </w:tblBorders>
+          <w:shd w:val="clear" w:color="auto" w:fill="auto"/>
           <w:tblCellMar>
             <w:top w:w="15" w:type="dxa"/>
             <w:left w:w="15" w:type="dxa"/>
@@ -9900,7 +9901,6 @@
             <w:insideH w:val="single" w:color="auto" w:sz="4" w:space="0"/>
             <w:insideV w:val="single" w:color="auto" w:sz="4" w:space="0"/>
           </w:tblBorders>
-          <w:shd w:val="clear" w:color="auto" w:fill="auto"/>
           <w:tblCellMar>
             <w:top w:w="15" w:type="dxa"/>
             <w:left w:w="15" w:type="dxa"/>
@@ -10076,7 +10076,6 @@
             <w:insideH w:val="single" w:color="auto" w:sz="4" w:space="0"/>
             <w:insideV w:val="single" w:color="auto" w:sz="4" w:space="0"/>
           </w:tblBorders>
-          <w:shd w:val="clear" w:color="auto" w:fill="auto"/>
           <w:tblCellMar>
             <w:top w:w="15" w:type="dxa"/>
             <w:left w:w="15" w:type="dxa"/>
@@ -13815,23 +13814,6 @@
       <w:pPr>
         <w:pStyle w:val="2"/>
         <w:bidi w:val="0"/>
-      </w:pPr>
-      <w:bookmarkStart w:id="40" w:name="_Toc9819"/>
-      <w:r>
-        <w:rPr>
-          <w:lang w:val="en-US" w:eastAsia="zh-CN"/>
-        </w:rPr>
-        <w:t>Triển khai và công nghệ sử dụng</w:t>
-      </w:r>
-      <w:bookmarkEnd w:id="40"/>
-    </w:p>
-    <w:p>
-      <w:pPr>
-        <w:keepNext w:val="0"/>
-        <w:keepLines w:val="0"/>
-        <w:widowControl/>
-        <w:suppressLineNumbers w:val="0"/>
-        <w:jc w:val="left"/>
         <w:rPr>
           <w:rFonts w:hint="default" w:ascii="Arial" w:hAnsi="Arial" w:eastAsia="SimSun" w:cs="Arial"/>
           <w:color w:val="000000"/>
@@ -13841,6 +13823,14 @@
           <w:lang w:val="en-US" w:eastAsia="zh-CN" w:bidi="ar"/>
         </w:rPr>
       </w:pPr>
+      <w:bookmarkStart w:id="40" w:name="_Toc9819"/>
+      <w:r>
+        <w:rPr>
+          <w:lang w:val="en-US" w:eastAsia="zh-CN"/>
+        </w:rPr>
+        <w:t>Triển khai và công nghệ sử dụng</w:t>
+      </w:r>
+      <w:bookmarkEnd w:id="40"/>
     </w:p>
     <w:p>
       <w:pPr>
@@ -14234,14 +14224,8 @@
       <w:r>
         <w:t>Khi code được push lên main, hệ thống sẽ tự động deploy container mới.</w:t>
       </w:r>
-    </w:p>
-    <w:p>
-      <w:pPr>
-        <w:keepNext w:val="0"/>
-        <w:keepLines w:val="0"/>
-        <w:widowControl/>
-        <w:suppressLineNumbers w:val="0"/>
-      </w:pPr>
+      <w:bookmarkStart w:id="58" w:name="_GoBack"/>
+      <w:bookmarkEnd w:id="58"/>
     </w:p>
     <w:p>
       <w:pPr>
@@ -14468,8 +14452,6 @@
       <w:r>
         <w:t>Đưa image lên Docker Hub hoặc deploy trực tiếp bằng Railway/VPS.</w:t>
       </w:r>
-      <w:bookmarkStart w:id="58" w:name="_GoBack"/>
-      <w:bookmarkEnd w:id="58"/>
     </w:p>
     <w:p>
       <w:pPr>
@@ -16810,27 +16792,6 @@
         <w:pStyle w:val="2"/>
         <w:bidi w:val="0"/>
         <w:rPr>
-          <w:rFonts w:hint="default"/>
-          <w:lang w:val="en-US" w:eastAsia="zh-CN"/>
-        </w:rPr>
-      </w:pPr>
-      <w:r>
-        <w:t xml:space="preserve"> </w:t>
-      </w:r>
-      <w:bookmarkStart w:id="50" w:name="_Toc2922"/>
-      <w:r>
-        <w:t>ĐÁNH GIÁ VÀ KẾT LUẬN</w:t>
-      </w:r>
-      <w:bookmarkEnd w:id="50"/>
-    </w:p>
-    <w:p>
-      <w:pPr>
-        <w:keepNext w:val="0"/>
-        <w:keepLines w:val="0"/>
-        <w:widowControl/>
-        <w:suppressLineNumbers w:val="0"/>
-        <w:jc w:val="left"/>
-        <w:rPr>
           <w:rFonts w:hint="default" w:ascii="Arial" w:hAnsi="Arial" w:eastAsia="SimSun" w:cs="Arial"/>
           <w:color w:val="000000"/>
           <w:kern w:val="0"/>
@@ -16839,23 +16800,14 @@
           <w:lang w:val="en-US" w:eastAsia="zh-CN" w:bidi="ar"/>
         </w:rPr>
       </w:pPr>
-    </w:p>
-    <w:p>
-      <w:pPr>
-        <w:keepNext w:val="0"/>
-        <w:keepLines w:val="0"/>
-        <w:widowControl/>
-        <w:suppressLineNumbers w:val="0"/>
-        <w:jc w:val="left"/>
-        <w:rPr>
-          <w:rFonts w:hint="default" w:ascii="Arial" w:hAnsi="Arial" w:eastAsia="SimSun" w:cs="Arial"/>
-          <w:color w:val="000000"/>
-          <w:kern w:val="0"/>
-          <w:sz w:val="22"/>
-          <w:szCs w:val="22"/>
-          <w:lang w:val="en-US" w:eastAsia="zh-CN" w:bidi="ar"/>
-        </w:rPr>
-      </w:pPr>
+      <w:r>
+        <w:t xml:space="preserve"> </w:t>
+      </w:r>
+      <w:bookmarkStart w:id="50" w:name="_Toc2922"/>
+      <w:r>
+        <w:t>ĐÁNH GIÁ VÀ KẾT LUẬN</w:t>
+      </w:r>
+      <w:bookmarkEnd w:id="50"/>
     </w:p>
     <w:p>
       <w:pPr>
@@ -17103,6 +17055,23 @@
         </w:numPr>
         <w:bidi w:val="0"/>
         <w:ind w:left="360" w:leftChars="0"/>
+      </w:pPr>
+    </w:p>
+    <w:p>
+      <w:pPr>
+        <w:keepNext w:val="0"/>
+        <w:keepLines w:val="0"/>
+        <w:widowControl/>
+        <w:suppressLineNumbers w:val="0"/>
+        <w:jc w:val="left"/>
+        <w:rPr>
+          <w:rFonts w:hint="default" w:ascii="Arial" w:hAnsi="Arial" w:eastAsia="SimSun" w:cs="Arial"/>
+          <w:color w:val="000000"/>
+          <w:kern w:val="0"/>
+          <w:sz w:val="22"/>
+          <w:szCs w:val="22"/>
+          <w:lang w:val="en-US" w:eastAsia="zh-CN" w:bidi="ar"/>
+        </w:rPr>
       </w:pPr>
     </w:p>
     <w:p>
@@ -19674,7 +19643,7 @@
     <w:lsdException w:unhideWhenUsed="0" w:uiPriority="73" w:semiHidden="0" w:name="Colorful Grid"/>
     <w:lsdException w:qFormat="1" w:unhideWhenUsed="0" w:uiPriority="60" w:semiHidden="0" w:name="Light Shading Accent 1"/>
     <w:lsdException w:qFormat="1" w:unhideWhenUsed="0" w:uiPriority="61" w:semiHidden="0" w:name="Light List Accent 1"/>
-    <w:lsdException w:qFormat="1" w:unhideWhenUsed="0" w:uiPriority="62" w:semiHidden="0" w:name="Light Grid Accent 1"/>
+    <w:lsdException w:unhideWhenUsed="0" w:uiPriority="62" w:semiHidden="0" w:name="Light Grid Accent 1"/>
     <w:lsdException w:qFormat="1" w:unhideWhenUsed="0" w:uiPriority="63" w:semiHidden="0" w:name="Medium Shading 1 Accent 1"/>
     <w:lsdException w:qFormat="1" w:unhideWhenUsed="0" w:uiPriority="64" w:semiHidden="0" w:name="Medium Shading 2 Accent 1"/>
     <w:lsdException w:unhideWhenUsed="0" w:uiPriority="65" w:semiHidden="0" w:name="Medium List 1 Accent 1"/>
@@ -19687,10 +19656,10 @@
     <w:lsdException w:unhideWhenUsed="0" w:uiPriority="72" w:semiHidden="0" w:name="Colorful List Accent 1"/>
     <w:lsdException w:unhideWhenUsed="0" w:uiPriority="73" w:semiHidden="0" w:name="Colorful Grid Accent 1"/>
     <w:lsdException w:qFormat="1" w:unhideWhenUsed="0" w:uiPriority="60" w:semiHidden="0" w:name="Light Shading Accent 2"/>
-    <w:lsdException w:qFormat="1" w:unhideWhenUsed="0" w:uiPriority="61" w:semiHidden="0" w:name="Light List Accent 2"/>
+    <w:lsdException w:unhideWhenUsed="0" w:uiPriority="61" w:semiHidden="0" w:name="Light List Accent 2"/>
     <w:lsdException w:qFormat="1" w:unhideWhenUsed="0" w:uiPriority="62" w:semiHidden="0" w:name="Light Grid Accent 2"/>
     <w:lsdException w:qFormat="1" w:unhideWhenUsed="0" w:uiPriority="63" w:semiHidden="0" w:name="Medium Shading 1 Accent 2"/>
-    <w:lsdException w:qFormat="1" w:unhideWhenUsed="0" w:uiPriority="64" w:semiHidden="0" w:name="Medium Shading 2 Accent 2"/>
+    <w:lsdException w:unhideWhenUsed="0" w:uiPriority="64" w:semiHidden="0" w:name="Medium Shading 2 Accent 2"/>
     <w:lsdException w:unhideWhenUsed="0" w:uiPriority="65" w:semiHidden="0" w:name="Medium List 1 Accent 2"/>
     <w:lsdException w:unhideWhenUsed="0" w:uiPriority="66" w:semiHidden="0" w:name="Medium List 2 Accent 2"/>
     <w:lsdException w:unhideWhenUsed="0" w:uiPriority="67" w:semiHidden="0" w:name="Medium Grid 1 Accent 2"/>
@@ -19704,7 +19673,7 @@
     <w:lsdException w:qFormat="1" w:unhideWhenUsed="0" w:uiPriority="61" w:semiHidden="0" w:name="Light List Accent 3"/>
     <w:lsdException w:qFormat="1" w:unhideWhenUsed="0" w:uiPriority="62" w:semiHidden="0" w:name="Light Grid Accent 3"/>
     <w:lsdException w:qFormat="1" w:unhideWhenUsed="0" w:uiPriority="63" w:semiHidden="0" w:name="Medium Shading 1 Accent 3"/>
-    <w:lsdException w:qFormat="1" w:unhideWhenUsed="0" w:uiPriority="64" w:semiHidden="0" w:name="Medium Shading 2 Accent 3"/>
+    <w:lsdException w:unhideWhenUsed="0" w:uiPriority="64" w:semiHidden="0" w:name="Medium Shading 2 Accent 3"/>
     <w:lsdException w:unhideWhenUsed="0" w:uiPriority="65" w:semiHidden="0" w:name="Medium List 1 Accent 3"/>
     <w:lsdException w:unhideWhenUsed="0" w:uiPriority="66" w:semiHidden="0" w:name="Medium List 2 Accent 3"/>
     <w:lsdException w:unhideWhenUsed="0" w:uiPriority="67" w:semiHidden="0" w:name="Medium Grid 1 Accent 3"/>
@@ -19718,7 +19687,7 @@
     <w:lsdException w:qFormat="1" w:unhideWhenUsed="0" w:uiPriority="61" w:semiHidden="0" w:name="Light List Accent 4"/>
     <w:lsdException w:qFormat="1" w:unhideWhenUsed="0" w:uiPriority="62" w:semiHidden="0" w:name="Light Grid Accent 4"/>
     <w:lsdException w:qFormat="1" w:unhideWhenUsed="0" w:uiPriority="63" w:semiHidden="0" w:name="Medium Shading 1 Accent 4"/>
-    <w:lsdException w:qFormat="1" w:unhideWhenUsed="0" w:uiPriority="64" w:semiHidden="0" w:name="Medium Shading 2 Accent 4"/>
+    <w:lsdException w:unhideWhenUsed="0" w:uiPriority="64" w:semiHidden="0" w:name="Medium Shading 2 Accent 4"/>
     <w:lsdException w:unhideWhenUsed="0" w:uiPriority="65" w:semiHidden="0" w:name="Medium List 1 Accent 4"/>
     <w:lsdException w:unhideWhenUsed="0" w:uiPriority="66" w:semiHidden="0" w:name="Medium List 2 Accent 4"/>
     <w:lsdException w:unhideWhenUsed="0" w:uiPriority="67" w:semiHidden="0" w:name="Medium Grid 1 Accent 4"/>
@@ -19744,7 +19713,7 @@
     <w:lsdException w:unhideWhenUsed="0" w:uiPriority="73" w:semiHidden="0" w:name="Colorful Grid Accent 5"/>
     <w:lsdException w:qFormat="1" w:unhideWhenUsed="0" w:uiPriority="60" w:semiHidden="0" w:name="Light Shading Accent 6"/>
     <w:lsdException w:qFormat="1" w:unhideWhenUsed="0" w:uiPriority="61" w:semiHidden="0" w:name="Light List Accent 6"/>
-    <w:lsdException w:qFormat="1" w:unhideWhenUsed="0" w:uiPriority="62" w:semiHidden="0" w:name="Light Grid Accent 6"/>
+    <w:lsdException w:unhideWhenUsed="0" w:uiPriority="62" w:semiHidden="0" w:name="Light Grid Accent 6"/>
     <w:lsdException w:qFormat="1" w:unhideWhenUsed="0" w:uiPriority="63" w:semiHidden="0" w:name="Medium Shading 1 Accent 6"/>
     <w:lsdException w:unhideWhenUsed="0" w:uiPriority="64" w:semiHidden="0" w:name="Medium Shading 2 Accent 6"/>
     <w:lsdException w:unhideWhenUsed="0" w:uiPriority="65" w:semiHidden="0" w:name="Medium List 1 Accent 6"/>

--- a/BaoCaoKTM_NhomTripleCode/BaoCaoKetThucMon_CNPM_DA22TTC.docx
+++ b/BaoCaoKTM_NhomTripleCode/BaoCaoKetThucMon_CNPM_DA22TTC.docx
@@ -2891,8 +2891,8 @@
           <w:iCs w:val="0"/>
         </w:rPr>
       </w:pPr>
-      <w:bookmarkStart w:id="0" w:name="_Toc583"/>
-      <w:bookmarkStart w:id="1" w:name="_Toc9889"/>
+      <w:bookmarkStart w:id="0" w:name="_Toc9889"/>
+      <w:bookmarkStart w:id="1" w:name="_Toc583"/>
       <w:r>
         <w:rPr>
           <w:i w:val="0"/>
@@ -6320,9 +6320,9 @@
       </w:pPr>
       <w:bookmarkStart w:id="4" w:name="_Toc22092"/>
       <w:bookmarkStart w:id="5" w:name="_Toc6768"/>
-      <w:bookmarkStart w:id="6" w:name="_Toc2064234370"/>
-      <w:bookmarkStart w:id="7" w:name="_Toc155038921"/>
-      <w:bookmarkStart w:id="8" w:name="_Toc1419809179"/>
+      <w:bookmarkStart w:id="6" w:name="_Toc155038921"/>
+      <w:bookmarkStart w:id="7" w:name="_Toc1419809179"/>
+      <w:bookmarkStart w:id="8" w:name="_Toc2064234370"/>
       <w:r>
         <w:rPr>
           <w:rStyle w:val="36"/>
@@ -7028,14 +7028,14 @@
         <w:pStyle w:val="35"/>
         <w:bidi w:val="0"/>
       </w:pPr>
-      <w:bookmarkStart w:id="10" w:name="_Toc31689"/>
-      <w:bookmarkStart w:id="11" w:name="_Toc16654"/>
-      <w:bookmarkStart w:id="12" w:name="_Toc15225"/>
-      <w:bookmarkStart w:id="13" w:name="_Toc10720"/>
-      <w:bookmarkStart w:id="14" w:name="_Toc15361"/>
-      <w:bookmarkStart w:id="15" w:name="_Toc8637"/>
-      <w:bookmarkStart w:id="16" w:name="_Toc10977"/>
-      <w:bookmarkStart w:id="17" w:name="_Toc3497"/>
+      <w:bookmarkStart w:id="10" w:name="_Toc16654"/>
+      <w:bookmarkStart w:id="11" w:name="_Toc15225"/>
+      <w:bookmarkStart w:id="12" w:name="_Toc10720"/>
+      <w:bookmarkStart w:id="13" w:name="_Toc15361"/>
+      <w:bookmarkStart w:id="14" w:name="_Toc8637"/>
+      <w:bookmarkStart w:id="15" w:name="_Toc10977"/>
+      <w:bookmarkStart w:id="16" w:name="_Toc3497"/>
+      <w:bookmarkStart w:id="17" w:name="_Toc31689"/>
       <w:r>
         <w:t>Đồ án môn học với đề tài “Tìm hiểu về Node.js và xây dựng website nhà hàng Ẩm Thực Phương Nam Trà Vinh” được thực hiện với mục tiêu nghiên cứu nền tảng lập trình backend hiện đại Node.js, đồng thời áp dụng vào việc xây dựng một hệ thống website giới thiệu và quản lý hoạt động của nhà hàng. Trong quá trình thực hiện, nhóm đã tìm hiểu các khái niệm cơ bản về Node.js, Express.js, cũng như cách kết nối cơ sở dữ liệu MySQL để xây dựng một hệ thống có khả năng xử lý yêu cầu nhanh, gọn, hiệu quả. Website gồm các chức năng chính như: hiển thị thực đơn món ăn theo từng loại, đặt bàn trực tuyến, đặt món ăn, quản lý hóa đơn và chi tiết hóa đơn, quản lý danh mục món ăn từ giao diện admin. Giao diện được thiết kế thân thiện, dễ sử dụng, tương thích nhiều thiết bị, sử dụng HTML, CSS</w:t>
       </w:r>
@@ -9901,6 +9901,7 @@
             <w:insideH w:val="single" w:color="auto" w:sz="4" w:space="0"/>
             <w:insideV w:val="single" w:color="auto" w:sz="4" w:space="0"/>
           </w:tblBorders>
+          <w:shd w:val="clear" w:color="auto" w:fill="auto"/>
           <w:tblCellMar>
             <w:top w:w="15" w:type="dxa"/>
             <w:left w:w="15" w:type="dxa"/>
@@ -10076,6 +10077,7 @@
             <w:insideH w:val="single" w:color="auto" w:sz="4" w:space="0"/>
             <w:insideV w:val="single" w:color="auto" w:sz="4" w:space="0"/>
           </w:tblBorders>
+          <w:shd w:val="clear" w:color="auto" w:fill="auto"/>
           <w:tblCellMar>
             <w:top w:w="15" w:type="dxa"/>
             <w:left w:w="15" w:type="dxa"/>
@@ -11576,7 +11578,7 @@
           <w:rFonts w:hint="default"/>
           <w:lang w:val="vi-VN"/>
         </w:rPr>
-        <w:t>Hình 3.2 : Sơ đồ kiến trúc phân lớp</w:t>
+        <w:t>Hình 3.1 : Sơ đồ kiến trúc phân lớp</w:t>
       </w:r>
       <w:bookmarkEnd w:id="35"/>
     </w:p>
@@ -13341,6 +13343,75 @@
         <w:widowControl/>
         <w:suppressLineNumbers w:val="0"/>
         <w:jc w:val="left"/>
+      </w:pPr>
+      <w:r>
+        <w:drawing>
+          <wp:inline distT="0" distB="0" distL="114300" distR="114300">
+            <wp:extent cx="5579745" cy="4861560"/>
+            <wp:effectExtent l="0" t="0" r="13335" b="0"/>
+            <wp:docPr id="5" name="Picture 1"/>
+            <wp:cNvGraphicFramePr>
+              <a:graphicFrameLocks xmlns:a="http://schemas.openxmlformats.org/drawingml/2006/main" noChangeAspect="1"/>
+            </wp:cNvGraphicFramePr>
+            <a:graphic xmlns:a="http://schemas.openxmlformats.org/drawingml/2006/main">
+              <a:graphicData uri="http://schemas.openxmlformats.org/drawingml/2006/picture">
+                <pic:pic xmlns:pic="http://schemas.openxmlformats.org/drawingml/2006/picture">
+                  <pic:nvPicPr>
+                    <pic:cNvPr id="5" name="Picture 1"/>
+                    <pic:cNvPicPr>
+                      <a:picLocks noChangeAspect="1"/>
+                    </pic:cNvPicPr>
+                  </pic:nvPicPr>
+                  <pic:blipFill>
+                    <a:blip r:embed="rId13"/>
+                    <a:stretch>
+                      <a:fillRect/>
+                    </a:stretch>
+                  </pic:blipFill>
+                  <pic:spPr>
+                    <a:xfrm>
+                      <a:off x="0" y="0"/>
+                      <a:ext cx="5579745" cy="4861560"/>
+                    </a:xfrm>
+                    <a:prstGeom prst="rect">
+                      <a:avLst/>
+                    </a:prstGeom>
+                    <a:noFill/>
+                    <a:ln>
+                      <a:noFill/>
+                    </a:ln>
+                  </pic:spPr>
+                </pic:pic>
+              </a:graphicData>
+            </a:graphic>
+          </wp:inline>
+        </w:drawing>
+      </w:r>
+    </w:p>
+    <w:p>
+      <w:pPr>
+        <w:pStyle w:val="13"/>
+        <w:bidi w:val="0"/>
+        <w:rPr>
+          <w:rFonts w:hint="default"/>
+          <w:lang w:val="vi-VN" w:eastAsia="zh-CN"/>
+        </w:rPr>
+      </w:pPr>
+      <w:r>
+        <w:rPr>
+          <w:rFonts w:hint="default"/>
+          <w:lang w:val="vi-VN" w:eastAsia="zh-CN"/>
+        </w:rPr>
+        <w:t>Hình 3.3: Giao diện bản vẽ FigMa</w:t>
+      </w:r>
+    </w:p>
+    <w:p>
+      <w:pPr>
+        <w:keepNext w:val="0"/>
+        <w:keepLines w:val="0"/>
+        <w:widowControl/>
+        <w:suppressLineNumbers w:val="0"/>
+        <w:jc w:val="left"/>
         <w:rPr>
           <w:rFonts w:hint="default" w:ascii="Arial" w:hAnsi="Arial" w:eastAsia="SimSun" w:cs="Arial"/>
           <w:color w:val="000000"/>
@@ -13489,11 +13560,8 @@
     </w:p>
     <w:p>
       <w:pPr>
-        <w:keepNext w:val="0"/>
-        <w:keepLines w:val="0"/>
-        <w:widowControl/>
-        <w:suppressLineNumbers w:val="0"/>
-        <w:jc w:val="left"/>
+        <w:pStyle w:val="2"/>
+        <w:bidi w:val="0"/>
         <w:rPr>
           <w:rFonts w:hint="default" w:ascii="Arial" w:hAnsi="Arial" w:eastAsia="SimSun" w:cs="Arial"/>
           <w:color w:val="000000"/>
@@ -13503,6 +13571,261 @@
           <w:lang w:val="en-US" w:eastAsia="zh-CN" w:bidi="ar"/>
         </w:rPr>
       </w:pPr>
+      <w:bookmarkStart w:id="40" w:name="_Toc9819"/>
+      <w:r>
+        <w:rPr>
+          <w:lang w:val="en-US" w:eastAsia="zh-CN"/>
+        </w:rPr>
+        <w:t>Triển khai và công nghệ sử dụng</w:t>
+      </w:r>
+      <w:bookmarkEnd w:id="40"/>
+    </w:p>
+    <w:p>
+      <w:pPr>
+        <w:pStyle w:val="3"/>
+        <w:bidi w:val="0"/>
+      </w:pPr>
+      <w:bookmarkStart w:id="41" w:name="_Toc16880"/>
+      <w:r>
+        <w:t>Công nghệ sử dụng</w:t>
+      </w:r>
+      <w:bookmarkEnd w:id="41"/>
+    </w:p>
+    <w:p>
+      <w:pPr>
+        <w:pStyle w:val="35"/>
+        <w:bidi w:val="0"/>
+      </w:pPr>
+      <w:r>
+        <w:t>Dự án “</w:t>
+      </w:r>
+      <w:r>
+        <w:rPr>
+          <w:b/>
+          <w:bCs/>
+        </w:rPr>
+        <w:t>Ẩm Thực Phương Nam</w:t>
+      </w:r>
+      <w:r>
+        <w:t>” được xây dựng trên nền tảng công nghệ hiện đại, dễ triển khai và mở rộng. Nhóm lựa chọn các công nghệ phù hợp với mục tiêu thực tế, bao gồm:</w:t>
+      </w:r>
+    </w:p>
+    <w:p>
+      <w:pPr>
+        <w:pStyle w:val="35"/>
+        <w:bidi w:val="0"/>
+        <w:rPr>
+          <w:b/>
+          <w:bCs/>
+        </w:rPr>
+      </w:pPr>
+      <w:r>
+        <w:rPr>
+          <w:b/>
+          <w:bCs/>
+        </w:rPr>
+        <w:t>Backend:</w:t>
+      </w:r>
+    </w:p>
+    <w:p>
+      <w:pPr>
+        <w:pStyle w:val="35"/>
+        <w:numPr>
+          <w:ilvl w:val="0"/>
+          <w:numId w:val="6"/>
+        </w:numPr>
+        <w:bidi w:val="0"/>
+        <w:ind w:left="1260" w:leftChars="0" w:hanging="420" w:firstLineChars="0"/>
+      </w:pPr>
+      <w:r>
+        <w:t>Node.js – môi trường chạy JavaScript phía server.</w:t>
+      </w:r>
+    </w:p>
+    <w:p>
+      <w:pPr>
+        <w:pStyle w:val="35"/>
+        <w:numPr>
+          <w:ilvl w:val="0"/>
+          <w:numId w:val="6"/>
+        </w:numPr>
+        <w:bidi w:val="0"/>
+        <w:ind w:left="1260" w:leftChars="0" w:hanging="420" w:firstLineChars="0"/>
+      </w:pPr>
+      <w:r>
+        <w:t>Express.js – framework nhẹ giúp tổ chức API rõ ràng, hỗ trợ routing và middleware.</w:t>
+      </w:r>
+    </w:p>
+    <w:p>
+      <w:pPr>
+        <w:pStyle w:val="35"/>
+        <w:bidi w:val="0"/>
+        <w:rPr>
+          <w:b/>
+          <w:bCs/>
+        </w:rPr>
+      </w:pPr>
+      <w:r>
+        <w:rPr>
+          <w:b/>
+          <w:bCs/>
+        </w:rPr>
+        <w:t>Cơ sở dữ liệu:</w:t>
+      </w:r>
+    </w:p>
+    <w:p>
+      <w:pPr>
+        <w:pStyle w:val="35"/>
+        <w:numPr>
+          <w:ilvl w:val="0"/>
+          <w:numId w:val="6"/>
+        </w:numPr>
+        <w:bidi w:val="0"/>
+        <w:ind w:left="1260" w:leftChars="0" w:hanging="420" w:firstLineChars="0"/>
+      </w:pPr>
+      <w:r>
+        <w:t>MySQL – hệ quản trị cơ sở dữ liệu quan hệ phổ biến, phù hợp xử lý thông tin dạng bảng như món ăn, khách hàng, hóa đơn.</w:t>
+      </w:r>
+    </w:p>
+    <w:p>
+      <w:pPr>
+        <w:pStyle w:val="35"/>
+        <w:bidi w:val="0"/>
+        <w:rPr>
+          <w:b/>
+          <w:bCs/>
+        </w:rPr>
+      </w:pPr>
+      <w:r>
+        <w:rPr>
+          <w:b/>
+          <w:bCs/>
+        </w:rPr>
+        <w:t>Frontend:</w:t>
+      </w:r>
+    </w:p>
+    <w:p>
+      <w:pPr>
+        <w:pStyle w:val="35"/>
+        <w:numPr>
+          <w:ilvl w:val="0"/>
+          <w:numId w:val="6"/>
+        </w:numPr>
+        <w:bidi w:val="0"/>
+        <w:ind w:left="1260" w:leftChars="0" w:hanging="420" w:firstLineChars="0"/>
+      </w:pPr>
+      <w:r>
+        <w:t>HTML5/CSS3 – ngôn ngữ cấu trúc và trình bày giao diện web.</w:t>
+      </w:r>
+    </w:p>
+    <w:p>
+      <w:pPr>
+        <w:pStyle w:val="35"/>
+        <w:numPr>
+          <w:ilvl w:val="0"/>
+          <w:numId w:val="6"/>
+        </w:numPr>
+        <w:bidi w:val="0"/>
+        <w:ind w:left="1260" w:leftChars="0" w:hanging="420" w:firstLineChars="0"/>
+      </w:pPr>
+      <w:r>
+        <w:t>Tailwind CSS – thư viện tiện ích CSS giúp thiết kế nhanh, responsive, đẹp mắt.</w:t>
+      </w:r>
+    </w:p>
+    <w:p>
+      <w:pPr>
+        <w:pStyle w:val="35"/>
+        <w:bidi w:val="0"/>
+        <w:rPr>
+          <w:b/>
+          <w:bCs/>
+        </w:rPr>
+      </w:pPr>
+      <w:r>
+        <w:rPr>
+          <w:b/>
+          <w:bCs/>
+        </w:rPr>
+        <w:t>Quản lý mã nguồn và CI/CD:</w:t>
+      </w:r>
+    </w:p>
+    <w:p>
+      <w:pPr>
+        <w:pStyle w:val="35"/>
+        <w:numPr>
+          <w:ilvl w:val="0"/>
+          <w:numId w:val="6"/>
+        </w:numPr>
+        <w:bidi w:val="0"/>
+        <w:ind w:left="1260" w:leftChars="0" w:hanging="420" w:firstLineChars="0"/>
+      </w:pPr>
+      <w:r>
+        <w:t>GitHub – nền tảng quản lý phiên bản.</w:t>
+      </w:r>
+    </w:p>
+    <w:p>
+      <w:pPr>
+        <w:pStyle w:val="35"/>
+        <w:numPr>
+          <w:ilvl w:val="0"/>
+          <w:numId w:val="6"/>
+        </w:numPr>
+        <w:bidi w:val="0"/>
+        <w:ind w:left="1260" w:leftChars="0" w:hanging="420" w:firstLineChars="0"/>
+      </w:pPr>
+      <w:r>
+        <w:t>GitHub Actions – công cụ tự động hóa kiểm thử và triển khai.</w:t>
+      </w:r>
+    </w:p>
+    <w:p>
+      <w:pPr>
+        <w:pStyle w:val="35"/>
+        <w:bidi w:val="0"/>
+        <w:rPr>
+          <w:b/>
+          <w:bCs/>
+        </w:rPr>
+      </w:pPr>
+      <w:r>
+        <w:rPr>
+          <w:b/>
+          <w:bCs/>
+        </w:rPr>
+        <w:t>Triển khai &amp; Ảo hóa:</w:t>
+      </w:r>
+    </w:p>
+    <w:p>
+      <w:pPr>
+        <w:pStyle w:val="35"/>
+        <w:numPr>
+          <w:ilvl w:val="0"/>
+          <w:numId w:val="6"/>
+        </w:numPr>
+        <w:bidi w:val="0"/>
+        <w:ind w:left="1260" w:leftChars="0" w:hanging="420" w:firstLineChars="0"/>
+      </w:pPr>
+      <w:r>
+        <w:t>Docker – công cụ container hóa toàn bộ ứng dụng.</w:t>
+      </w:r>
+    </w:p>
+    <w:p>
+      <w:pPr>
+        <w:pStyle w:val="35"/>
+        <w:numPr>
+          <w:ilvl w:val="0"/>
+          <w:numId w:val="6"/>
+        </w:numPr>
+        <w:bidi w:val="0"/>
+        <w:ind w:left="1260" w:leftChars="0" w:hanging="420" w:firstLineChars="0"/>
+      </w:pPr>
+      <w:r>
+        <w:t>Railway/Render/VPS – nền tảng cloud triển khai thực tế.</w:t>
+      </w:r>
+    </w:p>
+    <w:p>
+      <w:pPr>
+        <w:pStyle w:val="35"/>
+        <w:bidi w:val="0"/>
+      </w:pPr>
     </w:p>
     <w:p>
       <w:pPr>
@@ -13510,581 +13833,6 @@
         <w:keepLines w:val="0"/>
         <w:widowControl/>
         <w:suppressLineNumbers w:val="0"/>
-        <w:jc w:val="left"/>
-        <w:rPr>
-          <w:rFonts w:hint="default" w:ascii="Arial" w:hAnsi="Arial" w:eastAsia="SimSun" w:cs="Arial"/>
-          <w:color w:val="000000"/>
-          <w:kern w:val="0"/>
-          <w:sz w:val="22"/>
-          <w:szCs w:val="22"/>
-          <w:lang w:val="en-US" w:eastAsia="zh-CN" w:bidi="ar"/>
-        </w:rPr>
-      </w:pPr>
-    </w:p>
-    <w:p>
-      <w:pPr>
-        <w:keepNext w:val="0"/>
-        <w:keepLines w:val="0"/>
-        <w:widowControl/>
-        <w:suppressLineNumbers w:val="0"/>
-        <w:jc w:val="left"/>
-        <w:rPr>
-          <w:rFonts w:hint="default" w:ascii="Arial" w:hAnsi="Arial" w:eastAsia="SimSun" w:cs="Arial"/>
-          <w:color w:val="000000"/>
-          <w:kern w:val="0"/>
-          <w:sz w:val="22"/>
-          <w:szCs w:val="22"/>
-          <w:lang w:val="en-US" w:eastAsia="zh-CN" w:bidi="ar"/>
-        </w:rPr>
-      </w:pPr>
-    </w:p>
-    <w:p>
-      <w:pPr>
-        <w:keepNext w:val="0"/>
-        <w:keepLines w:val="0"/>
-        <w:widowControl/>
-        <w:suppressLineNumbers w:val="0"/>
-        <w:jc w:val="left"/>
-        <w:rPr>
-          <w:rFonts w:hint="default" w:ascii="Arial" w:hAnsi="Arial" w:eastAsia="SimSun" w:cs="Arial"/>
-          <w:color w:val="000000"/>
-          <w:kern w:val="0"/>
-          <w:sz w:val="22"/>
-          <w:szCs w:val="22"/>
-          <w:lang w:val="en-US" w:eastAsia="zh-CN" w:bidi="ar"/>
-        </w:rPr>
-      </w:pPr>
-    </w:p>
-    <w:p>
-      <w:pPr>
-        <w:keepNext w:val="0"/>
-        <w:keepLines w:val="0"/>
-        <w:widowControl/>
-        <w:suppressLineNumbers w:val="0"/>
-        <w:jc w:val="left"/>
-        <w:rPr>
-          <w:rFonts w:hint="default" w:ascii="Arial" w:hAnsi="Arial" w:eastAsia="SimSun" w:cs="Arial"/>
-          <w:color w:val="000000"/>
-          <w:kern w:val="0"/>
-          <w:sz w:val="22"/>
-          <w:szCs w:val="22"/>
-          <w:lang w:val="en-US" w:eastAsia="zh-CN" w:bidi="ar"/>
-        </w:rPr>
-      </w:pPr>
-    </w:p>
-    <w:p>
-      <w:pPr>
-        <w:keepNext w:val="0"/>
-        <w:keepLines w:val="0"/>
-        <w:widowControl/>
-        <w:suppressLineNumbers w:val="0"/>
-        <w:jc w:val="left"/>
-        <w:rPr>
-          <w:rFonts w:hint="default" w:ascii="Arial" w:hAnsi="Arial" w:eastAsia="SimSun" w:cs="Arial"/>
-          <w:color w:val="000000"/>
-          <w:kern w:val="0"/>
-          <w:sz w:val="22"/>
-          <w:szCs w:val="22"/>
-          <w:lang w:val="en-US" w:eastAsia="zh-CN" w:bidi="ar"/>
-        </w:rPr>
-      </w:pPr>
-    </w:p>
-    <w:p>
-      <w:pPr>
-        <w:keepNext w:val="0"/>
-        <w:keepLines w:val="0"/>
-        <w:widowControl/>
-        <w:suppressLineNumbers w:val="0"/>
-        <w:jc w:val="left"/>
-        <w:rPr>
-          <w:rFonts w:hint="default" w:ascii="Arial" w:hAnsi="Arial" w:eastAsia="SimSun" w:cs="Arial"/>
-          <w:color w:val="000000"/>
-          <w:kern w:val="0"/>
-          <w:sz w:val="22"/>
-          <w:szCs w:val="22"/>
-          <w:lang w:val="en-US" w:eastAsia="zh-CN" w:bidi="ar"/>
-        </w:rPr>
-      </w:pPr>
-    </w:p>
-    <w:p>
-      <w:pPr>
-        <w:keepNext w:val="0"/>
-        <w:keepLines w:val="0"/>
-        <w:widowControl/>
-        <w:suppressLineNumbers w:val="0"/>
-        <w:jc w:val="left"/>
-        <w:rPr>
-          <w:rFonts w:hint="default" w:ascii="Arial" w:hAnsi="Arial" w:eastAsia="SimSun" w:cs="Arial"/>
-          <w:color w:val="000000"/>
-          <w:kern w:val="0"/>
-          <w:sz w:val="22"/>
-          <w:szCs w:val="22"/>
-          <w:lang w:val="en-US" w:eastAsia="zh-CN" w:bidi="ar"/>
-        </w:rPr>
-      </w:pPr>
-    </w:p>
-    <w:p>
-      <w:pPr>
-        <w:keepNext w:val="0"/>
-        <w:keepLines w:val="0"/>
-        <w:widowControl/>
-        <w:suppressLineNumbers w:val="0"/>
-        <w:jc w:val="left"/>
-        <w:rPr>
-          <w:rFonts w:hint="default" w:ascii="Arial" w:hAnsi="Arial" w:eastAsia="SimSun" w:cs="Arial"/>
-          <w:color w:val="000000"/>
-          <w:kern w:val="0"/>
-          <w:sz w:val="22"/>
-          <w:szCs w:val="22"/>
-          <w:lang w:val="en-US" w:eastAsia="zh-CN" w:bidi="ar"/>
-        </w:rPr>
-      </w:pPr>
-    </w:p>
-    <w:p>
-      <w:pPr>
-        <w:keepNext w:val="0"/>
-        <w:keepLines w:val="0"/>
-        <w:widowControl/>
-        <w:suppressLineNumbers w:val="0"/>
-        <w:jc w:val="left"/>
-        <w:rPr>
-          <w:rFonts w:hint="default" w:ascii="Arial" w:hAnsi="Arial" w:eastAsia="SimSun" w:cs="Arial"/>
-          <w:color w:val="000000"/>
-          <w:kern w:val="0"/>
-          <w:sz w:val="22"/>
-          <w:szCs w:val="22"/>
-          <w:lang w:val="en-US" w:eastAsia="zh-CN" w:bidi="ar"/>
-        </w:rPr>
-      </w:pPr>
-    </w:p>
-    <w:p>
-      <w:pPr>
-        <w:keepNext w:val="0"/>
-        <w:keepLines w:val="0"/>
-        <w:widowControl/>
-        <w:suppressLineNumbers w:val="0"/>
-        <w:jc w:val="left"/>
-        <w:rPr>
-          <w:rFonts w:hint="default" w:ascii="Arial" w:hAnsi="Arial" w:eastAsia="SimSun" w:cs="Arial"/>
-          <w:color w:val="000000"/>
-          <w:kern w:val="0"/>
-          <w:sz w:val="22"/>
-          <w:szCs w:val="22"/>
-          <w:lang w:val="en-US" w:eastAsia="zh-CN" w:bidi="ar"/>
-        </w:rPr>
-      </w:pPr>
-    </w:p>
-    <w:p>
-      <w:pPr>
-        <w:keepNext w:val="0"/>
-        <w:keepLines w:val="0"/>
-        <w:widowControl/>
-        <w:suppressLineNumbers w:val="0"/>
-        <w:jc w:val="left"/>
-        <w:rPr>
-          <w:rFonts w:hint="default" w:ascii="Arial" w:hAnsi="Arial" w:eastAsia="SimSun" w:cs="Arial"/>
-          <w:color w:val="000000"/>
-          <w:kern w:val="0"/>
-          <w:sz w:val="22"/>
-          <w:szCs w:val="22"/>
-          <w:lang w:val="en-US" w:eastAsia="zh-CN" w:bidi="ar"/>
-        </w:rPr>
-      </w:pPr>
-    </w:p>
-    <w:p>
-      <w:pPr>
-        <w:keepNext w:val="0"/>
-        <w:keepLines w:val="0"/>
-        <w:widowControl/>
-        <w:suppressLineNumbers w:val="0"/>
-        <w:jc w:val="left"/>
-        <w:rPr>
-          <w:rFonts w:hint="default" w:ascii="Arial" w:hAnsi="Arial" w:eastAsia="SimSun" w:cs="Arial"/>
-          <w:color w:val="000000"/>
-          <w:kern w:val="0"/>
-          <w:sz w:val="22"/>
-          <w:szCs w:val="22"/>
-          <w:lang w:val="en-US" w:eastAsia="zh-CN" w:bidi="ar"/>
-        </w:rPr>
-      </w:pPr>
-    </w:p>
-    <w:p>
-      <w:pPr>
-        <w:keepNext w:val="0"/>
-        <w:keepLines w:val="0"/>
-        <w:widowControl/>
-        <w:suppressLineNumbers w:val="0"/>
-        <w:jc w:val="left"/>
-        <w:rPr>
-          <w:rFonts w:hint="default" w:ascii="Arial" w:hAnsi="Arial" w:eastAsia="SimSun" w:cs="Arial"/>
-          <w:color w:val="000000"/>
-          <w:kern w:val="0"/>
-          <w:sz w:val="22"/>
-          <w:szCs w:val="22"/>
-          <w:lang w:val="en-US" w:eastAsia="zh-CN" w:bidi="ar"/>
-        </w:rPr>
-      </w:pPr>
-    </w:p>
-    <w:p>
-      <w:pPr>
-        <w:keepNext w:val="0"/>
-        <w:keepLines w:val="0"/>
-        <w:widowControl/>
-        <w:suppressLineNumbers w:val="0"/>
-        <w:jc w:val="left"/>
-        <w:rPr>
-          <w:rFonts w:hint="default" w:ascii="Arial" w:hAnsi="Arial" w:eastAsia="SimSun" w:cs="Arial"/>
-          <w:color w:val="000000"/>
-          <w:kern w:val="0"/>
-          <w:sz w:val="22"/>
-          <w:szCs w:val="22"/>
-          <w:lang w:val="en-US" w:eastAsia="zh-CN" w:bidi="ar"/>
-        </w:rPr>
-      </w:pPr>
-    </w:p>
-    <w:p>
-      <w:pPr>
-        <w:keepNext w:val="0"/>
-        <w:keepLines w:val="0"/>
-        <w:widowControl/>
-        <w:suppressLineNumbers w:val="0"/>
-        <w:jc w:val="left"/>
-        <w:rPr>
-          <w:rFonts w:hint="default" w:ascii="Arial" w:hAnsi="Arial" w:eastAsia="SimSun" w:cs="Arial"/>
-          <w:color w:val="000000"/>
-          <w:kern w:val="0"/>
-          <w:sz w:val="22"/>
-          <w:szCs w:val="22"/>
-          <w:lang w:val="en-US" w:eastAsia="zh-CN" w:bidi="ar"/>
-        </w:rPr>
-      </w:pPr>
-    </w:p>
-    <w:p>
-      <w:pPr>
-        <w:keepNext w:val="0"/>
-        <w:keepLines w:val="0"/>
-        <w:widowControl/>
-        <w:suppressLineNumbers w:val="0"/>
-        <w:jc w:val="left"/>
-        <w:rPr>
-          <w:rFonts w:hint="default" w:ascii="Arial" w:hAnsi="Arial" w:eastAsia="SimSun" w:cs="Arial"/>
-          <w:color w:val="000000"/>
-          <w:kern w:val="0"/>
-          <w:sz w:val="22"/>
-          <w:szCs w:val="22"/>
-          <w:lang w:val="en-US" w:eastAsia="zh-CN" w:bidi="ar"/>
-        </w:rPr>
-      </w:pPr>
-    </w:p>
-    <w:p>
-      <w:pPr>
-        <w:keepNext w:val="0"/>
-        <w:keepLines w:val="0"/>
-        <w:widowControl/>
-        <w:suppressLineNumbers w:val="0"/>
-        <w:jc w:val="left"/>
-        <w:rPr>
-          <w:rFonts w:hint="default" w:ascii="Arial" w:hAnsi="Arial" w:eastAsia="SimSun" w:cs="Arial"/>
-          <w:color w:val="000000"/>
-          <w:kern w:val="0"/>
-          <w:sz w:val="22"/>
-          <w:szCs w:val="22"/>
-          <w:lang w:val="en-US" w:eastAsia="zh-CN" w:bidi="ar"/>
-        </w:rPr>
-      </w:pPr>
-    </w:p>
-    <w:p>
-      <w:pPr>
-        <w:keepNext w:val="0"/>
-        <w:keepLines w:val="0"/>
-        <w:widowControl/>
-        <w:suppressLineNumbers w:val="0"/>
-        <w:jc w:val="left"/>
-        <w:rPr>
-          <w:rFonts w:hint="default" w:ascii="Arial" w:hAnsi="Arial" w:eastAsia="SimSun" w:cs="Arial"/>
-          <w:color w:val="000000"/>
-          <w:kern w:val="0"/>
-          <w:sz w:val="22"/>
-          <w:szCs w:val="22"/>
-          <w:lang w:val="en-US" w:eastAsia="zh-CN" w:bidi="ar"/>
-        </w:rPr>
-      </w:pPr>
-    </w:p>
-    <w:p>
-      <w:pPr>
-        <w:pStyle w:val="2"/>
-        <w:bidi w:val="0"/>
-        <w:rPr>
-          <w:rFonts w:hint="default" w:ascii="Arial" w:hAnsi="Arial" w:eastAsia="SimSun" w:cs="Arial"/>
-          <w:color w:val="000000"/>
-          <w:kern w:val="0"/>
-          <w:sz w:val="22"/>
-          <w:szCs w:val="22"/>
-          <w:lang w:val="en-US" w:eastAsia="zh-CN" w:bidi="ar"/>
-        </w:rPr>
-      </w:pPr>
-      <w:bookmarkStart w:id="40" w:name="_Toc9819"/>
-      <w:r>
-        <w:rPr>
-          <w:lang w:val="en-US" w:eastAsia="zh-CN"/>
-        </w:rPr>
-        <w:t>Triển khai và công nghệ sử dụng</w:t>
-      </w:r>
-      <w:bookmarkEnd w:id="40"/>
-    </w:p>
-    <w:p>
-      <w:pPr>
-        <w:pStyle w:val="3"/>
-        <w:bidi w:val="0"/>
-      </w:pPr>
-      <w:bookmarkStart w:id="41" w:name="_Toc16880"/>
-      <w:r>
-        <w:t>Công nghệ sử dụng</w:t>
-      </w:r>
-      <w:bookmarkEnd w:id="41"/>
-    </w:p>
-    <w:p>
-      <w:pPr>
-        <w:pStyle w:val="35"/>
-        <w:bidi w:val="0"/>
-      </w:pPr>
-      <w:r>
-        <w:t>Dự án “</w:t>
-      </w:r>
-      <w:r>
-        <w:rPr>
-          <w:b/>
-          <w:bCs/>
-        </w:rPr>
-        <w:t>Ẩm Thực Phương Nam</w:t>
-      </w:r>
-      <w:r>
-        <w:t>” được xây dựng trên nền tảng công nghệ hiện đại, dễ triển khai và mở rộng. Nhóm lựa chọn các công nghệ phù hợp với mục tiêu thực tế, bao gồm:</w:t>
-      </w:r>
-    </w:p>
-    <w:p>
-      <w:pPr>
-        <w:pStyle w:val="35"/>
-        <w:bidi w:val="0"/>
-        <w:rPr>
-          <w:b/>
-          <w:bCs/>
-        </w:rPr>
-      </w:pPr>
-      <w:r>
-        <w:rPr>
-          <w:b/>
-          <w:bCs/>
-        </w:rPr>
-        <w:t>Backend:</w:t>
-      </w:r>
-    </w:p>
-    <w:p>
-      <w:pPr>
-        <w:pStyle w:val="35"/>
-        <w:numPr>
-          <w:ilvl w:val="0"/>
-          <w:numId w:val="6"/>
-        </w:numPr>
-        <w:bidi w:val="0"/>
-        <w:ind w:left="1260" w:leftChars="0" w:hanging="420" w:firstLineChars="0"/>
-      </w:pPr>
-      <w:r>
-        <w:t>Node.js – môi trường chạy JavaScript phía server.</w:t>
-      </w:r>
-    </w:p>
-    <w:p>
-      <w:pPr>
-        <w:pStyle w:val="35"/>
-        <w:numPr>
-          <w:ilvl w:val="0"/>
-          <w:numId w:val="6"/>
-        </w:numPr>
-        <w:bidi w:val="0"/>
-        <w:ind w:left="1260" w:leftChars="0" w:hanging="420" w:firstLineChars="0"/>
-      </w:pPr>
-      <w:r>
-        <w:t>Express.js – framework nhẹ giúp tổ chức API rõ ràng, hỗ trợ routing và middleware.</w:t>
-      </w:r>
-    </w:p>
-    <w:p>
-      <w:pPr>
-        <w:pStyle w:val="35"/>
-        <w:bidi w:val="0"/>
-        <w:rPr>
-          <w:b/>
-          <w:bCs/>
-        </w:rPr>
-      </w:pPr>
-      <w:r>
-        <w:rPr>
-          <w:b/>
-          <w:bCs/>
-        </w:rPr>
-        <w:t>Cơ sở dữ liệu:</w:t>
-      </w:r>
-    </w:p>
-    <w:p>
-      <w:pPr>
-        <w:pStyle w:val="35"/>
-        <w:numPr>
-          <w:ilvl w:val="0"/>
-          <w:numId w:val="6"/>
-        </w:numPr>
-        <w:bidi w:val="0"/>
-        <w:ind w:left="1260" w:leftChars="0" w:hanging="420" w:firstLineChars="0"/>
-      </w:pPr>
-      <w:r>
-        <w:t>MySQL – hệ quản trị cơ sở dữ liệu quan hệ phổ biến, phù hợp xử lý thông tin dạng bảng như món ăn, khách hàng, hóa đơn.</w:t>
-      </w:r>
-    </w:p>
-    <w:p>
-      <w:pPr>
-        <w:pStyle w:val="35"/>
-        <w:bidi w:val="0"/>
-        <w:rPr>
-          <w:b/>
-          <w:bCs/>
-        </w:rPr>
-      </w:pPr>
-      <w:r>
-        <w:rPr>
-          <w:b/>
-          <w:bCs/>
-        </w:rPr>
-        <w:t>Frontend:</w:t>
-      </w:r>
-    </w:p>
-    <w:p>
-      <w:pPr>
-        <w:pStyle w:val="35"/>
-        <w:numPr>
-          <w:ilvl w:val="0"/>
-          <w:numId w:val="6"/>
-        </w:numPr>
-        <w:bidi w:val="0"/>
-        <w:ind w:left="1260" w:leftChars="0" w:hanging="420" w:firstLineChars="0"/>
-      </w:pPr>
-      <w:r>
-        <w:t>HTML5/CSS3 – ngôn ngữ cấu trúc và trình bày giao diện web.</w:t>
-      </w:r>
-    </w:p>
-    <w:p>
-      <w:pPr>
-        <w:pStyle w:val="35"/>
-        <w:numPr>
-          <w:ilvl w:val="0"/>
-          <w:numId w:val="6"/>
-        </w:numPr>
-        <w:bidi w:val="0"/>
-        <w:ind w:left="1260" w:leftChars="0" w:hanging="420" w:firstLineChars="0"/>
-      </w:pPr>
-      <w:r>
-        <w:t>Tailwind CSS – thư viện tiện ích CSS giúp thiết kế nhanh, responsive, đẹp mắt.</w:t>
-      </w:r>
-    </w:p>
-    <w:p>
-      <w:pPr>
-        <w:pStyle w:val="35"/>
-        <w:bidi w:val="0"/>
-        <w:rPr>
-          <w:b/>
-          <w:bCs/>
-        </w:rPr>
-      </w:pPr>
-      <w:r>
-        <w:rPr>
-          <w:b/>
-          <w:bCs/>
-        </w:rPr>
-        <w:t>Quản lý mã nguồn và CI/CD:</w:t>
-      </w:r>
-    </w:p>
-    <w:p>
-      <w:pPr>
-        <w:pStyle w:val="35"/>
-        <w:numPr>
-          <w:ilvl w:val="0"/>
-          <w:numId w:val="6"/>
-        </w:numPr>
-        <w:bidi w:val="0"/>
-        <w:ind w:left="1260" w:leftChars="0" w:hanging="420" w:firstLineChars="0"/>
-      </w:pPr>
-      <w:r>
-        <w:t>GitHub – nền tảng quản lý phiên bản.</w:t>
-      </w:r>
-    </w:p>
-    <w:p>
-      <w:pPr>
-        <w:pStyle w:val="35"/>
-        <w:numPr>
-          <w:ilvl w:val="0"/>
-          <w:numId w:val="6"/>
-        </w:numPr>
-        <w:bidi w:val="0"/>
-        <w:ind w:left="1260" w:leftChars="0" w:hanging="420" w:firstLineChars="0"/>
-      </w:pPr>
-      <w:r>
-        <w:t>GitHub Actions – công cụ tự động hóa kiểm thử và triển khai.</w:t>
-      </w:r>
-    </w:p>
-    <w:p>
-      <w:pPr>
-        <w:pStyle w:val="35"/>
-        <w:bidi w:val="0"/>
-        <w:rPr>
-          <w:b/>
-          <w:bCs/>
-        </w:rPr>
-      </w:pPr>
-      <w:r>
-        <w:rPr>
-          <w:b/>
-          <w:bCs/>
-        </w:rPr>
-        <w:t>Triển khai &amp; Ảo hóa:</w:t>
-      </w:r>
-    </w:p>
-    <w:p>
-      <w:pPr>
-        <w:pStyle w:val="35"/>
-        <w:numPr>
-          <w:ilvl w:val="0"/>
-          <w:numId w:val="6"/>
-        </w:numPr>
-        <w:bidi w:val="0"/>
-        <w:ind w:left="1260" w:leftChars="0" w:hanging="420" w:firstLineChars="0"/>
-      </w:pPr>
-      <w:r>
-        <w:t>Docker – công cụ container hóa toàn bộ ứng dụng.</w:t>
-      </w:r>
-    </w:p>
-    <w:p>
-      <w:pPr>
-        <w:pStyle w:val="35"/>
-        <w:numPr>
-          <w:ilvl w:val="0"/>
-          <w:numId w:val="6"/>
-        </w:numPr>
-        <w:bidi w:val="0"/>
-        <w:ind w:left="1260" w:leftChars="0" w:hanging="420" w:firstLineChars="0"/>
-      </w:pPr>
-      <w:r>
-        <w:t>Railway/Render/VPS – nền tảng cloud triển khai thực tế.</w:t>
-      </w:r>
-    </w:p>
-    <w:p>
-      <w:pPr>
-        <w:pStyle w:val="35"/>
-        <w:bidi w:val="0"/>
-      </w:pPr>
-    </w:p>
-    <w:p>
-      <w:pPr>
-        <w:keepNext w:val="0"/>
-        <w:keepLines w:val="0"/>
-        <w:widowControl/>
-        <w:suppressLineNumbers w:val="0"/>
       </w:pPr>
     </w:p>
     <w:p>
@@ -14224,8 +13972,6 @@
       <w:r>
         <w:t>Khi code được push lên main, hệ thống sẽ tự động deploy container mới.</w:t>
       </w:r>
-      <w:bookmarkStart w:id="58" w:name="_GoBack"/>
-      <w:bookmarkEnd w:id="58"/>
     </w:p>
     <w:p>
       <w:pPr>
@@ -14991,7 +14737,6 @@
             <w:insideH w:val="single" w:color="auto" w:sz="4" w:space="0"/>
             <w:insideV w:val="single" w:color="auto" w:sz="4" w:space="0"/>
           </w:tblBorders>
-          <w:shd w:val="clear" w:color="auto" w:fill="auto"/>
           <w:tblCellMar>
             <w:top w:w="15" w:type="dxa"/>
             <w:left w:w="15" w:type="dxa"/>
@@ -15244,7 +14989,6 @@
             <w:insideH w:val="single" w:color="auto" w:sz="4" w:space="0"/>
             <w:insideV w:val="single" w:color="auto" w:sz="4" w:space="0"/>
           </w:tblBorders>
-          <w:shd w:val="clear" w:color="auto" w:fill="auto"/>
           <w:tblCellMar>
             <w:top w:w="15" w:type="dxa"/>
             <w:left w:w="15" w:type="dxa"/>
@@ -15370,7 +15114,6 @@
             <w:insideH w:val="single" w:color="auto" w:sz="4" w:space="0"/>
             <w:insideV w:val="single" w:color="auto" w:sz="4" w:space="0"/>
           </w:tblBorders>
-          <w:shd w:val="clear" w:color="auto" w:fill="auto"/>
           <w:tblCellMar>
             <w:top w:w="15" w:type="dxa"/>
             <w:left w:w="15" w:type="dxa"/>
@@ -15496,7 +15239,6 @@
             <w:insideH w:val="single" w:color="auto" w:sz="4" w:space="0"/>
             <w:insideV w:val="single" w:color="auto" w:sz="4" w:space="0"/>
           </w:tblBorders>
-          <w:shd w:val="clear" w:color="auto" w:fill="auto"/>
           <w:tblCellMar>
             <w:top w:w="15" w:type="dxa"/>
             <w:left w:w="15" w:type="dxa"/>
@@ -15624,7 +15366,6 @@
             <w:insideH w:val="single" w:color="auto" w:sz="4" w:space="0"/>
             <w:insideV w:val="single" w:color="auto" w:sz="4" w:space="0"/>
           </w:tblBorders>
-          <w:shd w:val="clear" w:color="auto" w:fill="auto"/>
           <w:tblCellMar>
             <w:top w:w="15" w:type="dxa"/>
             <w:left w:w="15" w:type="dxa"/>
@@ -15751,7 +15492,6 @@
             <w:insideH w:val="single" w:color="auto" w:sz="4" w:space="0"/>
             <w:insideV w:val="single" w:color="auto" w:sz="4" w:space="0"/>
           </w:tblBorders>
-          <w:shd w:val="clear" w:color="auto" w:fill="auto"/>
           <w:tblCellMar>
             <w:top w:w="15" w:type="dxa"/>
             <w:left w:w="15" w:type="dxa"/>
@@ -15877,7 +15617,6 @@
             <w:insideH w:val="single" w:color="auto" w:sz="4" w:space="0"/>
             <w:insideV w:val="single" w:color="auto" w:sz="4" w:space="0"/>
           </w:tblBorders>
-          <w:shd w:val="clear" w:color="auto" w:fill="auto"/>
           <w:tblCellMar>
             <w:top w:w="15" w:type="dxa"/>
             <w:left w:w="15" w:type="dxa"/>
@@ -16003,7 +15742,6 @@
             <w:insideH w:val="single" w:color="auto" w:sz="4" w:space="0"/>
             <w:insideV w:val="single" w:color="auto" w:sz="4" w:space="0"/>
           </w:tblBorders>
-          <w:shd w:val="clear" w:color="auto" w:fill="auto"/>
           <w:tblCellMar>
             <w:top w:w="15" w:type="dxa"/>
             <w:left w:w="15" w:type="dxa"/>
@@ -16128,7 +15866,6 @@
             <w:insideH w:val="single" w:color="auto" w:sz="4" w:space="0"/>
             <w:insideV w:val="single" w:color="auto" w:sz="4" w:space="0"/>
           </w:tblBorders>
-          <w:shd w:val="clear" w:color="auto" w:fill="auto"/>
           <w:tblCellMar>
             <w:top w:w="15" w:type="dxa"/>
             <w:left w:w="15" w:type="dxa"/>
@@ -16559,20 +16296,6 @@
       <w:pPr>
         <w:pStyle w:val="3"/>
         <w:bidi w:val="0"/>
-      </w:pPr>
-      <w:bookmarkStart w:id="49" w:name="_Toc13753"/>
-      <w:r>
-        <w:t>Kết quả kiểm thử API</w:t>
-      </w:r>
-      <w:bookmarkEnd w:id="49"/>
-    </w:p>
-    <w:p>
-      <w:pPr>
-        <w:keepNext w:val="0"/>
-        <w:keepLines w:val="0"/>
-        <w:widowControl/>
-        <w:suppressLineNumbers w:val="0"/>
-        <w:jc w:val="left"/>
         <w:rPr>
           <w:rFonts w:hint="default" w:ascii="Arial" w:hAnsi="Arial" w:eastAsia="SimSun" w:cs="Arial"/>
           <w:color w:val="000000"/>
@@ -16582,6 +16305,11 @@
           <w:lang w:val="en-US" w:eastAsia="zh-CN" w:bidi="ar"/>
         </w:rPr>
       </w:pPr>
+      <w:bookmarkStart w:id="49" w:name="_Toc13753"/>
+      <w:r>
+        <w:t>Kết quả kiểm thử API</w:t>
+      </w:r>
+      <w:bookmarkEnd w:id="49"/>
     </w:p>
     <w:p>
       <w:pPr>
@@ -16589,7 +16317,7 @@
         <w:keepLines w:val="0"/>
         <w:widowControl/>
         <w:suppressLineNumbers w:val="0"/>
-        <w:jc w:val="left"/>
+        <w:jc w:val="center"/>
         <w:rPr>
           <w:rFonts w:hint="default" w:ascii="Arial" w:hAnsi="Arial" w:eastAsia="SimSun" w:cs="Arial"/>
           <w:color w:val="000000"/>
@@ -16599,91 +16327,68 @@
           <w:lang w:val="en-US" w:eastAsia="zh-CN" w:bidi="ar"/>
         </w:rPr>
       </w:pPr>
-    </w:p>
-    <w:p>
-      <w:pPr>
-        <w:keepNext w:val="0"/>
-        <w:keepLines w:val="0"/>
-        <w:widowControl/>
-        <w:suppressLineNumbers w:val="0"/>
-        <w:jc w:val="left"/>
-        <w:rPr>
-          <w:rFonts w:hint="default" w:ascii="Arial" w:hAnsi="Arial" w:eastAsia="SimSun" w:cs="Arial"/>
-          <w:color w:val="000000"/>
-          <w:kern w:val="0"/>
-          <w:sz w:val="22"/>
-          <w:szCs w:val="22"/>
-          <w:lang w:val="en-US" w:eastAsia="zh-CN" w:bidi="ar"/>
-        </w:rPr>
-      </w:pPr>
-    </w:p>
-    <w:p>
-      <w:pPr>
-        <w:keepNext w:val="0"/>
-        <w:keepLines w:val="0"/>
-        <w:widowControl/>
-        <w:suppressLineNumbers w:val="0"/>
-        <w:jc w:val="left"/>
-        <w:rPr>
-          <w:rFonts w:hint="default" w:ascii="Arial" w:hAnsi="Arial" w:eastAsia="SimSun" w:cs="Arial"/>
-          <w:color w:val="000000"/>
-          <w:kern w:val="0"/>
-          <w:sz w:val="22"/>
-          <w:szCs w:val="22"/>
-          <w:lang w:val="en-US" w:eastAsia="zh-CN" w:bidi="ar"/>
-        </w:rPr>
-      </w:pPr>
-    </w:p>
-    <w:p>
-      <w:pPr>
-        <w:keepNext w:val="0"/>
-        <w:keepLines w:val="0"/>
-        <w:widowControl/>
-        <w:suppressLineNumbers w:val="0"/>
-        <w:jc w:val="left"/>
-        <w:rPr>
-          <w:rFonts w:hint="default" w:ascii="Arial" w:hAnsi="Arial" w:eastAsia="SimSun" w:cs="Arial"/>
-          <w:color w:val="000000"/>
-          <w:kern w:val="0"/>
-          <w:sz w:val="22"/>
-          <w:szCs w:val="22"/>
-          <w:lang w:val="en-US" w:eastAsia="zh-CN" w:bidi="ar"/>
-        </w:rPr>
-      </w:pPr>
-    </w:p>
-    <w:p>
-      <w:pPr>
-        <w:keepNext w:val="0"/>
-        <w:keepLines w:val="0"/>
-        <w:widowControl/>
-        <w:suppressLineNumbers w:val="0"/>
-        <w:jc w:val="left"/>
-        <w:rPr>
-          <w:rFonts w:hint="default" w:ascii="Arial" w:hAnsi="Arial" w:eastAsia="SimSun" w:cs="Arial"/>
-          <w:color w:val="000000"/>
-          <w:kern w:val="0"/>
-          <w:sz w:val="22"/>
-          <w:szCs w:val="22"/>
-          <w:lang w:val="en-US" w:eastAsia="zh-CN" w:bidi="ar"/>
-        </w:rPr>
-      </w:pPr>
-    </w:p>
-    <w:p>
-      <w:pPr>
-        <w:keepNext w:val="0"/>
-        <w:keepLines w:val="0"/>
-        <w:widowControl/>
-        <w:suppressLineNumbers w:val="0"/>
-        <w:jc w:val="left"/>
-        <w:rPr>
-          <w:rFonts w:hint="default" w:ascii="Arial" w:hAnsi="Arial" w:eastAsia="SimSun" w:cs="Arial"/>
-          <w:color w:val="000000"/>
-          <w:kern w:val="0"/>
-          <w:sz w:val="22"/>
-          <w:szCs w:val="22"/>
-          <w:lang w:val="en-US" w:eastAsia="zh-CN" w:bidi="ar"/>
-        </w:rPr>
-      </w:pPr>
+      <w:r>
+        <w:drawing>
+          <wp:inline distT="0" distB="0" distL="114300" distR="114300">
+            <wp:extent cx="3729990" cy="5392420"/>
+            <wp:effectExtent l="0" t="0" r="3810" b="2540"/>
+            <wp:docPr id="6" name="Picture 2"/>
+            <wp:cNvGraphicFramePr>
+              <a:graphicFrameLocks xmlns:a="http://schemas.openxmlformats.org/drawingml/2006/main" noChangeAspect="1"/>
+            </wp:cNvGraphicFramePr>
+            <a:graphic xmlns:a="http://schemas.openxmlformats.org/drawingml/2006/main">
+              <a:graphicData uri="http://schemas.openxmlformats.org/drawingml/2006/picture">
+                <pic:pic xmlns:pic="http://schemas.openxmlformats.org/drawingml/2006/picture">
+                  <pic:nvPicPr>
+                    <pic:cNvPr id="6" name="Picture 2"/>
+                    <pic:cNvPicPr>
+                      <a:picLocks noChangeAspect="1"/>
+                    </pic:cNvPicPr>
+                  </pic:nvPicPr>
+                  <pic:blipFill>
+                    <a:blip r:embed="rId14"/>
+                    <a:stretch>
+                      <a:fillRect/>
+                    </a:stretch>
+                  </pic:blipFill>
+                  <pic:spPr>
+                    <a:xfrm>
+                      <a:off x="0" y="0"/>
+                      <a:ext cx="3729990" cy="5392420"/>
+                    </a:xfrm>
+                    <a:prstGeom prst="rect">
+                      <a:avLst/>
+                    </a:prstGeom>
+                    <a:noFill/>
+                    <a:ln>
+                      <a:noFill/>
+                    </a:ln>
+                  </pic:spPr>
+                </pic:pic>
+              </a:graphicData>
+            </a:graphic>
+          </wp:inline>
+        </w:drawing>
+      </w:r>
+    </w:p>
+    <w:p>
+      <w:pPr>
+        <w:pStyle w:val="13"/>
+        <w:bidi w:val="0"/>
+        <w:rPr>
+          <w:rFonts w:hint="default"/>
+          <w:lang w:val="vi-VN" w:eastAsia="zh-CN"/>
+        </w:rPr>
+      </w:pPr>
+      <w:r>
+        <w:rPr>
+          <w:rFonts w:hint="default"/>
+          <w:lang w:val="vi-VN" w:eastAsia="zh-CN"/>
+        </w:rPr>
+        <w:t>Hình 6.1: Kiểm thử các API</w:t>
+      </w:r>
+      <w:bookmarkStart w:id="58" w:name="_GoBack"/>
+      <w:bookmarkEnd w:id="58"/>
     </w:p>
     <w:p>
       <w:pPr>
@@ -19628,10 +19333,10 @@
     <w:lsdException w:qFormat="1" w:unhideWhenUsed="0" w:uiPriority="39" w:semiHidden="0" w:name="Table Grid"/>
     <w:lsdException w:uiPriority="99" w:name="Table Theme"/>
     <w:lsdException w:qFormat="1" w:unhideWhenUsed="0" w:uiPriority="60" w:semiHidden="0" w:name="Light Shading"/>
-    <w:lsdException w:qFormat="1" w:unhideWhenUsed="0" w:uiPriority="61" w:semiHidden="0" w:name="Light List"/>
+    <w:lsdException w:unhideWhenUsed="0" w:uiPriority="61" w:semiHidden="0" w:name="Light List"/>
     <w:lsdException w:qFormat="1" w:unhideWhenUsed="0" w:uiPriority="62" w:semiHidden="0" w:name="Light Grid"/>
-    <w:lsdException w:qFormat="1" w:unhideWhenUsed="0" w:uiPriority="63" w:semiHidden="0" w:name="Medium Shading 1"/>
-    <w:lsdException w:qFormat="1" w:unhideWhenUsed="0" w:uiPriority="64" w:semiHidden="0" w:name="Medium Shading 2"/>
+    <w:lsdException w:unhideWhenUsed="0" w:uiPriority="63" w:semiHidden="0" w:name="Medium Shading 1"/>
+    <w:lsdException w:unhideWhenUsed="0" w:uiPriority="64" w:semiHidden="0" w:name="Medium Shading 2"/>
     <w:lsdException w:unhideWhenUsed="0" w:uiPriority="65" w:semiHidden="0" w:name="Medium List 1"/>
     <w:lsdException w:unhideWhenUsed="0" w:uiPriority="66" w:semiHidden="0" w:name="Medium List 2"/>
     <w:lsdException w:unhideWhenUsed="0" w:uiPriority="67" w:semiHidden="0" w:name="Medium Grid 1"/>
@@ -19641,11 +19346,11 @@
     <w:lsdException w:unhideWhenUsed="0" w:uiPriority="71" w:semiHidden="0" w:name="Colorful Shading"/>
     <w:lsdException w:unhideWhenUsed="0" w:uiPriority="72" w:semiHidden="0" w:name="Colorful List"/>
     <w:lsdException w:unhideWhenUsed="0" w:uiPriority="73" w:semiHidden="0" w:name="Colorful Grid"/>
-    <w:lsdException w:qFormat="1" w:unhideWhenUsed="0" w:uiPriority="60" w:semiHidden="0" w:name="Light Shading Accent 1"/>
+    <w:lsdException w:unhideWhenUsed="0" w:uiPriority="60" w:semiHidden="0" w:name="Light Shading Accent 1"/>
     <w:lsdException w:qFormat="1" w:unhideWhenUsed="0" w:uiPriority="61" w:semiHidden="0" w:name="Light List Accent 1"/>
     <w:lsdException w:unhideWhenUsed="0" w:uiPriority="62" w:semiHidden="0" w:name="Light Grid Accent 1"/>
     <w:lsdException w:qFormat="1" w:unhideWhenUsed="0" w:uiPriority="63" w:semiHidden="0" w:name="Medium Shading 1 Accent 1"/>
-    <w:lsdException w:qFormat="1" w:unhideWhenUsed="0" w:uiPriority="64" w:semiHidden="0" w:name="Medium Shading 2 Accent 1"/>
+    <w:lsdException w:unhideWhenUsed="0" w:uiPriority="64" w:semiHidden="0" w:name="Medium Shading 2 Accent 1"/>
     <w:lsdException w:unhideWhenUsed="0" w:uiPriority="65" w:semiHidden="0" w:name="Medium List 1 Accent 1"/>
     <w:lsdException w:unhideWhenUsed="0" w:uiPriority="66" w:semiHidden="0" w:name="Medium List 2 Accent 1"/>
     <w:lsdException w:unhideWhenUsed="0" w:uiPriority="67" w:semiHidden="0" w:name="Medium Grid 1 Accent 1"/>
@@ -19657,8 +19362,8 @@
     <w:lsdException w:unhideWhenUsed="0" w:uiPriority="73" w:semiHidden="0" w:name="Colorful Grid Accent 1"/>
     <w:lsdException w:qFormat="1" w:unhideWhenUsed="0" w:uiPriority="60" w:semiHidden="0" w:name="Light Shading Accent 2"/>
     <w:lsdException w:unhideWhenUsed="0" w:uiPriority="61" w:semiHidden="0" w:name="Light List Accent 2"/>
-    <w:lsdException w:qFormat="1" w:unhideWhenUsed="0" w:uiPriority="62" w:semiHidden="0" w:name="Light Grid Accent 2"/>
-    <w:lsdException w:qFormat="1" w:unhideWhenUsed="0" w:uiPriority="63" w:semiHidden="0" w:name="Medium Shading 1 Accent 2"/>
+    <w:lsdException w:unhideWhenUsed="0" w:uiPriority="62" w:semiHidden="0" w:name="Light Grid Accent 2"/>
+    <w:lsdException w:unhideWhenUsed="0" w:uiPriority="63" w:semiHidden="0" w:name="Medium Shading 1 Accent 2"/>
     <w:lsdException w:unhideWhenUsed="0" w:uiPriority="64" w:semiHidden="0" w:name="Medium Shading 2 Accent 2"/>
     <w:lsdException w:unhideWhenUsed="0" w:uiPriority="65" w:semiHidden="0" w:name="Medium List 1 Accent 2"/>
     <w:lsdException w:unhideWhenUsed="0" w:uiPriority="66" w:semiHidden="0" w:name="Medium List 2 Accent 2"/>
@@ -19669,9 +19374,9 @@
     <w:lsdException w:unhideWhenUsed="0" w:uiPriority="71" w:semiHidden="0" w:name="Colorful Shading Accent 2"/>
     <w:lsdException w:unhideWhenUsed="0" w:uiPriority="72" w:semiHidden="0" w:name="Colorful List Accent 2"/>
     <w:lsdException w:unhideWhenUsed="0" w:uiPriority="73" w:semiHidden="0" w:name="Colorful Grid Accent 2"/>
-    <w:lsdException w:qFormat="1" w:unhideWhenUsed="0" w:uiPriority="60" w:semiHidden="0" w:name="Light Shading Accent 3"/>
+    <w:lsdException w:unhideWhenUsed="0" w:uiPriority="60" w:semiHidden="0" w:name="Light Shading Accent 3"/>
     <w:lsdException w:qFormat="1" w:unhideWhenUsed="0" w:uiPriority="61" w:semiHidden="0" w:name="Light List Accent 3"/>
-    <w:lsdException w:qFormat="1" w:unhideWhenUsed="0" w:uiPriority="62" w:semiHidden="0" w:name="Light Grid Accent 3"/>
+    <w:lsdException w:unhideWhenUsed="0" w:uiPriority="62" w:semiHidden="0" w:name="Light Grid Accent 3"/>
     <w:lsdException w:qFormat="1" w:unhideWhenUsed="0" w:uiPriority="63" w:semiHidden="0" w:name="Medium Shading 1 Accent 3"/>
     <w:lsdException w:unhideWhenUsed="0" w:uiPriority="64" w:semiHidden="0" w:name="Medium Shading 2 Accent 3"/>
     <w:lsdException w:unhideWhenUsed="0" w:uiPriority="65" w:semiHidden="0" w:name="Medium List 1 Accent 3"/>
@@ -19686,7 +19391,7 @@
     <w:lsdException w:qFormat="1" w:unhideWhenUsed="0" w:uiPriority="60" w:semiHidden="0" w:name="Light Shading Accent 4"/>
     <w:lsdException w:qFormat="1" w:unhideWhenUsed="0" w:uiPriority="61" w:semiHidden="0" w:name="Light List Accent 4"/>
     <w:lsdException w:qFormat="1" w:unhideWhenUsed="0" w:uiPriority="62" w:semiHidden="0" w:name="Light Grid Accent 4"/>
-    <w:lsdException w:qFormat="1" w:unhideWhenUsed="0" w:uiPriority="63" w:semiHidden="0" w:name="Medium Shading 1 Accent 4"/>
+    <w:lsdException w:unhideWhenUsed="0" w:uiPriority="63" w:semiHidden="0" w:name="Medium Shading 1 Accent 4"/>
     <w:lsdException w:unhideWhenUsed="0" w:uiPriority="64" w:semiHidden="0" w:name="Medium Shading 2 Accent 4"/>
     <w:lsdException w:unhideWhenUsed="0" w:uiPriority="65" w:semiHidden="0" w:name="Medium List 1 Accent 4"/>
     <w:lsdException w:unhideWhenUsed="0" w:uiPriority="66" w:semiHidden="0" w:name="Medium List 2 Accent 4"/>
@@ -19700,7 +19405,7 @@
     <w:lsdException w:qFormat="1" w:unhideWhenUsed="0" w:uiPriority="60" w:semiHidden="0" w:name="Light Shading Accent 5"/>
     <w:lsdException w:qFormat="1" w:unhideWhenUsed="0" w:uiPriority="61" w:semiHidden="0" w:name="Light List Accent 5"/>
     <w:lsdException w:qFormat="1" w:unhideWhenUsed="0" w:uiPriority="62" w:semiHidden="0" w:name="Light Grid Accent 5"/>
-    <w:lsdException w:qFormat="1" w:unhideWhenUsed="0" w:uiPriority="63" w:semiHidden="0" w:name="Medium Shading 1 Accent 5"/>
+    <w:lsdException w:unhideWhenUsed="0" w:uiPriority="63" w:semiHidden="0" w:name="Medium Shading 1 Accent 5"/>
     <w:lsdException w:unhideWhenUsed="0" w:uiPriority="64" w:semiHidden="0" w:name="Medium Shading 2 Accent 5"/>
     <w:lsdException w:unhideWhenUsed="0" w:uiPriority="65" w:semiHidden="0" w:name="Medium List 1 Accent 5"/>
     <w:lsdException w:unhideWhenUsed="0" w:uiPriority="66" w:semiHidden="0" w:name="Medium List 2 Accent 5"/>
@@ -19711,10 +19416,10 @@
     <w:lsdException w:unhideWhenUsed="0" w:uiPriority="71" w:semiHidden="0" w:name="Colorful Shading Accent 5"/>
     <w:lsdException w:unhideWhenUsed="0" w:uiPriority="72" w:semiHidden="0" w:name="Colorful List Accent 5"/>
     <w:lsdException w:unhideWhenUsed="0" w:uiPriority="73" w:semiHidden="0" w:name="Colorful Grid Accent 5"/>
-    <w:lsdException w:qFormat="1" w:unhideWhenUsed="0" w:uiPriority="60" w:semiHidden="0" w:name="Light Shading Accent 6"/>
+    <w:lsdException w:unhideWhenUsed="0" w:uiPriority="60" w:semiHidden="0" w:name="Light Shading Accent 6"/>
     <w:lsdException w:qFormat="1" w:unhideWhenUsed="0" w:uiPriority="61" w:semiHidden="0" w:name="Light List Accent 6"/>
-    <w:lsdException w:unhideWhenUsed="0" w:uiPriority="62" w:semiHidden="0" w:name="Light Grid Accent 6"/>
-    <w:lsdException w:qFormat="1" w:unhideWhenUsed="0" w:uiPriority="63" w:semiHidden="0" w:name="Medium Shading 1 Accent 6"/>
+    <w:lsdException w:qFormat="1" w:unhideWhenUsed="0" w:uiPriority="62" w:semiHidden="0" w:name="Light Grid Accent 6"/>
+    <w:lsdException w:unhideWhenUsed="0" w:uiPriority="63" w:semiHidden="0" w:name="Medium Shading 1 Accent 6"/>
     <w:lsdException w:unhideWhenUsed="0" w:uiPriority="64" w:semiHidden="0" w:name="Medium Shading 2 Accent 6"/>
     <w:lsdException w:unhideWhenUsed="0" w:uiPriority="65" w:semiHidden="0" w:name="Medium List 1 Accent 6"/>
     <w:lsdException w:unhideWhenUsed="0" w:uiPriority="66" w:semiHidden="0" w:name="Medium List 2 Accent 6"/>

--- a/BaoCaoKTM_NhomTripleCode/BaoCaoKetThucMon_CNPM_DA22TTC.docx
+++ b/BaoCaoKTM_NhomTripleCode/BaoCaoKetThucMon_CNPM_DA22TTC.docx
@@ -2891,8 +2891,8 @@
           <w:iCs w:val="0"/>
         </w:rPr>
       </w:pPr>
-      <w:bookmarkStart w:id="0" w:name="_Toc9889"/>
-      <w:bookmarkStart w:id="1" w:name="_Toc583"/>
+      <w:bookmarkStart w:id="0" w:name="_Toc583"/>
+      <w:bookmarkStart w:id="1" w:name="_Toc27951"/>
       <w:r>
         <w:rPr>
           <w:i w:val="0"/>
@@ -3315,8 +3315,8 @@
           <w:iCs w:val="0"/>
         </w:rPr>
       </w:pPr>
-      <w:bookmarkStart w:id="2" w:name="_Toc27080"/>
-      <w:bookmarkStart w:id="3" w:name="_Toc27274"/>
+      <w:bookmarkStart w:id="2" w:name="_Toc27274"/>
+      <w:bookmarkStart w:id="3" w:name="_Toc32695"/>
       <w:r>
         <w:rPr>
           <w:i w:val="0"/>
@@ -3367,7 +3367,7 @@
           <w:i w:val="0"/>
           <w:iCs w:val="0"/>
         </w:rPr>
-        <w:instrText xml:space="preserve"> HYPERLINK \l _Toc9889 </w:instrText>
+        <w:instrText xml:space="preserve"> HYPERLINK \l _Toc27951 </w:instrText>
       </w:r>
       <w:r>
         <w:rPr>
@@ -3407,7 +3407,7 @@
         <w:fldChar w:fldCharType="begin"/>
       </w:r>
       <w:r>
-        <w:instrText xml:space="preserve"> PAGEREF _Toc9889 \h </w:instrText>
+        <w:instrText xml:space="preserve"> PAGEREF _Toc27951 \h </w:instrText>
       </w:r>
       <w:r>
         <w:fldChar w:fldCharType="separate"/>
@@ -3445,7 +3445,7 @@
           <w:i w:val="0"/>
           <w:iCs w:val="0"/>
         </w:rPr>
-        <w:instrText xml:space="preserve"> HYPERLINK \l _Toc27080 </w:instrText>
+        <w:instrText xml:space="preserve"> HYPERLINK \l _Toc32695 </w:instrText>
       </w:r>
       <w:r>
         <w:rPr>
@@ -3468,7 +3468,7 @@
         <w:fldChar w:fldCharType="begin"/>
       </w:r>
       <w:r>
-        <w:instrText xml:space="preserve"> PAGEREF _Toc27080 \h </w:instrText>
+        <w:instrText xml:space="preserve"> PAGEREF _Toc32695 \h </w:instrText>
       </w:r>
       <w:r>
         <w:fldChar w:fldCharType="separate"/>
@@ -3506,7 +3506,7 @@
           <w:i w:val="0"/>
           <w:iCs w:val="0"/>
         </w:rPr>
-        <w:instrText xml:space="preserve"> HYPERLINK \l _Toc22092 </w:instrText>
+        <w:instrText xml:space="preserve"> HYPERLINK \l _Toc2889 </w:instrText>
       </w:r>
       <w:r>
         <w:rPr>
@@ -3531,7 +3531,7 @@
         <w:fldChar w:fldCharType="begin"/>
       </w:r>
       <w:r>
-        <w:instrText xml:space="preserve"> PAGEREF _Toc22092 \h </w:instrText>
+        <w:instrText xml:space="preserve"> PAGEREF _Toc2889 \h </w:instrText>
       </w:r>
       <w:r>
         <w:fldChar w:fldCharType="separate"/>
@@ -3569,7 +3569,7 @@
           <w:i w:val="0"/>
           <w:iCs w:val="0"/>
         </w:rPr>
-        <w:instrText xml:space="preserve"> HYPERLINK \l _Toc8836 </w:instrText>
+        <w:instrText xml:space="preserve"> HYPERLINK \l _Toc17539 </w:instrText>
       </w:r>
       <w:r>
         <w:rPr>
@@ -3601,7 +3601,7 @@
         <w:fldChar w:fldCharType="begin"/>
       </w:r>
       <w:r>
-        <w:instrText xml:space="preserve"> PAGEREF _Toc8836 \h </w:instrText>
+        <w:instrText xml:space="preserve"> PAGEREF _Toc17539 \h </w:instrText>
       </w:r>
       <w:r>
         <w:fldChar w:fldCharType="separate"/>
@@ -3639,7 +3639,7 @@
           <w:i w:val="0"/>
           <w:iCs w:val="0"/>
         </w:rPr>
-        <w:instrText xml:space="preserve"> HYPERLINK \l _Toc11648 </w:instrText>
+        <w:instrText xml:space="preserve"> HYPERLINK \l _Toc21684 </w:instrText>
       </w:r>
       <w:r>
         <w:rPr>
@@ -3670,7 +3670,7 @@
         <w:fldChar w:fldCharType="begin"/>
       </w:r>
       <w:r>
-        <w:instrText xml:space="preserve"> PAGEREF _Toc11648 \h </w:instrText>
+        <w:instrText xml:space="preserve"> PAGEREF _Toc21684 \h </w:instrText>
       </w:r>
       <w:r>
         <w:fldChar w:fldCharType="separate"/>
@@ -3708,7 +3708,7 @@
           <w:i w:val="0"/>
           <w:iCs w:val="0"/>
         </w:rPr>
-        <w:instrText xml:space="preserve"> HYPERLINK \l _Toc3797 </w:instrText>
+        <w:instrText xml:space="preserve"> HYPERLINK \l _Toc16754 </w:instrText>
       </w:r>
       <w:r>
         <w:rPr>
@@ -3737,7 +3737,7 @@
         <w:fldChar w:fldCharType="begin"/>
       </w:r>
       <w:r>
-        <w:instrText xml:space="preserve"> PAGEREF _Toc3797 \h </w:instrText>
+        <w:instrText xml:space="preserve"> PAGEREF _Toc16754 \h </w:instrText>
       </w:r>
       <w:r>
         <w:fldChar w:fldCharType="separate"/>
@@ -3775,7 +3775,7 @@
           <w:i w:val="0"/>
           <w:iCs w:val="0"/>
         </w:rPr>
-        <w:instrText xml:space="preserve"> HYPERLINK \l _Toc12397 </w:instrText>
+        <w:instrText xml:space="preserve"> HYPERLINK \l _Toc23597 </w:instrText>
       </w:r>
       <w:r>
         <w:rPr>
@@ -3804,7 +3804,7 @@
         <w:fldChar w:fldCharType="begin"/>
       </w:r>
       <w:r>
-        <w:instrText xml:space="preserve"> PAGEREF _Toc12397 \h </w:instrText>
+        <w:instrText xml:space="preserve"> PAGEREF _Toc23597 \h </w:instrText>
       </w:r>
       <w:r>
         <w:fldChar w:fldCharType="separate"/>
@@ -3842,7 +3842,7 @@
           <w:i w:val="0"/>
           <w:iCs w:val="0"/>
         </w:rPr>
-        <w:instrText xml:space="preserve"> HYPERLINK \l _Toc21902 </w:instrText>
+        <w:instrText xml:space="preserve"> HYPERLINK \l _Toc25974 </w:instrText>
       </w:r>
       <w:r>
         <w:rPr>
@@ -3871,7 +3871,7 @@
         <w:fldChar w:fldCharType="begin"/>
       </w:r>
       <w:r>
-        <w:instrText xml:space="preserve"> PAGEREF _Toc21902 \h </w:instrText>
+        <w:instrText xml:space="preserve"> PAGEREF _Toc25974 \h </w:instrText>
       </w:r>
       <w:r>
         <w:fldChar w:fldCharType="separate"/>
@@ -3909,7 +3909,7 @@
           <w:i w:val="0"/>
           <w:iCs w:val="0"/>
         </w:rPr>
-        <w:instrText xml:space="preserve"> HYPERLINK \l _Toc30809 </w:instrText>
+        <w:instrText xml:space="preserve"> HYPERLINK \l _Toc41 </w:instrText>
       </w:r>
       <w:r>
         <w:rPr>
@@ -3938,7 +3938,7 @@
         <w:fldChar w:fldCharType="begin"/>
       </w:r>
       <w:r>
-        <w:instrText xml:space="preserve"> PAGEREF _Toc30809 \h </w:instrText>
+        <w:instrText xml:space="preserve"> PAGEREF _Toc41 \h </w:instrText>
       </w:r>
       <w:r>
         <w:fldChar w:fldCharType="separate"/>
@@ -3976,7 +3976,7 @@
           <w:i w:val="0"/>
           <w:iCs w:val="0"/>
         </w:rPr>
-        <w:instrText xml:space="preserve"> HYPERLINK \l _Toc2462 </w:instrText>
+        <w:instrText xml:space="preserve"> HYPERLINK \l _Toc30872 </w:instrText>
       </w:r>
       <w:r>
         <w:rPr>
@@ -4005,7 +4005,7 @@
         <w:fldChar w:fldCharType="begin"/>
       </w:r>
       <w:r>
-        <w:instrText xml:space="preserve"> PAGEREF _Toc2462 \h </w:instrText>
+        <w:instrText xml:space="preserve"> PAGEREF _Toc30872 \h </w:instrText>
       </w:r>
       <w:r>
         <w:fldChar w:fldCharType="separate"/>
@@ -4043,7 +4043,7 @@
           <w:i w:val="0"/>
           <w:iCs w:val="0"/>
         </w:rPr>
-        <w:instrText xml:space="preserve"> HYPERLINK \l _Toc6223 </w:instrText>
+        <w:instrText xml:space="preserve"> HYPERLINK \l _Toc12578 </w:instrText>
       </w:r>
       <w:r>
         <w:rPr>
@@ -4072,7 +4072,7 @@
         <w:fldChar w:fldCharType="begin"/>
       </w:r>
       <w:r>
-        <w:instrText xml:space="preserve"> PAGEREF _Toc6223 \h </w:instrText>
+        <w:instrText xml:space="preserve"> PAGEREF _Toc12578 \h </w:instrText>
       </w:r>
       <w:r>
         <w:fldChar w:fldCharType="separate"/>
@@ -4110,7 +4110,7 @@
           <w:i w:val="0"/>
           <w:iCs w:val="0"/>
         </w:rPr>
-        <w:instrText xml:space="preserve"> HYPERLINK \l _Toc22124 </w:instrText>
+        <w:instrText xml:space="preserve"> HYPERLINK \l _Toc28590 </w:instrText>
       </w:r>
       <w:r>
         <w:rPr>
@@ -4139,7 +4139,7 @@
         <w:fldChar w:fldCharType="begin"/>
       </w:r>
       <w:r>
-        <w:instrText xml:space="preserve"> PAGEREF _Toc22124 \h </w:instrText>
+        <w:instrText xml:space="preserve"> PAGEREF _Toc28590 \h </w:instrText>
       </w:r>
       <w:r>
         <w:fldChar w:fldCharType="separate"/>
@@ -4177,7 +4177,7 @@
           <w:i w:val="0"/>
           <w:iCs w:val="0"/>
         </w:rPr>
-        <w:instrText xml:space="preserve"> HYPERLINK \l _Toc2171 </w:instrText>
+        <w:instrText xml:space="preserve"> HYPERLINK \l _Toc21119 </w:instrText>
       </w:r>
       <w:r>
         <w:rPr>
@@ -4203,7 +4203,7 @@
         <w:fldChar w:fldCharType="begin"/>
       </w:r>
       <w:r>
-        <w:instrText xml:space="preserve"> PAGEREF _Toc2171 \h </w:instrText>
+        <w:instrText xml:space="preserve"> PAGEREF _Toc21119 \h </w:instrText>
       </w:r>
       <w:r>
         <w:fldChar w:fldCharType="separate"/>
@@ -4241,7 +4241,7 @@
           <w:i w:val="0"/>
           <w:iCs w:val="0"/>
         </w:rPr>
-        <w:instrText xml:space="preserve"> HYPERLINK \l _Toc27723 </w:instrText>
+        <w:instrText xml:space="preserve"> HYPERLINK \l _Toc2526 </w:instrText>
       </w:r>
       <w:r>
         <w:rPr>
@@ -4267,7 +4267,7 @@
         <w:fldChar w:fldCharType="begin"/>
       </w:r>
       <w:r>
-        <w:instrText xml:space="preserve"> PAGEREF _Toc27723 \h </w:instrText>
+        <w:instrText xml:space="preserve"> PAGEREF _Toc2526 \h </w:instrText>
       </w:r>
       <w:r>
         <w:fldChar w:fldCharType="separate"/>
@@ -4305,7 +4305,7 @@
           <w:i w:val="0"/>
           <w:iCs w:val="0"/>
         </w:rPr>
-        <w:instrText xml:space="preserve"> HYPERLINK \l _Toc21842 </w:instrText>
+        <w:instrText xml:space="preserve"> HYPERLINK \l _Toc21182 </w:instrText>
       </w:r>
       <w:r>
         <w:rPr>
@@ -4334,7 +4334,7 @@
         <w:fldChar w:fldCharType="begin"/>
       </w:r>
       <w:r>
-        <w:instrText xml:space="preserve"> PAGEREF _Toc21842 \h </w:instrText>
+        <w:instrText xml:space="preserve"> PAGEREF _Toc21182 \h </w:instrText>
       </w:r>
       <w:r>
         <w:fldChar w:fldCharType="separate"/>
@@ -4372,7 +4372,7 @@
           <w:i w:val="0"/>
           <w:iCs w:val="0"/>
         </w:rPr>
-        <w:instrText xml:space="preserve"> HYPERLINK \l _Toc5515 </w:instrText>
+        <w:instrText xml:space="preserve"> HYPERLINK \l _Toc16340 </w:instrText>
       </w:r>
       <w:r>
         <w:rPr>
@@ -4401,7 +4401,7 @@
         <w:fldChar w:fldCharType="begin"/>
       </w:r>
       <w:r>
-        <w:instrText xml:space="preserve"> PAGEREF _Toc5515 \h </w:instrText>
+        <w:instrText xml:space="preserve"> PAGEREF _Toc16340 \h </w:instrText>
       </w:r>
       <w:r>
         <w:fldChar w:fldCharType="separate"/>
@@ -4439,7 +4439,7 @@
           <w:i w:val="0"/>
           <w:iCs w:val="0"/>
         </w:rPr>
-        <w:instrText xml:space="preserve"> HYPERLINK \l _Toc30953 </w:instrText>
+        <w:instrText xml:space="preserve"> HYPERLINK \l _Toc9052 </w:instrText>
       </w:r>
       <w:r>
         <w:rPr>
@@ -4468,7 +4468,7 @@
         <w:fldChar w:fldCharType="begin"/>
       </w:r>
       <w:r>
-        <w:instrText xml:space="preserve"> PAGEREF _Toc30953 \h </w:instrText>
+        <w:instrText xml:space="preserve"> PAGEREF _Toc9052 \h </w:instrText>
       </w:r>
       <w:r>
         <w:fldChar w:fldCharType="separate"/>
@@ -4506,7 +4506,7 @@
           <w:i w:val="0"/>
           <w:iCs w:val="0"/>
         </w:rPr>
-        <w:instrText xml:space="preserve"> HYPERLINK \l _Toc24800 </w:instrText>
+        <w:instrText xml:space="preserve"> HYPERLINK \l _Toc12954 </w:instrText>
       </w:r>
       <w:r>
         <w:rPr>
@@ -4532,7 +4532,7 @@
         <w:fldChar w:fldCharType="begin"/>
       </w:r>
       <w:r>
-        <w:instrText xml:space="preserve"> PAGEREF _Toc24800 \h </w:instrText>
+        <w:instrText xml:space="preserve"> PAGEREF _Toc12954 \h </w:instrText>
       </w:r>
       <w:r>
         <w:fldChar w:fldCharType="separate"/>
@@ -4570,7 +4570,7 @@
           <w:i w:val="0"/>
           <w:iCs w:val="0"/>
         </w:rPr>
-        <w:instrText xml:space="preserve"> HYPERLINK \l _Toc14389 </w:instrText>
+        <w:instrText xml:space="preserve"> HYPERLINK \l _Toc26831 </w:instrText>
       </w:r>
       <w:r>
         <w:rPr>
@@ -4596,7 +4596,7 @@
         <w:fldChar w:fldCharType="begin"/>
       </w:r>
       <w:r>
-        <w:instrText xml:space="preserve"> PAGEREF _Toc14389 \h </w:instrText>
+        <w:instrText xml:space="preserve"> PAGEREF _Toc26831 \h </w:instrText>
       </w:r>
       <w:r>
         <w:fldChar w:fldCharType="separate"/>
@@ -4634,7 +4634,7 @@
           <w:i w:val="0"/>
           <w:iCs w:val="0"/>
         </w:rPr>
-        <w:instrText xml:space="preserve"> HYPERLINK \l _Toc29756 </w:instrText>
+        <w:instrText xml:space="preserve"> HYPERLINK \l _Toc9746 </w:instrText>
       </w:r>
       <w:r>
         <w:rPr>
@@ -4663,7 +4663,7 @@
         <w:fldChar w:fldCharType="begin"/>
       </w:r>
       <w:r>
-        <w:instrText xml:space="preserve"> PAGEREF _Toc29756 \h </w:instrText>
+        <w:instrText xml:space="preserve"> PAGEREF _Toc9746 \h </w:instrText>
       </w:r>
       <w:r>
         <w:fldChar w:fldCharType="separate"/>
@@ -4701,7 +4701,7 @@
           <w:i w:val="0"/>
           <w:iCs w:val="0"/>
         </w:rPr>
-        <w:instrText xml:space="preserve"> HYPERLINK \l _Toc27393 </w:instrText>
+        <w:instrText xml:space="preserve"> HYPERLINK \l _Toc27538 </w:instrText>
       </w:r>
       <w:r>
         <w:rPr>
@@ -4727,7 +4727,7 @@
         <w:fldChar w:fldCharType="begin"/>
       </w:r>
       <w:r>
-        <w:instrText xml:space="preserve"> PAGEREF _Toc27393 \h </w:instrText>
+        <w:instrText xml:space="preserve"> PAGEREF _Toc27538 \h </w:instrText>
       </w:r>
       <w:r>
         <w:fldChar w:fldCharType="separate"/>
@@ -4765,7 +4765,7 @@
           <w:i w:val="0"/>
           <w:iCs w:val="0"/>
         </w:rPr>
-        <w:instrText xml:space="preserve"> HYPERLINK \l _Toc29526 </w:instrText>
+        <w:instrText xml:space="preserve"> HYPERLINK \l _Toc3176 </w:instrText>
       </w:r>
       <w:r>
         <w:rPr>
@@ -4794,7 +4794,7 @@
         <w:fldChar w:fldCharType="begin"/>
       </w:r>
       <w:r>
-        <w:instrText xml:space="preserve"> PAGEREF _Toc29526 \h </w:instrText>
+        <w:instrText xml:space="preserve"> PAGEREF _Toc3176 \h </w:instrText>
       </w:r>
       <w:r>
         <w:fldChar w:fldCharType="separate"/>
@@ -4832,7 +4832,7 @@
           <w:i w:val="0"/>
           <w:iCs w:val="0"/>
         </w:rPr>
-        <w:instrText xml:space="preserve"> HYPERLINK \l _Toc3292 </w:instrText>
+        <w:instrText xml:space="preserve"> HYPERLINK \l _Toc23124 </w:instrText>
       </w:r>
       <w:r>
         <w:rPr>
@@ -4861,7 +4861,7 @@
         <w:fldChar w:fldCharType="begin"/>
       </w:r>
       <w:r>
-        <w:instrText xml:space="preserve"> PAGEREF _Toc3292 \h </w:instrText>
+        <w:instrText xml:space="preserve"> PAGEREF _Toc23124 \h </w:instrText>
       </w:r>
       <w:r>
         <w:fldChar w:fldCharType="separate"/>
@@ -4899,7 +4899,7 @@
           <w:i w:val="0"/>
           <w:iCs w:val="0"/>
         </w:rPr>
-        <w:instrText xml:space="preserve"> HYPERLINK \l _Toc32616 </w:instrText>
+        <w:instrText xml:space="preserve"> HYPERLINK \l _Toc4600 </w:instrText>
       </w:r>
       <w:r>
         <w:rPr>
@@ -4936,7 +4936,7 @@
         <w:fldChar w:fldCharType="begin"/>
       </w:r>
       <w:r>
-        <w:instrText xml:space="preserve"> PAGEREF _Toc32616 \h </w:instrText>
+        <w:instrText xml:space="preserve"> PAGEREF _Toc4600 \h </w:instrText>
       </w:r>
       <w:r>
         <w:fldChar w:fldCharType="separate"/>
@@ -4974,7 +4974,7 @@
           <w:i w:val="0"/>
           <w:iCs w:val="0"/>
         </w:rPr>
-        <w:instrText xml:space="preserve"> HYPERLINK \l _Toc9819 </w:instrText>
+        <w:instrText xml:space="preserve"> HYPERLINK \l _Toc11969 </w:instrText>
       </w:r>
       <w:r>
         <w:rPr>
@@ -4985,8 +4985,11 @@
       </w:r>
       <w:r>
         <w:rPr>
-          <w:rFonts w:hint="default" w:ascii="Times New Roman" w:hAnsi="Times New Roman"/>
-          <w:i w:val="0"/>
+          <w:rFonts w:hint="default" w:ascii="Times New Roman" w:hAnsi="Times New Roman" w:eastAsia="SimSun" w:cs="Arial"/>
+          <w:i w:val="0"/>
+          <w:kern w:val="0"/>
+          <w:szCs w:val="22"/>
+          <w:lang w:val="en-US" w:eastAsia="zh-CN" w:bidi="ar"/>
         </w:rPr>
         <w:t xml:space="preserve">CHƯƠNG 4. </w:t>
       </w:r>
@@ -5003,7 +5006,7 @@
         <w:fldChar w:fldCharType="begin"/>
       </w:r>
       <w:r>
-        <w:instrText xml:space="preserve"> PAGEREF _Toc9819 \h </w:instrText>
+        <w:instrText xml:space="preserve"> PAGEREF _Toc11969 \h </w:instrText>
       </w:r>
       <w:r>
         <w:fldChar w:fldCharType="separate"/>
@@ -5041,7 +5044,7 @@
           <w:i w:val="0"/>
           <w:iCs w:val="0"/>
         </w:rPr>
-        <w:instrText xml:space="preserve"> HYPERLINK \l _Toc16880 </w:instrText>
+        <w:instrText xml:space="preserve"> HYPERLINK \l _Toc21882 </w:instrText>
       </w:r>
       <w:r>
         <w:rPr>
@@ -5067,7 +5070,7 @@
         <w:fldChar w:fldCharType="begin"/>
       </w:r>
       <w:r>
-        <w:instrText xml:space="preserve"> PAGEREF _Toc16880 \h </w:instrText>
+        <w:instrText xml:space="preserve"> PAGEREF _Toc21882 \h </w:instrText>
       </w:r>
       <w:r>
         <w:fldChar w:fldCharType="separate"/>
@@ -5105,7 +5108,7 @@
           <w:i w:val="0"/>
           <w:iCs w:val="0"/>
         </w:rPr>
-        <w:instrText xml:space="preserve"> HYPERLINK \l _Toc22865 </w:instrText>
+        <w:instrText xml:space="preserve"> HYPERLINK \l _Toc20869 </w:instrText>
       </w:r>
       <w:r>
         <w:rPr>
@@ -5131,7 +5134,7 @@
         <w:fldChar w:fldCharType="begin"/>
       </w:r>
       <w:r>
-        <w:instrText xml:space="preserve"> PAGEREF _Toc22865 \h </w:instrText>
+        <w:instrText xml:space="preserve"> PAGEREF _Toc20869 \h </w:instrText>
       </w:r>
       <w:r>
         <w:fldChar w:fldCharType="separate"/>
@@ -5169,7 +5172,7 @@
           <w:i w:val="0"/>
           <w:iCs w:val="0"/>
         </w:rPr>
-        <w:instrText xml:space="preserve"> HYPERLINK \l _Toc17022 </w:instrText>
+        <w:instrText xml:space="preserve"> HYPERLINK \l _Toc5745 </w:instrText>
       </w:r>
       <w:r>
         <w:rPr>
@@ -5195,7 +5198,7 @@
         <w:fldChar w:fldCharType="begin"/>
       </w:r>
       <w:r>
-        <w:instrText xml:space="preserve"> PAGEREF _Toc17022 \h </w:instrText>
+        <w:instrText xml:space="preserve"> PAGEREF _Toc5745 \h </w:instrText>
       </w:r>
       <w:r>
         <w:fldChar w:fldCharType="separate"/>
@@ -5233,7 +5236,7 @@
           <w:i w:val="0"/>
           <w:iCs w:val="0"/>
         </w:rPr>
-        <w:instrText xml:space="preserve"> HYPERLINK \l _Toc28660 </w:instrText>
+        <w:instrText xml:space="preserve"> HYPERLINK \l _Toc16248 </w:instrText>
       </w:r>
       <w:r>
         <w:rPr>
@@ -5264,7 +5267,7 @@
         <w:fldChar w:fldCharType="begin"/>
       </w:r>
       <w:r>
-        <w:instrText xml:space="preserve"> PAGEREF _Toc28660 \h </w:instrText>
+        <w:instrText xml:space="preserve"> PAGEREF _Toc16248 \h </w:instrText>
       </w:r>
       <w:r>
         <w:fldChar w:fldCharType="separate"/>
@@ -5302,7 +5305,7 @@
           <w:i w:val="0"/>
           <w:iCs w:val="0"/>
         </w:rPr>
-        <w:instrText xml:space="preserve"> HYPERLINK \l _Toc1996 </w:instrText>
+        <w:instrText xml:space="preserve"> HYPERLINK \l _Toc13360 </w:instrText>
       </w:r>
       <w:r>
         <w:rPr>
@@ -5331,7 +5334,7 @@
         <w:fldChar w:fldCharType="begin"/>
       </w:r>
       <w:r>
-        <w:instrText xml:space="preserve"> PAGEREF _Toc1996 \h </w:instrText>
+        <w:instrText xml:space="preserve"> PAGEREF _Toc13360 \h </w:instrText>
       </w:r>
       <w:r>
         <w:fldChar w:fldCharType="separate"/>
@@ -5369,7 +5372,7 @@
           <w:i w:val="0"/>
           <w:iCs w:val="0"/>
         </w:rPr>
-        <w:instrText xml:space="preserve"> HYPERLINK \l _Toc3594 </w:instrText>
+        <w:instrText xml:space="preserve"> HYPERLINK \l _Toc16659 </w:instrText>
       </w:r>
       <w:r>
         <w:rPr>
@@ -5395,7 +5398,7 @@
         <w:fldChar w:fldCharType="begin"/>
       </w:r>
       <w:r>
-        <w:instrText xml:space="preserve"> PAGEREF _Toc3594 \h </w:instrText>
+        <w:instrText xml:space="preserve"> PAGEREF _Toc16659 \h </w:instrText>
       </w:r>
       <w:r>
         <w:fldChar w:fldCharType="separate"/>
@@ -5433,7 +5436,7 @@
           <w:i w:val="0"/>
           <w:iCs w:val="0"/>
         </w:rPr>
-        <w:instrText xml:space="preserve"> HYPERLINK \l _Toc18097 </w:instrText>
+        <w:instrText xml:space="preserve"> HYPERLINK \l _Toc27126 </w:instrText>
       </w:r>
       <w:r>
         <w:rPr>
@@ -5462,7 +5465,7 @@
         <w:fldChar w:fldCharType="begin"/>
       </w:r>
       <w:r>
-        <w:instrText xml:space="preserve"> PAGEREF _Toc18097 \h </w:instrText>
+        <w:instrText xml:space="preserve"> PAGEREF _Toc27126 \h </w:instrText>
       </w:r>
       <w:r>
         <w:fldChar w:fldCharType="separate"/>
@@ -5500,7 +5503,7 @@
           <w:i w:val="0"/>
           <w:iCs w:val="0"/>
         </w:rPr>
-        <w:instrText xml:space="preserve"> HYPERLINK \l _Toc23692 </w:instrText>
+        <w:instrText xml:space="preserve"> HYPERLINK \l _Toc3740 </w:instrText>
       </w:r>
       <w:r>
         <w:rPr>
@@ -5526,7 +5529,7 @@
         <w:fldChar w:fldCharType="begin"/>
       </w:r>
       <w:r>
-        <w:instrText xml:space="preserve"> PAGEREF _Toc23692 \h </w:instrText>
+        <w:instrText xml:space="preserve"> PAGEREF _Toc3740 \h </w:instrText>
       </w:r>
       <w:r>
         <w:fldChar w:fldCharType="separate"/>
@@ -5564,7 +5567,7 @@
           <w:i w:val="0"/>
           <w:iCs w:val="0"/>
         </w:rPr>
-        <w:instrText xml:space="preserve"> HYPERLINK \l _Toc13753 </w:instrText>
+        <w:instrText xml:space="preserve"> HYPERLINK \l _Toc22761 </w:instrText>
       </w:r>
       <w:r>
         <w:rPr>
@@ -5575,8 +5578,11 @@
       </w:r>
       <w:r>
         <w:rPr>
-          <w:rFonts w:hint="default" w:ascii="Times New Roman" w:hAnsi="Times New Roman"/>
-          <w:i w:val="0"/>
+          <w:rFonts w:hint="default" w:ascii="Times New Roman" w:hAnsi="Times New Roman" w:eastAsia="SimSun" w:cs="Arial"/>
+          <w:i w:val="0"/>
+          <w:kern w:val="0"/>
+          <w:szCs w:val="22"/>
+          <w:lang w:val="en-US" w:eastAsia="zh-CN" w:bidi="ar"/>
         </w:rPr>
         <w:t xml:space="preserve">6.2. </w:t>
       </w:r>
@@ -5590,13 +5596,13 @@
         <w:fldChar w:fldCharType="begin"/>
       </w:r>
       <w:r>
-        <w:instrText xml:space="preserve"> PAGEREF _Toc13753 \h </w:instrText>
+        <w:instrText xml:space="preserve"> PAGEREF _Toc22761 \h </w:instrText>
       </w:r>
       <w:r>
         <w:fldChar w:fldCharType="separate"/>
       </w:r>
       <w:r>
-        <w:t>37</w:t>
+        <w:t>38</w:t>
       </w:r>
       <w:r>
         <w:fldChar w:fldCharType="end"/>
@@ -5628,7 +5634,7 @@
           <w:i w:val="0"/>
           <w:iCs w:val="0"/>
         </w:rPr>
-        <w:instrText xml:space="preserve"> HYPERLINK \l _Toc2922 </w:instrText>
+        <w:instrText xml:space="preserve"> HYPERLINK \l _Toc20144 </w:instrText>
       </w:r>
       <w:r>
         <w:rPr>
@@ -5639,9 +5645,11 @@
       </w:r>
       <w:r>
         <w:rPr>
-          <w:rFonts w:hint="default" w:ascii="Times New Roman" w:hAnsi="Times New Roman"/>
-          <w:i w:val="0"/>
-          <w:lang w:val="en-US" w:eastAsia="zh-CN"/>
+          <w:rFonts w:hint="default" w:ascii="Times New Roman" w:hAnsi="Times New Roman" w:eastAsia="SimSun" w:cs="Arial"/>
+          <w:i w:val="0"/>
+          <w:kern w:val="0"/>
+          <w:szCs w:val="22"/>
+          <w:lang w:val="en-US" w:eastAsia="zh-CN" w:bidi="ar"/>
         </w:rPr>
         <w:t xml:space="preserve">CHƯƠNG 7. </w:t>
       </w:r>
@@ -5655,13 +5663,13 @@
         <w:fldChar w:fldCharType="begin"/>
       </w:r>
       <w:r>
-        <w:instrText xml:space="preserve"> PAGEREF _Toc2922 \h </w:instrText>
+        <w:instrText xml:space="preserve"> PAGEREF _Toc20144 \h </w:instrText>
       </w:r>
       <w:r>
         <w:fldChar w:fldCharType="separate"/>
       </w:r>
       <w:r>
-        <w:t>38</w:t>
+        <w:t>39</w:t>
       </w:r>
       <w:r>
         <w:fldChar w:fldCharType="end"/>
@@ -5693,7 +5701,7 @@
           <w:i w:val="0"/>
           <w:iCs w:val="0"/>
         </w:rPr>
-        <w:instrText xml:space="preserve"> HYPERLINK \l _Toc4705 </w:instrText>
+        <w:instrText xml:space="preserve"> HYPERLINK \l _Toc14081 </w:instrText>
       </w:r>
       <w:r>
         <w:rPr>
@@ -5719,13 +5727,13 @@
         <w:fldChar w:fldCharType="begin"/>
       </w:r>
       <w:r>
-        <w:instrText xml:space="preserve"> PAGEREF _Toc4705 \h </w:instrText>
+        <w:instrText xml:space="preserve"> PAGEREF _Toc14081 \h </w:instrText>
       </w:r>
       <w:r>
         <w:fldChar w:fldCharType="separate"/>
       </w:r>
       <w:r>
-        <w:t>38</w:t>
+        <w:t>39</w:t>
       </w:r>
       <w:r>
         <w:fldChar w:fldCharType="end"/>
@@ -5757,7 +5765,7 @@
           <w:i w:val="0"/>
           <w:iCs w:val="0"/>
         </w:rPr>
-        <w:instrText xml:space="preserve"> HYPERLINK \l _Toc8780 </w:instrText>
+        <w:instrText xml:space="preserve"> HYPERLINK \l _Toc2574 </w:instrText>
       </w:r>
       <w:r>
         <w:rPr>
@@ -5783,13 +5791,13 @@
         <w:fldChar w:fldCharType="begin"/>
       </w:r>
       <w:r>
-        <w:instrText xml:space="preserve"> PAGEREF _Toc8780 \h </w:instrText>
+        <w:instrText xml:space="preserve"> PAGEREF _Toc2574 \h </w:instrText>
       </w:r>
       <w:r>
         <w:fldChar w:fldCharType="separate"/>
       </w:r>
       <w:r>
-        <w:t>38</w:t>
+        <w:t>39</w:t>
       </w:r>
       <w:r>
         <w:fldChar w:fldCharType="end"/>
@@ -5821,7 +5829,7 @@
           <w:i w:val="0"/>
           <w:iCs w:val="0"/>
         </w:rPr>
-        <w:instrText xml:space="preserve"> HYPERLINK \l _Toc3400 </w:instrText>
+        <w:instrText xml:space="preserve"> HYPERLINK \l _Toc29210 </w:instrText>
       </w:r>
       <w:r>
         <w:rPr>
@@ -5847,13 +5855,13 @@
         <w:fldChar w:fldCharType="begin"/>
       </w:r>
       <w:r>
-        <w:instrText xml:space="preserve"> PAGEREF _Toc3400 \h </w:instrText>
+        <w:instrText xml:space="preserve"> PAGEREF _Toc29210 \h </w:instrText>
       </w:r>
       <w:r>
         <w:fldChar w:fldCharType="separate"/>
       </w:r>
       <w:r>
-        <w:t>38</w:t>
+        <w:t>39</w:t>
       </w:r>
       <w:r>
         <w:fldChar w:fldCharType="end"/>
@@ -5885,7 +5893,7 @@
           <w:i w:val="0"/>
           <w:iCs w:val="0"/>
         </w:rPr>
-        <w:instrText xml:space="preserve"> HYPERLINK \l _Toc8329 </w:instrText>
+        <w:instrText xml:space="preserve"> HYPERLINK \l _Toc18130 </w:instrText>
       </w:r>
       <w:r>
         <w:rPr>
@@ -5912,13 +5920,13 @@
         <w:fldChar w:fldCharType="begin"/>
       </w:r>
       <w:r>
-        <w:instrText xml:space="preserve"> PAGEREF _Toc8329 \h </w:instrText>
+        <w:instrText xml:space="preserve"> PAGEREF _Toc18130 \h </w:instrText>
       </w:r>
       <w:r>
         <w:fldChar w:fldCharType="separate"/>
       </w:r>
       <w:r>
-        <w:t>39</w:t>
+        <w:t>40</w:t>
       </w:r>
       <w:r>
         <w:fldChar w:fldCharType="end"/>
@@ -5950,7 +5958,7 @@
           <w:i w:val="0"/>
           <w:iCs w:val="0"/>
         </w:rPr>
-        <w:instrText xml:space="preserve"> HYPERLINK \l _Toc15574 </w:instrText>
+        <w:instrText xml:space="preserve"> HYPERLINK \l _Toc20677 </w:instrText>
       </w:r>
       <w:r>
         <w:rPr>
@@ -5976,13 +5984,13 @@
         <w:fldChar w:fldCharType="begin"/>
       </w:r>
       <w:r>
-        <w:instrText xml:space="preserve"> PAGEREF _Toc15574 \h </w:instrText>
+        <w:instrText xml:space="preserve"> PAGEREF _Toc20677 \h </w:instrText>
       </w:r>
       <w:r>
         <w:fldChar w:fldCharType="separate"/>
       </w:r>
       <w:r>
-        <w:t>39</w:t>
+        <w:t>40</w:t>
       </w:r>
       <w:r>
         <w:fldChar w:fldCharType="end"/>
@@ -6014,7 +6022,7 @@
           <w:i w:val="0"/>
           <w:iCs w:val="0"/>
         </w:rPr>
-        <w:instrText xml:space="preserve"> HYPERLINK \l _Toc11692 </w:instrText>
+        <w:instrText xml:space="preserve"> HYPERLINK \l _Toc20104 </w:instrText>
       </w:r>
       <w:r>
         <w:rPr>
@@ -6038,13 +6046,13 @@
         <w:fldChar w:fldCharType="begin"/>
       </w:r>
       <w:r>
-        <w:instrText xml:space="preserve"> PAGEREF _Toc11692 \h </w:instrText>
+        <w:instrText xml:space="preserve"> PAGEREF _Toc20104 \h </w:instrText>
       </w:r>
       <w:r>
         <w:fldChar w:fldCharType="separate"/>
       </w:r>
       <w:r>
-        <w:t>40</w:t>
+        <w:t>41</w:t>
       </w:r>
       <w:r>
         <w:fldChar w:fldCharType="end"/>
@@ -6163,7 +6171,7 @@
           <w:i w:val="0"/>
           <w:iCs w:val="0"/>
         </w:rPr>
-        <w:instrText xml:space="preserve"> HYPERLINK \l _Toc6669 </w:instrText>
+        <w:instrText xml:space="preserve"> HYPERLINK \l _Toc15417 </w:instrText>
       </w:r>
       <w:r>
         <w:rPr>
@@ -6178,7 +6186,7 @@
           <w:rFonts w:hint="default"/>
           <w:lang w:val="vi-VN"/>
         </w:rPr>
-        <w:t>Hình 3.2 : Sơ đồ kiến trúc phân lớp</w:t>
+        <w:t>Hình 3.1 : Sơ đồ kiến trúc phân lớp</w:t>
       </w:r>
       <w:r>
         <w:tab/>
@@ -6187,7 +6195,7 @@
         <w:fldChar w:fldCharType="begin"/>
       </w:r>
       <w:r>
-        <w:instrText xml:space="preserve"> PAGEREF _Toc6669 \h </w:instrText>
+        <w:instrText xml:space="preserve"> PAGEREF _Toc15417 \h </w:instrText>
       </w:r>
       <w:r>
         <w:fldChar w:fldCharType="separate"/>
@@ -6226,7 +6234,7 @@
           <w:i w:val="0"/>
           <w:iCs w:val="0"/>
         </w:rPr>
-        <w:instrText xml:space="preserve"> HYPERLINK \l _Toc12276 </w:instrText>
+        <w:instrText xml:space="preserve"> HYPERLINK \l _Toc1817 </w:instrText>
       </w:r>
       <w:r>
         <w:rPr>
@@ -6249,13 +6257,203 @@
         <w:fldChar w:fldCharType="begin"/>
       </w:r>
       <w:r>
-        <w:instrText xml:space="preserve"> PAGEREF _Toc12276 \h </w:instrText>
+        <w:instrText xml:space="preserve"> PAGEREF _Toc1817 \h </w:instrText>
       </w:r>
       <w:r>
         <w:fldChar w:fldCharType="separate"/>
       </w:r>
       <w:r>
         <w:t>24</w:t>
+      </w:r>
+      <w:r>
+        <w:fldChar w:fldCharType="end"/>
+      </w:r>
+      <w:r>
+        <w:rPr>
+          <w:i w:val="0"/>
+          <w:iCs w:val="0"/>
+        </w:rPr>
+        <w:fldChar w:fldCharType="end"/>
+      </w:r>
+    </w:p>
+    <w:p>
+      <w:pPr>
+        <w:pStyle w:val="28"/>
+        <w:tabs>
+          <w:tab w:val="right" w:leader="dot" w:pos="8788"/>
+        </w:tabs>
+      </w:pPr>
+      <w:r>
+        <w:rPr>
+          <w:i w:val="0"/>
+          <w:iCs w:val="0"/>
+        </w:rPr>
+        <w:fldChar w:fldCharType="begin"/>
+      </w:r>
+      <w:r>
+        <w:rPr>
+          <w:i w:val="0"/>
+          <w:iCs w:val="0"/>
+        </w:rPr>
+        <w:instrText xml:space="preserve"> HYPERLINK \l _Toc28788 </w:instrText>
+      </w:r>
+      <w:r>
+        <w:rPr>
+          <w:i w:val="0"/>
+          <w:iCs w:val="0"/>
+        </w:rPr>
+        <w:fldChar w:fldCharType="separate"/>
+      </w:r>
+      <w:r>
+        <w:rPr>
+          <w:rFonts w:hint="default"/>
+          <w:lang w:val="vi-VN" w:eastAsia="zh-CN"/>
+        </w:rPr>
+        <w:t>Hình 3.3: Giao diện bản vẽ FigMa</w:t>
+      </w:r>
+      <w:r>
+        <w:tab/>
+      </w:r>
+      <w:r>
+        <w:fldChar w:fldCharType="begin"/>
+      </w:r>
+      <w:r>
+        <w:instrText xml:space="preserve"> PAGEREF _Toc28788 \h </w:instrText>
+      </w:r>
+      <w:r>
+        <w:fldChar w:fldCharType="separate"/>
+      </w:r>
+      <w:r>
+        <w:t>31</w:t>
+      </w:r>
+      <w:r>
+        <w:fldChar w:fldCharType="end"/>
+      </w:r>
+      <w:r>
+        <w:rPr>
+          <w:i w:val="0"/>
+          <w:iCs w:val="0"/>
+        </w:rPr>
+        <w:fldChar w:fldCharType="end"/>
+      </w:r>
+    </w:p>
+    <w:p>
+      <w:pPr>
+        <w:pStyle w:val="28"/>
+        <w:tabs>
+          <w:tab w:val="right" w:leader="dot" w:pos="8788"/>
+        </w:tabs>
+      </w:pPr>
+      <w:r>
+        <w:rPr>
+          <w:i w:val="0"/>
+          <w:iCs w:val="0"/>
+        </w:rPr>
+        <w:fldChar w:fldCharType="begin"/>
+      </w:r>
+      <w:r>
+        <w:rPr>
+          <w:i w:val="0"/>
+          <w:iCs w:val="0"/>
+        </w:rPr>
+        <w:instrText xml:space="preserve"> HYPERLINK \l _Toc22689 </w:instrText>
+      </w:r>
+      <w:r>
+        <w:rPr>
+          <w:i w:val="0"/>
+          <w:iCs w:val="0"/>
+        </w:rPr>
+        <w:fldChar w:fldCharType="separate"/>
+      </w:r>
+      <w:r>
+        <w:rPr>
+          <w:rFonts w:hint="default"/>
+          <w:lang w:val="vi-VN" w:eastAsia="zh-CN"/>
+        </w:rPr>
+        <w:t>Hình 4.2: Kết quả kiểm thử Docker (Frontend, Backend, DataBase)</w:t>
+      </w:r>
+      <w:r>
+        <w:rPr>
+          <w:rFonts w:hint="default"/>
+          <w:lang w:val="vi-VN" w:eastAsia="zh-CN"/>
+        </w:rPr>
+        <w:t xml:space="preserve"> </w:t>
+      </w:r>
+      <w:r>
+        <w:tab/>
+      </w:r>
+      <w:r>
+        <w:fldChar w:fldCharType="begin"/>
+      </w:r>
+      <w:r>
+        <w:instrText xml:space="preserve"> PAGEREF _Toc22689 \h </w:instrText>
+      </w:r>
+      <w:r>
+        <w:fldChar w:fldCharType="separate"/>
+      </w:r>
+      <w:r>
+        <w:t>34</w:t>
+      </w:r>
+      <w:r>
+        <w:fldChar w:fldCharType="end"/>
+      </w:r>
+      <w:r>
+        <w:rPr>
+          <w:i w:val="0"/>
+          <w:iCs w:val="0"/>
+        </w:rPr>
+        <w:fldChar w:fldCharType="end"/>
+      </w:r>
+    </w:p>
+    <w:p>
+      <w:pPr>
+        <w:pStyle w:val="28"/>
+        <w:tabs>
+          <w:tab w:val="right" w:leader="dot" w:pos="8788"/>
+        </w:tabs>
+      </w:pPr>
+      <w:r>
+        <w:rPr>
+          <w:i w:val="0"/>
+          <w:iCs w:val="0"/>
+        </w:rPr>
+        <w:fldChar w:fldCharType="begin"/>
+      </w:r>
+      <w:r>
+        <w:rPr>
+          <w:i w:val="0"/>
+          <w:iCs w:val="0"/>
+        </w:rPr>
+        <w:instrText xml:space="preserve"> HYPERLINK \l _Toc27851 </w:instrText>
+      </w:r>
+      <w:r>
+        <w:rPr>
+          <w:i w:val="0"/>
+          <w:iCs w:val="0"/>
+        </w:rPr>
+        <w:fldChar w:fldCharType="separate"/>
+      </w:r>
+      <w:r>
+        <w:rPr>
+          <w:rFonts w:hint="default"/>
+          <w:lang w:val="vi-VN" w:eastAsia="zh-CN"/>
+        </w:rPr>
+        <w:t>Hình 6.1: Kiểm thử các API</w:t>
+      </w:r>
+      <w:r>
+        <w:tab/>
+      </w:r>
+      <w:r>
+        <w:fldChar w:fldCharType="begin"/>
+      </w:r>
+      <w:r>
+        <w:instrText xml:space="preserve"> PAGEREF _Toc27851 \h </w:instrText>
+      </w:r>
+      <w:r>
+        <w:fldChar w:fldCharType="separate"/>
+      </w:r>
+      <w:r>
+        <w:t>38</w:t>
       </w:r>
       <w:r>
         <w:fldChar w:fldCharType="end"/>
@@ -6318,11 +6516,11 @@
           <w:iCs w:val="0"/>
         </w:rPr>
       </w:pPr>
-      <w:bookmarkStart w:id="4" w:name="_Toc22092"/>
+      <w:bookmarkStart w:id="4" w:name="_Toc2889"/>
       <w:bookmarkStart w:id="5" w:name="_Toc6768"/>
-      <w:bookmarkStart w:id="6" w:name="_Toc155038921"/>
-      <w:bookmarkStart w:id="7" w:name="_Toc1419809179"/>
-      <w:bookmarkStart w:id="8" w:name="_Toc2064234370"/>
+      <w:bookmarkStart w:id="6" w:name="_Toc2064234370"/>
+      <w:bookmarkStart w:id="7" w:name="_Toc155038921"/>
+      <w:bookmarkStart w:id="8" w:name="_Toc1419809179"/>
       <w:r>
         <w:rPr>
           <w:rStyle w:val="36"/>
@@ -6358,8 +6556,8 @@
       </w:tblPr>
       <w:tblGrid>
         <w:gridCol w:w="792"/>
-        <w:gridCol w:w="2830"/>
-        <w:gridCol w:w="4978"/>
+        <w:gridCol w:w="2487"/>
+        <w:gridCol w:w="5321"/>
       </w:tblGrid>
       <w:tr>
         <w:tblPrEx>
@@ -6393,7 +6591,7 @@
               <w:pStyle w:val="35"/>
               <w:bidi w:val="0"/>
               <w:ind w:left="0" w:leftChars="0" w:firstLine="0" w:firstLineChars="0"/>
-              <w:jc w:val="both"/>
+              <w:jc w:val="center"/>
               <w:rPr>
                 <w:b/>
                 <w:bCs/>
@@ -6416,7 +6614,7 @@
         </w:tc>
         <w:tc>
           <w:tcPr>
-            <w:tcW w:w="2830" w:type="dxa"/>
+            <w:tcW w:w="2487" w:type="dxa"/>
             <w:shd w:val="clear" w:color="auto" w:fill="auto"/>
             <w:noWrap w:val="0"/>
             <w:vAlign w:val="top"/>
@@ -6449,7 +6647,7 @@
         </w:tc>
         <w:tc>
           <w:tcPr>
-            <w:tcW w:w="4978" w:type="dxa"/>
+            <w:tcW w:w="5321" w:type="dxa"/>
             <w:shd w:val="clear" w:color="auto" w:fill="auto"/>
             <w:noWrap w:val="0"/>
             <w:vAlign w:val="top"/>
@@ -6538,7 +6736,7 @@
         </w:tc>
         <w:tc>
           <w:tcPr>
-            <w:tcW w:w="2830" w:type="dxa"/>
+            <w:tcW w:w="2487" w:type="dxa"/>
             <w:shd w:val="clear" w:color="auto" w:fill="auto"/>
             <w:noWrap w:val="0"/>
             <w:vAlign w:val="top"/>
@@ -6547,27 +6745,20 @@
             <w:pPr>
               <w:pStyle w:val="35"/>
               <w:bidi w:val="0"/>
+              <w:jc w:val="left"/>
               <w:rPr>
                 <w:rFonts w:hint="default"/>
-                <w:i w:val="0"/>
-                <w:iCs w:val="0"/>
                 <w:lang w:val="vi-VN"/>
               </w:rPr>
             </w:pPr>
             <w:r>
-              <w:rPr>
-                <w:rFonts w:hint="default"/>
-                <w:i w:val="0"/>
-                <w:iCs w:val="0"/>
-                <w:lang w:val="vi-VN"/>
-              </w:rPr>
-              <w:t>CNN</w:t>
+              <w:t>API</w:t>
             </w:r>
           </w:p>
         </w:tc>
         <w:tc>
           <w:tcPr>
-            <w:tcW w:w="4978" w:type="dxa"/>
+            <w:tcW w:w="5321" w:type="dxa"/>
             <w:shd w:val="clear" w:color="auto" w:fill="auto"/>
             <w:noWrap w:val="0"/>
             <w:vAlign w:val="top"/>
@@ -6576,14 +6767,13 @@
             <w:pPr>
               <w:pStyle w:val="35"/>
               <w:bidi w:val="0"/>
+              <w:jc w:val="left"/>
               <w:rPr>
-                <w:i w:val="0"/>
-                <w:iCs w:val="0"/>
                 <w:lang w:val="en-US"/>
               </w:rPr>
             </w:pPr>
             <w:r>
-              <w:t>Convolutional Neural Network</w:t>
+              <w:t>Application Programming Interface</w:t>
             </w:r>
           </w:p>
         </w:tc>
@@ -6645,7 +6835,7 @@
         </w:tc>
         <w:tc>
           <w:tcPr>
-            <w:tcW w:w="2830" w:type="dxa"/>
+            <w:tcW w:w="2487" w:type="dxa"/>
             <w:shd w:val="clear" w:color="auto" w:fill="auto"/>
             <w:noWrap w:val="0"/>
             <w:vAlign w:val="top"/>
@@ -6654,27 +6844,20 @@
             <w:pPr>
               <w:pStyle w:val="35"/>
               <w:bidi w:val="0"/>
+              <w:jc w:val="left"/>
               <w:rPr>
                 <w:rFonts w:hint="default"/>
-                <w:i w:val="0"/>
-                <w:iCs w:val="0"/>
                 <w:lang w:val="vi-VN"/>
               </w:rPr>
             </w:pPr>
             <w:r>
-              <w:rPr>
-                <w:rFonts w:hint="default"/>
-                <w:i w:val="0"/>
-                <w:iCs w:val="0"/>
-                <w:lang w:val="vi-VN"/>
-              </w:rPr>
-              <w:t>CT</w:t>
+              <w:t>F&amp;B</w:t>
             </w:r>
           </w:p>
         </w:tc>
         <w:tc>
           <w:tcPr>
-            <w:tcW w:w="4978" w:type="dxa"/>
+            <w:tcW w:w="5321" w:type="dxa"/>
             <w:shd w:val="clear" w:color="auto" w:fill="auto"/>
             <w:noWrap w:val="0"/>
             <w:vAlign w:val="top"/>
@@ -6683,15 +6866,14 @@
             <w:pPr>
               <w:pStyle w:val="35"/>
               <w:bidi w:val="0"/>
+              <w:jc w:val="left"/>
               <w:rPr>
                 <w:rFonts w:hint="default"/>
-                <w:i w:val="0"/>
-                <w:iCs w:val="0"/>
                 <w:lang w:val="vi-VN"/>
               </w:rPr>
             </w:pPr>
             <w:r>
-              <w:t>Computed Tomography</w:t>
+              <w:t>Food &amp; Beverage</w:t>
             </w:r>
           </w:p>
         </w:tc>
@@ -6753,7 +6935,7 @@
         </w:tc>
         <w:tc>
           <w:tcPr>
-            <w:tcW w:w="2830" w:type="dxa"/>
+            <w:tcW w:w="2487" w:type="dxa"/>
             <w:shd w:val="clear" w:color="auto" w:fill="auto"/>
             <w:noWrap w:val="0"/>
             <w:vAlign w:val="top"/>
@@ -6762,8 +6944,76 @@
             <w:pPr>
               <w:pStyle w:val="35"/>
               <w:bidi w:val="0"/>
+              <w:jc w:val="left"/>
               <w:rPr>
                 <w:rFonts w:hint="default"/>
+                <w:lang w:val="vi-VN"/>
+              </w:rPr>
+            </w:pPr>
+            <w:r>
+              <w:t>I/O</w:t>
+            </w:r>
+          </w:p>
+        </w:tc>
+        <w:tc>
+          <w:tcPr>
+            <w:tcW w:w="5321" w:type="dxa"/>
+            <w:shd w:val="clear" w:color="auto" w:fill="auto"/>
+            <w:noWrap w:val="0"/>
+            <w:vAlign w:val="top"/>
+          </w:tcPr>
+          <w:p>
+            <w:pPr>
+              <w:pStyle w:val="35"/>
+              <w:bidi w:val="0"/>
+              <w:jc w:val="left"/>
+            </w:pPr>
+            <w:r>
+              <w:rPr>
+                <w:rFonts w:hint="default"/>
+              </w:rPr>
+              <w:t>Input/Output</w:t>
+            </w:r>
+          </w:p>
+        </w:tc>
+      </w:tr>
+      <w:tr>
+        <w:tblPrEx>
+          <w:tblBorders>
+            <w:top w:val="single" w:color="000000" w:sz="4" w:space="0"/>
+            <w:left w:val="single" w:color="000000" w:sz="4" w:space="0"/>
+            <w:bottom w:val="single" w:color="000000" w:sz="4" w:space="0"/>
+            <w:right w:val="single" w:color="000000" w:sz="4" w:space="0"/>
+            <w:insideH w:val="single" w:color="000000" w:sz="4" w:space="0"/>
+            <w:insideV w:val="single" w:color="000000" w:sz="4" w:space="0"/>
+          </w:tblBorders>
+          <w:tblCellMar>
+            <w:top w:w="0" w:type="dxa"/>
+            <w:left w:w="108" w:type="dxa"/>
+            <w:bottom w:w="0" w:type="dxa"/>
+            <w:right w:w="108" w:type="dxa"/>
+          </w:tblCellMar>
+        </w:tblPrEx>
+        <w:trPr>
+          <w:jc w:val="center"/>
+        </w:trPr>
+        <w:tc>
+          <w:tcPr>
+            <w:tcW w:w="792" w:type="dxa"/>
+            <w:shd w:val="clear" w:color="auto" w:fill="auto"/>
+            <w:noWrap w:val="0"/>
+            <w:vAlign w:val="top"/>
+          </w:tcPr>
+          <w:p>
+            <w:pPr>
+              <w:pStyle w:val="35"/>
+              <w:bidi w:val="0"/>
+              <w:ind w:left="0" w:leftChars="0" w:firstLine="0" w:firstLineChars="0"/>
+              <w:jc w:val="center"/>
+              <w:rPr>
+                <w:rFonts w:hint="default"/>
+                <w:b/>
+                <w:bCs/>
                 <w:i w:val="0"/>
                 <w:iCs w:val="0"/>
                 <w:lang w:val="vi-VN"/>
@@ -6772,17 +7022,19 @@
             <w:r>
               <w:rPr>
                 <w:rFonts w:hint="default"/>
+                <w:b/>
+                <w:bCs/>
                 <w:i w:val="0"/>
                 <w:iCs w:val="0"/>
                 <w:lang w:val="vi-VN"/>
               </w:rPr>
-              <w:t>MRD</w:t>
+              <w:t>4</w:t>
             </w:r>
           </w:p>
         </w:tc>
         <w:tc>
           <w:tcPr>
-            <w:tcW w:w="4978" w:type="dxa"/>
+            <w:tcW w:w="2487" w:type="dxa"/>
             <w:shd w:val="clear" w:color="auto" w:fill="auto"/>
             <w:noWrap w:val="0"/>
             <w:vAlign w:val="top"/>
@@ -6791,9 +7043,1245 @@
             <w:pPr>
               <w:pStyle w:val="35"/>
               <w:bidi w:val="0"/>
+              <w:jc w:val="left"/>
             </w:pPr>
             <w:r>
-              <w:t>Minimal Residual Disease</w:t>
+              <w:t>NPM</w:t>
+            </w:r>
+          </w:p>
+        </w:tc>
+        <w:tc>
+          <w:tcPr>
+            <w:tcW w:w="5321" w:type="dxa"/>
+            <w:shd w:val="clear" w:color="auto" w:fill="auto"/>
+            <w:noWrap w:val="0"/>
+            <w:vAlign w:val="top"/>
+          </w:tcPr>
+          <w:p>
+            <w:pPr>
+              <w:pStyle w:val="35"/>
+              <w:bidi w:val="0"/>
+              <w:jc w:val="left"/>
+            </w:pPr>
+            <w:r>
+              <w:rPr>
+                <w:rFonts w:hint="default"/>
+              </w:rPr>
+              <w:t>Node Package Manager</w:t>
+            </w:r>
+          </w:p>
+        </w:tc>
+      </w:tr>
+      <w:tr>
+        <w:tblPrEx>
+          <w:tblBorders>
+            <w:top w:val="single" w:color="000000" w:sz="4" w:space="0"/>
+            <w:left w:val="single" w:color="000000" w:sz="4" w:space="0"/>
+            <w:bottom w:val="single" w:color="000000" w:sz="4" w:space="0"/>
+            <w:right w:val="single" w:color="000000" w:sz="4" w:space="0"/>
+            <w:insideH w:val="single" w:color="000000" w:sz="4" w:space="0"/>
+            <w:insideV w:val="single" w:color="000000" w:sz="4" w:space="0"/>
+          </w:tblBorders>
+          <w:tblCellMar>
+            <w:top w:w="0" w:type="dxa"/>
+            <w:left w:w="108" w:type="dxa"/>
+            <w:bottom w:w="0" w:type="dxa"/>
+            <w:right w:w="108" w:type="dxa"/>
+          </w:tblCellMar>
+        </w:tblPrEx>
+        <w:trPr>
+          <w:jc w:val="center"/>
+        </w:trPr>
+        <w:tc>
+          <w:tcPr>
+            <w:tcW w:w="792" w:type="dxa"/>
+            <w:shd w:val="clear" w:color="auto" w:fill="auto"/>
+            <w:noWrap w:val="0"/>
+            <w:vAlign w:val="top"/>
+          </w:tcPr>
+          <w:p>
+            <w:pPr>
+              <w:pStyle w:val="35"/>
+              <w:bidi w:val="0"/>
+              <w:ind w:left="0" w:leftChars="0" w:firstLine="0" w:firstLineChars="0"/>
+              <w:jc w:val="center"/>
+              <w:rPr>
+                <w:rFonts w:hint="default"/>
+                <w:b/>
+                <w:bCs/>
+                <w:i w:val="0"/>
+                <w:iCs w:val="0"/>
+                <w:lang w:val="vi-VN"/>
+              </w:rPr>
+            </w:pPr>
+            <w:r>
+              <w:rPr>
+                <w:rFonts w:hint="default"/>
+                <w:b/>
+                <w:bCs/>
+                <w:i w:val="0"/>
+                <w:iCs w:val="0"/>
+                <w:lang w:val="vi-VN"/>
+              </w:rPr>
+              <w:t>5</w:t>
+            </w:r>
+          </w:p>
+        </w:tc>
+        <w:tc>
+          <w:tcPr>
+            <w:tcW w:w="2487" w:type="dxa"/>
+            <w:shd w:val="clear" w:color="auto" w:fill="auto"/>
+            <w:noWrap w:val="0"/>
+            <w:vAlign w:val="top"/>
+          </w:tcPr>
+          <w:p>
+            <w:pPr>
+              <w:pStyle w:val="35"/>
+              <w:bidi w:val="0"/>
+              <w:jc w:val="left"/>
+            </w:pPr>
+            <w:r>
+              <w:t>REST</w:t>
+            </w:r>
+          </w:p>
+        </w:tc>
+        <w:tc>
+          <w:tcPr>
+            <w:tcW w:w="5321" w:type="dxa"/>
+            <w:shd w:val="clear" w:color="auto" w:fill="auto"/>
+            <w:noWrap w:val="0"/>
+            <w:vAlign w:val="top"/>
+          </w:tcPr>
+          <w:p>
+            <w:pPr>
+              <w:pStyle w:val="35"/>
+              <w:bidi w:val="0"/>
+              <w:jc w:val="left"/>
+            </w:pPr>
+            <w:r>
+              <w:t>Representational State Transfer</w:t>
+            </w:r>
+          </w:p>
+        </w:tc>
+      </w:tr>
+      <w:tr>
+        <w:tblPrEx>
+          <w:tblBorders>
+            <w:top w:val="single" w:color="000000" w:sz="4" w:space="0"/>
+            <w:left w:val="single" w:color="000000" w:sz="4" w:space="0"/>
+            <w:bottom w:val="single" w:color="000000" w:sz="4" w:space="0"/>
+            <w:right w:val="single" w:color="000000" w:sz="4" w:space="0"/>
+            <w:insideH w:val="single" w:color="000000" w:sz="4" w:space="0"/>
+            <w:insideV w:val="single" w:color="000000" w:sz="4" w:space="0"/>
+          </w:tblBorders>
+          <w:tblCellMar>
+            <w:top w:w="0" w:type="dxa"/>
+            <w:left w:w="108" w:type="dxa"/>
+            <w:bottom w:w="0" w:type="dxa"/>
+            <w:right w:w="108" w:type="dxa"/>
+          </w:tblCellMar>
+        </w:tblPrEx>
+        <w:trPr>
+          <w:jc w:val="center"/>
+        </w:trPr>
+        <w:tc>
+          <w:tcPr>
+            <w:tcW w:w="792" w:type="dxa"/>
+            <w:shd w:val="clear" w:color="auto" w:fill="auto"/>
+            <w:noWrap w:val="0"/>
+            <w:vAlign w:val="top"/>
+          </w:tcPr>
+          <w:p>
+            <w:pPr>
+              <w:pStyle w:val="35"/>
+              <w:bidi w:val="0"/>
+              <w:ind w:left="0" w:leftChars="0" w:firstLine="0" w:firstLineChars="0"/>
+              <w:jc w:val="center"/>
+              <w:rPr>
+                <w:rFonts w:hint="default"/>
+                <w:b/>
+                <w:bCs/>
+                <w:i w:val="0"/>
+                <w:iCs w:val="0"/>
+                <w:lang w:val="vi-VN"/>
+              </w:rPr>
+            </w:pPr>
+            <w:r>
+              <w:rPr>
+                <w:rFonts w:hint="default"/>
+                <w:b/>
+                <w:bCs/>
+                <w:i w:val="0"/>
+                <w:iCs w:val="0"/>
+                <w:lang w:val="vi-VN"/>
+              </w:rPr>
+              <w:t>6</w:t>
+            </w:r>
+          </w:p>
+        </w:tc>
+        <w:tc>
+          <w:tcPr>
+            <w:tcW w:w="2487" w:type="dxa"/>
+            <w:shd w:val="clear" w:color="auto" w:fill="auto"/>
+            <w:noWrap w:val="0"/>
+            <w:vAlign w:val="top"/>
+          </w:tcPr>
+          <w:p>
+            <w:pPr>
+              <w:pStyle w:val="35"/>
+              <w:bidi w:val="0"/>
+              <w:jc w:val="left"/>
+            </w:pPr>
+            <w:r>
+              <w:t>CRUD</w:t>
+            </w:r>
+          </w:p>
+        </w:tc>
+        <w:tc>
+          <w:tcPr>
+            <w:tcW w:w="5321" w:type="dxa"/>
+            <w:shd w:val="clear" w:color="auto" w:fill="auto"/>
+            <w:noWrap w:val="0"/>
+            <w:vAlign w:val="top"/>
+          </w:tcPr>
+          <w:p>
+            <w:pPr>
+              <w:pStyle w:val="35"/>
+              <w:bidi w:val="0"/>
+              <w:jc w:val="left"/>
+            </w:pPr>
+            <w:r>
+              <w:t>Create, Read, Update, Delete</w:t>
+            </w:r>
+          </w:p>
+        </w:tc>
+      </w:tr>
+      <w:tr>
+        <w:tblPrEx>
+          <w:tblBorders>
+            <w:top w:val="single" w:color="000000" w:sz="4" w:space="0"/>
+            <w:left w:val="single" w:color="000000" w:sz="4" w:space="0"/>
+            <w:bottom w:val="single" w:color="000000" w:sz="4" w:space="0"/>
+            <w:right w:val="single" w:color="000000" w:sz="4" w:space="0"/>
+            <w:insideH w:val="single" w:color="000000" w:sz="4" w:space="0"/>
+            <w:insideV w:val="single" w:color="000000" w:sz="4" w:space="0"/>
+          </w:tblBorders>
+          <w:tblCellMar>
+            <w:top w:w="0" w:type="dxa"/>
+            <w:left w:w="108" w:type="dxa"/>
+            <w:bottom w:w="0" w:type="dxa"/>
+            <w:right w:w="108" w:type="dxa"/>
+          </w:tblCellMar>
+        </w:tblPrEx>
+        <w:trPr>
+          <w:jc w:val="center"/>
+        </w:trPr>
+        <w:tc>
+          <w:tcPr>
+            <w:tcW w:w="792" w:type="dxa"/>
+            <w:shd w:val="clear" w:color="auto" w:fill="auto"/>
+            <w:noWrap w:val="0"/>
+            <w:vAlign w:val="top"/>
+          </w:tcPr>
+          <w:p>
+            <w:pPr>
+              <w:pStyle w:val="35"/>
+              <w:bidi w:val="0"/>
+              <w:ind w:left="0" w:leftChars="0" w:firstLine="0" w:firstLineChars="0"/>
+              <w:jc w:val="center"/>
+              <w:rPr>
+                <w:rFonts w:hint="default"/>
+                <w:b/>
+                <w:bCs/>
+                <w:i w:val="0"/>
+                <w:iCs w:val="0"/>
+                <w:lang w:val="vi-VN"/>
+              </w:rPr>
+            </w:pPr>
+            <w:r>
+              <w:rPr>
+                <w:rFonts w:hint="default"/>
+                <w:b/>
+                <w:bCs/>
+                <w:i w:val="0"/>
+                <w:iCs w:val="0"/>
+                <w:lang w:val="vi-VN"/>
+              </w:rPr>
+              <w:t>7</w:t>
+            </w:r>
+          </w:p>
+        </w:tc>
+        <w:tc>
+          <w:tcPr>
+            <w:tcW w:w="2487" w:type="dxa"/>
+            <w:shd w:val="clear" w:color="auto" w:fill="auto"/>
+            <w:noWrap w:val="0"/>
+            <w:vAlign w:val="top"/>
+          </w:tcPr>
+          <w:p>
+            <w:pPr>
+              <w:pStyle w:val="35"/>
+              <w:bidi w:val="0"/>
+              <w:jc w:val="left"/>
+            </w:pPr>
+            <w:r>
+              <w:t>CI/CD</w:t>
+            </w:r>
+          </w:p>
+        </w:tc>
+        <w:tc>
+          <w:tcPr>
+            <w:tcW w:w="5321" w:type="dxa"/>
+            <w:shd w:val="clear" w:color="auto" w:fill="auto"/>
+            <w:noWrap w:val="0"/>
+            <w:vAlign w:val="top"/>
+          </w:tcPr>
+          <w:p>
+            <w:pPr>
+              <w:pStyle w:val="35"/>
+              <w:bidi w:val="0"/>
+              <w:jc w:val="left"/>
+            </w:pPr>
+            <w:r>
+              <w:t>Continuous Integration/Continuous Deployment</w:t>
+            </w:r>
+          </w:p>
+        </w:tc>
+      </w:tr>
+      <w:tr>
+        <w:tblPrEx>
+          <w:tblBorders>
+            <w:top w:val="single" w:color="000000" w:sz="4" w:space="0"/>
+            <w:left w:val="single" w:color="000000" w:sz="4" w:space="0"/>
+            <w:bottom w:val="single" w:color="000000" w:sz="4" w:space="0"/>
+            <w:right w:val="single" w:color="000000" w:sz="4" w:space="0"/>
+            <w:insideH w:val="single" w:color="000000" w:sz="4" w:space="0"/>
+            <w:insideV w:val="single" w:color="000000" w:sz="4" w:space="0"/>
+          </w:tblBorders>
+          <w:tblCellMar>
+            <w:top w:w="0" w:type="dxa"/>
+            <w:left w:w="108" w:type="dxa"/>
+            <w:bottom w:w="0" w:type="dxa"/>
+            <w:right w:w="108" w:type="dxa"/>
+          </w:tblCellMar>
+        </w:tblPrEx>
+        <w:trPr>
+          <w:jc w:val="center"/>
+        </w:trPr>
+        <w:tc>
+          <w:tcPr>
+            <w:tcW w:w="792" w:type="dxa"/>
+            <w:shd w:val="clear" w:color="auto" w:fill="auto"/>
+            <w:noWrap w:val="0"/>
+            <w:vAlign w:val="top"/>
+          </w:tcPr>
+          <w:p>
+            <w:pPr>
+              <w:pStyle w:val="35"/>
+              <w:bidi w:val="0"/>
+              <w:ind w:left="0" w:leftChars="0" w:firstLine="0" w:firstLineChars="0"/>
+              <w:jc w:val="center"/>
+              <w:rPr>
+                <w:rFonts w:hint="default"/>
+                <w:b/>
+                <w:bCs/>
+                <w:i w:val="0"/>
+                <w:iCs w:val="0"/>
+                <w:lang w:val="vi-VN"/>
+              </w:rPr>
+            </w:pPr>
+            <w:r>
+              <w:rPr>
+                <w:rFonts w:hint="default"/>
+                <w:b/>
+                <w:bCs/>
+                <w:i w:val="0"/>
+                <w:iCs w:val="0"/>
+                <w:lang w:val="vi-VN"/>
+              </w:rPr>
+              <w:t>8</w:t>
+            </w:r>
+          </w:p>
+        </w:tc>
+        <w:tc>
+          <w:tcPr>
+            <w:tcW w:w="2487" w:type="dxa"/>
+            <w:shd w:val="clear" w:color="auto" w:fill="auto"/>
+            <w:noWrap w:val="0"/>
+            <w:vAlign w:val="top"/>
+          </w:tcPr>
+          <w:p>
+            <w:pPr>
+              <w:pStyle w:val="35"/>
+              <w:bidi w:val="0"/>
+              <w:jc w:val="left"/>
+            </w:pPr>
+            <w:r>
+              <w:t>CSDL</w:t>
+            </w:r>
+          </w:p>
+        </w:tc>
+        <w:tc>
+          <w:tcPr>
+            <w:tcW w:w="5321" w:type="dxa"/>
+            <w:shd w:val="clear" w:color="auto" w:fill="auto"/>
+            <w:noWrap w:val="0"/>
+            <w:vAlign w:val="top"/>
+          </w:tcPr>
+          <w:p>
+            <w:pPr>
+              <w:pStyle w:val="35"/>
+              <w:bidi w:val="0"/>
+              <w:jc w:val="left"/>
+            </w:pPr>
+            <w:r>
+              <w:t>Cơ Sở Dữ Liệu</w:t>
+            </w:r>
+          </w:p>
+        </w:tc>
+      </w:tr>
+      <w:tr>
+        <w:tblPrEx>
+          <w:tblBorders>
+            <w:top w:val="single" w:color="000000" w:sz="4" w:space="0"/>
+            <w:left w:val="single" w:color="000000" w:sz="4" w:space="0"/>
+            <w:bottom w:val="single" w:color="000000" w:sz="4" w:space="0"/>
+            <w:right w:val="single" w:color="000000" w:sz="4" w:space="0"/>
+            <w:insideH w:val="single" w:color="000000" w:sz="4" w:space="0"/>
+            <w:insideV w:val="single" w:color="000000" w:sz="4" w:space="0"/>
+          </w:tblBorders>
+          <w:tblCellMar>
+            <w:top w:w="0" w:type="dxa"/>
+            <w:left w:w="108" w:type="dxa"/>
+            <w:bottom w:w="0" w:type="dxa"/>
+            <w:right w:w="108" w:type="dxa"/>
+          </w:tblCellMar>
+        </w:tblPrEx>
+        <w:trPr>
+          <w:jc w:val="center"/>
+        </w:trPr>
+        <w:tc>
+          <w:tcPr>
+            <w:tcW w:w="792" w:type="dxa"/>
+            <w:shd w:val="clear" w:color="auto" w:fill="auto"/>
+            <w:noWrap w:val="0"/>
+            <w:vAlign w:val="top"/>
+          </w:tcPr>
+          <w:p>
+            <w:pPr>
+              <w:pStyle w:val="35"/>
+              <w:bidi w:val="0"/>
+              <w:ind w:left="0" w:leftChars="0" w:firstLine="0" w:firstLineChars="0"/>
+              <w:jc w:val="center"/>
+              <w:rPr>
+                <w:rFonts w:hint="default"/>
+                <w:b/>
+                <w:bCs/>
+                <w:i w:val="0"/>
+                <w:iCs w:val="0"/>
+                <w:lang w:val="vi-VN"/>
+              </w:rPr>
+            </w:pPr>
+            <w:r>
+              <w:rPr>
+                <w:rFonts w:hint="default"/>
+                <w:b/>
+                <w:bCs/>
+                <w:i w:val="0"/>
+                <w:iCs w:val="0"/>
+                <w:lang w:val="vi-VN"/>
+              </w:rPr>
+              <w:t>9</w:t>
+            </w:r>
+          </w:p>
+        </w:tc>
+        <w:tc>
+          <w:tcPr>
+            <w:tcW w:w="2487" w:type="dxa"/>
+            <w:shd w:val="clear" w:color="auto" w:fill="auto"/>
+            <w:noWrap w:val="0"/>
+            <w:vAlign w:val="top"/>
+          </w:tcPr>
+          <w:p>
+            <w:pPr>
+              <w:pStyle w:val="35"/>
+              <w:bidi w:val="0"/>
+              <w:jc w:val="left"/>
+            </w:pPr>
+            <w:r>
+              <w:t>HTML</w:t>
+            </w:r>
+          </w:p>
+        </w:tc>
+        <w:tc>
+          <w:tcPr>
+            <w:tcW w:w="5321" w:type="dxa"/>
+            <w:shd w:val="clear" w:color="auto" w:fill="auto"/>
+            <w:noWrap w:val="0"/>
+            <w:vAlign w:val="top"/>
+          </w:tcPr>
+          <w:p>
+            <w:pPr>
+              <w:pStyle w:val="35"/>
+              <w:bidi w:val="0"/>
+              <w:jc w:val="left"/>
+            </w:pPr>
+            <w:r>
+              <w:t>HyperText Markup Language</w:t>
+            </w:r>
+          </w:p>
+        </w:tc>
+      </w:tr>
+      <w:tr>
+        <w:tblPrEx>
+          <w:tblBorders>
+            <w:top w:val="single" w:color="000000" w:sz="4" w:space="0"/>
+            <w:left w:val="single" w:color="000000" w:sz="4" w:space="0"/>
+            <w:bottom w:val="single" w:color="000000" w:sz="4" w:space="0"/>
+            <w:right w:val="single" w:color="000000" w:sz="4" w:space="0"/>
+            <w:insideH w:val="single" w:color="000000" w:sz="4" w:space="0"/>
+            <w:insideV w:val="single" w:color="000000" w:sz="4" w:space="0"/>
+          </w:tblBorders>
+          <w:tblCellMar>
+            <w:top w:w="0" w:type="dxa"/>
+            <w:left w:w="108" w:type="dxa"/>
+            <w:bottom w:w="0" w:type="dxa"/>
+            <w:right w:w="108" w:type="dxa"/>
+          </w:tblCellMar>
+        </w:tblPrEx>
+        <w:trPr>
+          <w:jc w:val="center"/>
+        </w:trPr>
+        <w:tc>
+          <w:tcPr>
+            <w:tcW w:w="792" w:type="dxa"/>
+            <w:shd w:val="clear" w:color="auto" w:fill="auto"/>
+            <w:noWrap w:val="0"/>
+            <w:vAlign w:val="top"/>
+          </w:tcPr>
+          <w:p>
+            <w:pPr>
+              <w:pStyle w:val="35"/>
+              <w:bidi w:val="0"/>
+              <w:ind w:left="0" w:leftChars="0" w:firstLine="0" w:firstLineChars="0"/>
+              <w:jc w:val="center"/>
+              <w:rPr>
+                <w:rFonts w:hint="default"/>
+                <w:b/>
+                <w:bCs/>
+                <w:i w:val="0"/>
+                <w:iCs w:val="0"/>
+                <w:lang w:val="vi-VN"/>
+              </w:rPr>
+            </w:pPr>
+            <w:r>
+              <w:rPr>
+                <w:rFonts w:hint="default"/>
+                <w:b/>
+                <w:bCs/>
+                <w:i w:val="0"/>
+                <w:iCs w:val="0"/>
+                <w:lang w:val="vi-VN"/>
+              </w:rPr>
+              <w:t>10</w:t>
+            </w:r>
+          </w:p>
+        </w:tc>
+        <w:tc>
+          <w:tcPr>
+            <w:tcW w:w="2487" w:type="dxa"/>
+            <w:shd w:val="clear" w:color="auto" w:fill="auto"/>
+            <w:noWrap w:val="0"/>
+            <w:vAlign w:val="top"/>
+          </w:tcPr>
+          <w:p>
+            <w:pPr>
+              <w:pStyle w:val="35"/>
+              <w:bidi w:val="0"/>
+              <w:jc w:val="left"/>
+            </w:pPr>
+            <w:r>
+              <w:t>CSS</w:t>
+            </w:r>
+          </w:p>
+        </w:tc>
+        <w:tc>
+          <w:tcPr>
+            <w:tcW w:w="5321" w:type="dxa"/>
+            <w:shd w:val="clear" w:color="auto" w:fill="auto"/>
+            <w:noWrap w:val="0"/>
+            <w:vAlign w:val="top"/>
+          </w:tcPr>
+          <w:p>
+            <w:pPr>
+              <w:pStyle w:val="35"/>
+              <w:bidi w:val="0"/>
+              <w:jc w:val="left"/>
+            </w:pPr>
+            <w:r>
+              <w:rPr>
+                <w:rFonts w:hint="default"/>
+              </w:rPr>
+              <w:t>Cascading Style Sheets</w:t>
+            </w:r>
+          </w:p>
+        </w:tc>
+      </w:tr>
+      <w:tr>
+        <w:tblPrEx>
+          <w:tblBorders>
+            <w:top w:val="single" w:color="000000" w:sz="4" w:space="0"/>
+            <w:left w:val="single" w:color="000000" w:sz="4" w:space="0"/>
+            <w:bottom w:val="single" w:color="000000" w:sz="4" w:space="0"/>
+            <w:right w:val="single" w:color="000000" w:sz="4" w:space="0"/>
+            <w:insideH w:val="single" w:color="000000" w:sz="4" w:space="0"/>
+            <w:insideV w:val="single" w:color="000000" w:sz="4" w:space="0"/>
+          </w:tblBorders>
+          <w:tblCellMar>
+            <w:top w:w="0" w:type="dxa"/>
+            <w:left w:w="108" w:type="dxa"/>
+            <w:bottom w:w="0" w:type="dxa"/>
+            <w:right w:w="108" w:type="dxa"/>
+          </w:tblCellMar>
+        </w:tblPrEx>
+        <w:trPr>
+          <w:jc w:val="center"/>
+        </w:trPr>
+        <w:tc>
+          <w:tcPr>
+            <w:tcW w:w="792" w:type="dxa"/>
+            <w:shd w:val="clear" w:color="auto" w:fill="auto"/>
+            <w:noWrap w:val="0"/>
+            <w:vAlign w:val="top"/>
+          </w:tcPr>
+          <w:p>
+            <w:pPr>
+              <w:pStyle w:val="35"/>
+              <w:bidi w:val="0"/>
+              <w:ind w:left="0" w:leftChars="0" w:firstLine="0" w:firstLineChars="0"/>
+              <w:jc w:val="center"/>
+              <w:rPr>
+                <w:rFonts w:hint="default"/>
+                <w:b/>
+                <w:bCs/>
+                <w:i w:val="0"/>
+                <w:iCs w:val="0"/>
+                <w:lang w:val="vi-VN"/>
+              </w:rPr>
+            </w:pPr>
+            <w:r>
+              <w:rPr>
+                <w:rFonts w:hint="default"/>
+                <w:b/>
+                <w:bCs/>
+                <w:i w:val="0"/>
+                <w:iCs w:val="0"/>
+                <w:lang w:val="vi-VN"/>
+              </w:rPr>
+              <w:t>11</w:t>
+            </w:r>
+          </w:p>
+        </w:tc>
+        <w:tc>
+          <w:tcPr>
+            <w:tcW w:w="2487" w:type="dxa"/>
+            <w:shd w:val="clear" w:color="auto" w:fill="auto"/>
+            <w:noWrap w:val="0"/>
+            <w:vAlign w:val="top"/>
+          </w:tcPr>
+          <w:p>
+            <w:pPr>
+              <w:pStyle w:val="35"/>
+              <w:bidi w:val="0"/>
+              <w:jc w:val="left"/>
+            </w:pPr>
+            <w:r>
+              <w:t>SPA</w:t>
+            </w:r>
+          </w:p>
+        </w:tc>
+        <w:tc>
+          <w:tcPr>
+            <w:tcW w:w="5321" w:type="dxa"/>
+            <w:shd w:val="clear" w:color="auto" w:fill="auto"/>
+            <w:noWrap w:val="0"/>
+            <w:vAlign w:val="top"/>
+          </w:tcPr>
+          <w:p>
+            <w:pPr>
+              <w:pStyle w:val="35"/>
+              <w:bidi w:val="0"/>
+              <w:jc w:val="left"/>
+            </w:pPr>
+            <w:r>
+              <w:t>Single Page Application</w:t>
+            </w:r>
+          </w:p>
+        </w:tc>
+      </w:tr>
+      <w:tr>
+        <w:tblPrEx>
+          <w:tblBorders>
+            <w:top w:val="single" w:color="000000" w:sz="4" w:space="0"/>
+            <w:left w:val="single" w:color="000000" w:sz="4" w:space="0"/>
+            <w:bottom w:val="single" w:color="000000" w:sz="4" w:space="0"/>
+            <w:right w:val="single" w:color="000000" w:sz="4" w:space="0"/>
+            <w:insideH w:val="single" w:color="000000" w:sz="4" w:space="0"/>
+            <w:insideV w:val="single" w:color="000000" w:sz="4" w:space="0"/>
+          </w:tblBorders>
+          <w:tblCellMar>
+            <w:top w:w="0" w:type="dxa"/>
+            <w:left w:w="108" w:type="dxa"/>
+            <w:bottom w:w="0" w:type="dxa"/>
+            <w:right w:w="108" w:type="dxa"/>
+          </w:tblCellMar>
+        </w:tblPrEx>
+        <w:trPr>
+          <w:jc w:val="center"/>
+        </w:trPr>
+        <w:tc>
+          <w:tcPr>
+            <w:tcW w:w="792" w:type="dxa"/>
+            <w:shd w:val="clear" w:color="auto" w:fill="auto"/>
+            <w:noWrap w:val="0"/>
+            <w:vAlign w:val="top"/>
+          </w:tcPr>
+          <w:p>
+            <w:pPr>
+              <w:pStyle w:val="35"/>
+              <w:bidi w:val="0"/>
+              <w:ind w:left="0" w:leftChars="0" w:firstLine="0" w:firstLineChars="0"/>
+              <w:jc w:val="center"/>
+              <w:rPr>
+                <w:rFonts w:hint="default"/>
+                <w:b/>
+                <w:bCs/>
+                <w:i w:val="0"/>
+                <w:iCs w:val="0"/>
+                <w:lang w:val="vi-VN"/>
+              </w:rPr>
+            </w:pPr>
+            <w:r>
+              <w:rPr>
+                <w:rFonts w:hint="default"/>
+                <w:b/>
+                <w:bCs/>
+                <w:i w:val="0"/>
+                <w:iCs w:val="0"/>
+                <w:lang w:val="vi-VN"/>
+              </w:rPr>
+              <w:t>12</w:t>
+            </w:r>
+          </w:p>
+        </w:tc>
+        <w:tc>
+          <w:tcPr>
+            <w:tcW w:w="2487" w:type="dxa"/>
+            <w:shd w:val="clear" w:color="auto" w:fill="auto"/>
+            <w:noWrap w:val="0"/>
+            <w:vAlign w:val="top"/>
+          </w:tcPr>
+          <w:p>
+            <w:pPr>
+              <w:pStyle w:val="35"/>
+              <w:bidi w:val="0"/>
+              <w:jc w:val="left"/>
+            </w:pPr>
+            <w:r>
+              <w:t>ACID</w:t>
+            </w:r>
+          </w:p>
+        </w:tc>
+        <w:tc>
+          <w:tcPr>
+            <w:tcW w:w="5321" w:type="dxa"/>
+            <w:shd w:val="clear" w:color="auto" w:fill="auto"/>
+            <w:noWrap w:val="0"/>
+            <w:vAlign w:val="top"/>
+          </w:tcPr>
+          <w:p>
+            <w:pPr>
+              <w:pStyle w:val="35"/>
+              <w:bidi w:val="0"/>
+              <w:jc w:val="left"/>
+            </w:pPr>
+            <w:r>
+              <w:rPr>
+                <w:rFonts w:hint="default"/>
+              </w:rPr>
+              <w:t>Atomicity, Consistency, Isolation, Durability</w:t>
+            </w:r>
+          </w:p>
+        </w:tc>
+      </w:tr>
+      <w:tr>
+        <w:tblPrEx>
+          <w:tblBorders>
+            <w:top w:val="single" w:color="000000" w:sz="4" w:space="0"/>
+            <w:left w:val="single" w:color="000000" w:sz="4" w:space="0"/>
+            <w:bottom w:val="single" w:color="000000" w:sz="4" w:space="0"/>
+            <w:right w:val="single" w:color="000000" w:sz="4" w:space="0"/>
+            <w:insideH w:val="single" w:color="000000" w:sz="4" w:space="0"/>
+            <w:insideV w:val="single" w:color="000000" w:sz="4" w:space="0"/>
+          </w:tblBorders>
+          <w:tblCellMar>
+            <w:top w:w="0" w:type="dxa"/>
+            <w:left w:w="108" w:type="dxa"/>
+            <w:bottom w:w="0" w:type="dxa"/>
+            <w:right w:w="108" w:type="dxa"/>
+          </w:tblCellMar>
+        </w:tblPrEx>
+        <w:trPr>
+          <w:jc w:val="center"/>
+        </w:trPr>
+        <w:tc>
+          <w:tcPr>
+            <w:tcW w:w="792" w:type="dxa"/>
+            <w:shd w:val="clear" w:color="auto" w:fill="auto"/>
+            <w:noWrap w:val="0"/>
+            <w:vAlign w:val="top"/>
+          </w:tcPr>
+          <w:p>
+            <w:pPr>
+              <w:pStyle w:val="35"/>
+              <w:bidi w:val="0"/>
+              <w:ind w:left="0" w:leftChars="0" w:firstLine="0" w:firstLineChars="0"/>
+              <w:jc w:val="center"/>
+              <w:rPr>
+                <w:rFonts w:hint="default"/>
+                <w:b/>
+                <w:bCs/>
+                <w:i w:val="0"/>
+                <w:iCs w:val="0"/>
+                <w:lang w:val="vi-VN"/>
+              </w:rPr>
+            </w:pPr>
+            <w:r>
+              <w:rPr>
+                <w:rFonts w:hint="default"/>
+                <w:b/>
+                <w:bCs/>
+                <w:i w:val="0"/>
+                <w:iCs w:val="0"/>
+                <w:lang w:val="vi-VN"/>
+              </w:rPr>
+              <w:t>13</w:t>
+            </w:r>
+          </w:p>
+        </w:tc>
+        <w:tc>
+          <w:tcPr>
+            <w:tcW w:w="2487" w:type="dxa"/>
+            <w:shd w:val="clear" w:color="auto" w:fill="auto"/>
+            <w:noWrap w:val="0"/>
+            <w:vAlign w:val="top"/>
+          </w:tcPr>
+          <w:p>
+            <w:pPr>
+              <w:pStyle w:val="35"/>
+              <w:bidi w:val="0"/>
+              <w:jc w:val="left"/>
+            </w:pPr>
+            <w:r>
+              <w:t>HTTP</w:t>
+            </w:r>
+          </w:p>
+        </w:tc>
+        <w:tc>
+          <w:tcPr>
+            <w:tcW w:w="5321" w:type="dxa"/>
+            <w:shd w:val="clear" w:color="auto" w:fill="auto"/>
+            <w:noWrap w:val="0"/>
+            <w:vAlign w:val="top"/>
+          </w:tcPr>
+          <w:p>
+            <w:pPr>
+              <w:pStyle w:val="35"/>
+              <w:bidi w:val="0"/>
+              <w:jc w:val="left"/>
+            </w:pPr>
+            <w:r>
+              <w:rPr>
+                <w:rFonts w:hint="default"/>
+              </w:rPr>
+              <w:t>HyperText Transfer Protocol</w:t>
+            </w:r>
+          </w:p>
+        </w:tc>
+      </w:tr>
+      <w:tr>
+        <w:tblPrEx>
+          <w:tblBorders>
+            <w:top w:val="single" w:color="000000" w:sz="4" w:space="0"/>
+            <w:left w:val="single" w:color="000000" w:sz="4" w:space="0"/>
+            <w:bottom w:val="single" w:color="000000" w:sz="4" w:space="0"/>
+            <w:right w:val="single" w:color="000000" w:sz="4" w:space="0"/>
+            <w:insideH w:val="single" w:color="000000" w:sz="4" w:space="0"/>
+            <w:insideV w:val="single" w:color="000000" w:sz="4" w:space="0"/>
+          </w:tblBorders>
+          <w:tblCellMar>
+            <w:top w:w="0" w:type="dxa"/>
+            <w:left w:w="108" w:type="dxa"/>
+            <w:bottom w:w="0" w:type="dxa"/>
+            <w:right w:w="108" w:type="dxa"/>
+          </w:tblCellMar>
+        </w:tblPrEx>
+        <w:trPr>
+          <w:jc w:val="center"/>
+        </w:trPr>
+        <w:tc>
+          <w:tcPr>
+            <w:tcW w:w="792" w:type="dxa"/>
+            <w:shd w:val="clear" w:color="auto" w:fill="auto"/>
+            <w:noWrap w:val="0"/>
+            <w:vAlign w:val="top"/>
+          </w:tcPr>
+          <w:p>
+            <w:pPr>
+              <w:pStyle w:val="35"/>
+              <w:bidi w:val="0"/>
+              <w:ind w:left="0" w:leftChars="0" w:firstLine="0" w:firstLineChars="0"/>
+              <w:jc w:val="center"/>
+              <w:rPr>
+                <w:rFonts w:hint="default"/>
+                <w:b/>
+                <w:bCs/>
+                <w:i w:val="0"/>
+                <w:iCs w:val="0"/>
+                <w:lang w:val="vi-VN"/>
+              </w:rPr>
+            </w:pPr>
+            <w:r>
+              <w:rPr>
+                <w:rFonts w:hint="default"/>
+                <w:b/>
+                <w:bCs/>
+                <w:i w:val="0"/>
+                <w:iCs w:val="0"/>
+                <w:lang w:val="vi-VN"/>
+              </w:rPr>
+              <w:t>14</w:t>
+            </w:r>
+          </w:p>
+        </w:tc>
+        <w:tc>
+          <w:tcPr>
+            <w:tcW w:w="2487" w:type="dxa"/>
+            <w:shd w:val="clear" w:color="auto" w:fill="auto"/>
+            <w:noWrap w:val="0"/>
+            <w:vAlign w:val="top"/>
+          </w:tcPr>
+          <w:p>
+            <w:pPr>
+              <w:pStyle w:val="35"/>
+              <w:bidi w:val="0"/>
+              <w:jc w:val="left"/>
+            </w:pPr>
+            <w:r>
+              <w:t>SQL</w:t>
+            </w:r>
+          </w:p>
+        </w:tc>
+        <w:tc>
+          <w:tcPr>
+            <w:tcW w:w="5321" w:type="dxa"/>
+            <w:shd w:val="clear" w:color="auto" w:fill="auto"/>
+            <w:noWrap w:val="0"/>
+            <w:vAlign w:val="top"/>
+          </w:tcPr>
+          <w:p>
+            <w:pPr>
+              <w:pStyle w:val="35"/>
+              <w:bidi w:val="0"/>
+              <w:jc w:val="left"/>
+            </w:pPr>
+            <w:r>
+              <w:rPr>
+                <w:rFonts w:hint="default"/>
+              </w:rPr>
+              <w:t>Structured Query Language</w:t>
+            </w:r>
+          </w:p>
+        </w:tc>
+      </w:tr>
+      <w:tr>
+        <w:tblPrEx>
+          <w:tblBorders>
+            <w:top w:val="single" w:color="000000" w:sz="4" w:space="0"/>
+            <w:left w:val="single" w:color="000000" w:sz="4" w:space="0"/>
+            <w:bottom w:val="single" w:color="000000" w:sz="4" w:space="0"/>
+            <w:right w:val="single" w:color="000000" w:sz="4" w:space="0"/>
+            <w:insideH w:val="single" w:color="000000" w:sz="4" w:space="0"/>
+            <w:insideV w:val="single" w:color="000000" w:sz="4" w:space="0"/>
+          </w:tblBorders>
+          <w:tblCellMar>
+            <w:top w:w="0" w:type="dxa"/>
+            <w:left w:w="108" w:type="dxa"/>
+            <w:bottom w:w="0" w:type="dxa"/>
+            <w:right w:w="108" w:type="dxa"/>
+          </w:tblCellMar>
+        </w:tblPrEx>
+        <w:trPr>
+          <w:jc w:val="center"/>
+        </w:trPr>
+        <w:tc>
+          <w:tcPr>
+            <w:tcW w:w="792" w:type="dxa"/>
+            <w:shd w:val="clear" w:color="auto" w:fill="auto"/>
+            <w:noWrap w:val="0"/>
+            <w:vAlign w:val="top"/>
+          </w:tcPr>
+          <w:p>
+            <w:pPr>
+              <w:pStyle w:val="35"/>
+              <w:bidi w:val="0"/>
+              <w:ind w:left="0" w:leftChars="0" w:firstLine="0" w:firstLineChars="0"/>
+              <w:jc w:val="center"/>
+              <w:rPr>
+                <w:rFonts w:hint="default"/>
+                <w:b/>
+                <w:bCs/>
+                <w:i w:val="0"/>
+                <w:iCs w:val="0"/>
+                <w:lang w:val="vi-VN"/>
+              </w:rPr>
+            </w:pPr>
+            <w:r>
+              <w:rPr>
+                <w:rFonts w:hint="default"/>
+                <w:b/>
+                <w:bCs/>
+                <w:i w:val="0"/>
+                <w:iCs w:val="0"/>
+                <w:lang w:val="vi-VN"/>
+              </w:rPr>
+              <w:t>15</w:t>
+            </w:r>
+          </w:p>
+        </w:tc>
+        <w:tc>
+          <w:tcPr>
+            <w:tcW w:w="2487" w:type="dxa"/>
+            <w:shd w:val="clear" w:color="auto" w:fill="auto"/>
+            <w:noWrap w:val="0"/>
+            <w:vAlign w:val="top"/>
+          </w:tcPr>
+          <w:p>
+            <w:pPr>
+              <w:pStyle w:val="35"/>
+              <w:bidi w:val="0"/>
+              <w:jc w:val="left"/>
+            </w:pPr>
+            <w:r>
+              <w:t>ERD</w:t>
+            </w:r>
+          </w:p>
+        </w:tc>
+        <w:tc>
+          <w:tcPr>
+            <w:tcW w:w="5321" w:type="dxa"/>
+            <w:shd w:val="clear" w:color="auto" w:fill="auto"/>
+            <w:noWrap w:val="0"/>
+            <w:vAlign w:val="top"/>
+          </w:tcPr>
+          <w:p>
+            <w:pPr>
+              <w:pStyle w:val="35"/>
+              <w:bidi w:val="0"/>
+              <w:jc w:val="left"/>
+            </w:pPr>
+            <w:r>
+              <w:t>Entity-Relationship Diagram</w:t>
+            </w:r>
+          </w:p>
+        </w:tc>
+      </w:tr>
+      <w:tr>
+        <w:tblPrEx>
+          <w:tblBorders>
+            <w:top w:val="single" w:color="000000" w:sz="4" w:space="0"/>
+            <w:left w:val="single" w:color="000000" w:sz="4" w:space="0"/>
+            <w:bottom w:val="single" w:color="000000" w:sz="4" w:space="0"/>
+            <w:right w:val="single" w:color="000000" w:sz="4" w:space="0"/>
+            <w:insideH w:val="single" w:color="000000" w:sz="4" w:space="0"/>
+            <w:insideV w:val="single" w:color="000000" w:sz="4" w:space="0"/>
+          </w:tblBorders>
+          <w:tblCellMar>
+            <w:top w:w="0" w:type="dxa"/>
+            <w:left w:w="108" w:type="dxa"/>
+            <w:bottom w:w="0" w:type="dxa"/>
+            <w:right w:w="108" w:type="dxa"/>
+          </w:tblCellMar>
+        </w:tblPrEx>
+        <w:trPr>
+          <w:jc w:val="center"/>
+        </w:trPr>
+        <w:tc>
+          <w:tcPr>
+            <w:tcW w:w="792" w:type="dxa"/>
+            <w:shd w:val="clear" w:color="auto" w:fill="auto"/>
+            <w:noWrap w:val="0"/>
+            <w:vAlign w:val="top"/>
+          </w:tcPr>
+          <w:p>
+            <w:pPr>
+              <w:pStyle w:val="35"/>
+              <w:bidi w:val="0"/>
+              <w:ind w:left="0" w:leftChars="0" w:firstLine="0" w:firstLineChars="0"/>
+              <w:jc w:val="center"/>
+              <w:rPr>
+                <w:rFonts w:hint="default"/>
+                <w:b/>
+                <w:bCs/>
+                <w:i w:val="0"/>
+                <w:iCs w:val="0"/>
+                <w:lang w:val="vi-VN"/>
+              </w:rPr>
+            </w:pPr>
+            <w:r>
+              <w:rPr>
+                <w:rFonts w:hint="default"/>
+                <w:b/>
+                <w:bCs/>
+                <w:i w:val="0"/>
+                <w:iCs w:val="0"/>
+                <w:lang w:val="vi-VN"/>
+              </w:rPr>
+              <w:t>16</w:t>
+            </w:r>
+          </w:p>
+        </w:tc>
+        <w:tc>
+          <w:tcPr>
+            <w:tcW w:w="2487" w:type="dxa"/>
+            <w:shd w:val="clear" w:color="auto" w:fill="auto"/>
+            <w:noWrap w:val="0"/>
+            <w:vAlign w:val="top"/>
+          </w:tcPr>
+          <w:p>
+            <w:pPr>
+              <w:pStyle w:val="35"/>
+              <w:bidi w:val="0"/>
+              <w:jc w:val="left"/>
+            </w:pPr>
+            <w:r>
+              <w:t>PK</w:t>
+            </w:r>
+          </w:p>
+        </w:tc>
+        <w:tc>
+          <w:tcPr>
+            <w:tcW w:w="5321" w:type="dxa"/>
+            <w:shd w:val="clear" w:color="auto" w:fill="auto"/>
+            <w:noWrap w:val="0"/>
+            <w:vAlign w:val="top"/>
+          </w:tcPr>
+          <w:p>
+            <w:pPr>
+              <w:pStyle w:val="35"/>
+              <w:bidi w:val="0"/>
+              <w:jc w:val="left"/>
+            </w:pPr>
+            <w:r>
+              <w:rPr>
+                <w:rFonts w:hint="default"/>
+              </w:rPr>
+              <w:t>Primary Key (Khóa chính)</w:t>
+            </w:r>
+          </w:p>
+        </w:tc>
+      </w:tr>
+      <w:tr>
+        <w:tblPrEx>
+          <w:tblBorders>
+            <w:top w:val="single" w:color="000000" w:sz="4" w:space="0"/>
+            <w:left w:val="single" w:color="000000" w:sz="4" w:space="0"/>
+            <w:bottom w:val="single" w:color="000000" w:sz="4" w:space="0"/>
+            <w:right w:val="single" w:color="000000" w:sz="4" w:space="0"/>
+            <w:insideH w:val="single" w:color="000000" w:sz="4" w:space="0"/>
+            <w:insideV w:val="single" w:color="000000" w:sz="4" w:space="0"/>
+          </w:tblBorders>
+          <w:tblCellMar>
+            <w:top w:w="0" w:type="dxa"/>
+            <w:left w:w="108" w:type="dxa"/>
+            <w:bottom w:w="0" w:type="dxa"/>
+            <w:right w:w="108" w:type="dxa"/>
+          </w:tblCellMar>
+        </w:tblPrEx>
+        <w:trPr>
+          <w:jc w:val="center"/>
+        </w:trPr>
+        <w:tc>
+          <w:tcPr>
+            <w:tcW w:w="792" w:type="dxa"/>
+            <w:shd w:val="clear" w:color="auto" w:fill="auto"/>
+            <w:noWrap w:val="0"/>
+            <w:vAlign w:val="top"/>
+          </w:tcPr>
+          <w:p>
+            <w:pPr>
+              <w:pStyle w:val="35"/>
+              <w:bidi w:val="0"/>
+              <w:ind w:left="0" w:leftChars="0" w:firstLine="0" w:firstLineChars="0"/>
+              <w:jc w:val="center"/>
+              <w:rPr>
+                <w:rFonts w:hint="default"/>
+                <w:b/>
+                <w:bCs/>
+                <w:i w:val="0"/>
+                <w:iCs w:val="0"/>
+                <w:lang w:val="vi-VN"/>
+              </w:rPr>
+            </w:pPr>
+            <w:r>
+              <w:rPr>
+                <w:rFonts w:hint="default"/>
+                <w:b/>
+                <w:bCs/>
+                <w:i w:val="0"/>
+                <w:iCs w:val="0"/>
+                <w:lang w:val="vi-VN"/>
+              </w:rPr>
+              <w:t>17</w:t>
+            </w:r>
+          </w:p>
+        </w:tc>
+        <w:tc>
+          <w:tcPr>
+            <w:tcW w:w="2487" w:type="dxa"/>
+            <w:shd w:val="clear" w:color="auto" w:fill="auto"/>
+            <w:noWrap w:val="0"/>
+            <w:vAlign w:val="top"/>
+          </w:tcPr>
+          <w:p>
+            <w:pPr>
+              <w:pStyle w:val="35"/>
+              <w:bidi w:val="0"/>
+              <w:jc w:val="left"/>
+            </w:pPr>
+            <w:r>
+              <w:t>UI/UX</w:t>
+            </w:r>
+          </w:p>
+        </w:tc>
+        <w:tc>
+          <w:tcPr>
+            <w:tcW w:w="5321" w:type="dxa"/>
+            <w:shd w:val="clear" w:color="auto" w:fill="auto"/>
+            <w:noWrap w:val="0"/>
+            <w:vAlign w:val="top"/>
+          </w:tcPr>
+          <w:p>
+            <w:pPr>
+              <w:pStyle w:val="35"/>
+              <w:bidi w:val="0"/>
+              <w:jc w:val="left"/>
+            </w:pPr>
+            <w:r>
+              <w:rPr>
+                <w:rFonts w:hint="default"/>
+              </w:rPr>
+              <w:t>User Interface/User Experience</w:t>
             </w:r>
           </w:p>
         </w:tc>
@@ -6991,6 +8479,56 @@
     </w:p>
     <w:p>
       <w:pPr>
+        <w:jc w:val="both"/>
+        <w:rPr>
+          <w:rStyle w:val="36"/>
+          <w:i w:val="0"/>
+          <w:iCs w:val="0"/>
+        </w:rPr>
+      </w:pPr>
+    </w:p>
+    <w:p>
+      <w:pPr>
+        <w:jc w:val="both"/>
+        <w:rPr>
+          <w:rStyle w:val="36"/>
+          <w:i w:val="0"/>
+          <w:iCs w:val="0"/>
+        </w:rPr>
+      </w:pPr>
+    </w:p>
+    <w:p>
+      <w:pPr>
+        <w:jc w:val="both"/>
+        <w:rPr>
+          <w:rStyle w:val="36"/>
+          <w:i w:val="0"/>
+          <w:iCs w:val="0"/>
+        </w:rPr>
+      </w:pPr>
+    </w:p>
+    <w:p>
+      <w:pPr>
+        <w:jc w:val="both"/>
+        <w:rPr>
+          <w:rStyle w:val="36"/>
+          <w:i w:val="0"/>
+          <w:iCs w:val="0"/>
+        </w:rPr>
+      </w:pPr>
+    </w:p>
+    <w:p>
+      <w:pPr>
+        <w:jc w:val="both"/>
+        <w:rPr>
+          <w:rStyle w:val="36"/>
+          <w:i w:val="0"/>
+          <w:iCs w:val="0"/>
+        </w:rPr>
+      </w:pPr>
+    </w:p>
+    <w:p>
+      <w:pPr>
         <w:jc w:val="center"/>
         <w:outlineLvl w:val="0"/>
         <w:rPr>
@@ -7001,7 +8539,7 @@
           <w:lang w:val="vi-VN"/>
         </w:rPr>
       </w:pPr>
-      <w:bookmarkStart w:id="9" w:name="_Toc8836"/>
+      <w:bookmarkStart w:id="9" w:name="_Toc17539"/>
       <w:r>
         <w:rPr>
           <w:rStyle w:val="36"/>
@@ -7028,14 +8566,14 @@
         <w:pStyle w:val="35"/>
         <w:bidi w:val="0"/>
       </w:pPr>
-      <w:bookmarkStart w:id="10" w:name="_Toc16654"/>
-      <w:bookmarkStart w:id="11" w:name="_Toc15225"/>
-      <w:bookmarkStart w:id="12" w:name="_Toc10720"/>
-      <w:bookmarkStart w:id="13" w:name="_Toc15361"/>
-      <w:bookmarkStart w:id="14" w:name="_Toc8637"/>
-      <w:bookmarkStart w:id="15" w:name="_Toc10977"/>
-      <w:bookmarkStart w:id="16" w:name="_Toc3497"/>
-      <w:bookmarkStart w:id="17" w:name="_Toc31689"/>
+      <w:bookmarkStart w:id="10" w:name="_Toc15225"/>
+      <w:bookmarkStart w:id="11" w:name="_Toc10720"/>
+      <w:bookmarkStart w:id="12" w:name="_Toc8637"/>
+      <w:bookmarkStart w:id="13" w:name="_Toc10977"/>
+      <w:bookmarkStart w:id="14" w:name="_Toc3497"/>
+      <w:bookmarkStart w:id="15" w:name="_Toc31689"/>
+      <w:bookmarkStart w:id="16" w:name="_Toc15361"/>
+      <w:bookmarkStart w:id="17" w:name="_Toc16654"/>
       <w:r>
         <w:t>Đồ án môn học với đề tài “Tìm hiểu về Node.js và xây dựng website nhà hàng Ẩm Thực Phương Nam Trà Vinh” được thực hiện với mục tiêu nghiên cứu nền tảng lập trình backend hiện đại Node.js, đồng thời áp dụng vào việc xây dựng một hệ thống website giới thiệu và quản lý hoạt động của nhà hàng. Trong quá trình thực hiện, nhóm đã tìm hiểu các khái niệm cơ bản về Node.js, Express.js, cũng như cách kết nối cơ sở dữ liệu MySQL để xây dựng một hệ thống có khả năng xử lý yêu cầu nhanh, gọn, hiệu quả. Website gồm các chức năng chính như: hiển thị thực đơn món ăn theo từng loại, đặt bàn trực tuyến, đặt món ăn, quản lý hóa đơn và chi tiết hóa đơn, quản lý danh mục món ăn từ giao diện admin. Giao diện được thiết kế thân thiện, dễ sử dụng, tương thích nhiều thiết bị, sử dụng HTML, CSS</w:t>
       </w:r>
@@ -7163,7 +8701,7 @@
         <w:pStyle w:val="2"/>
         <w:bidi w:val="0"/>
       </w:pPr>
-      <w:bookmarkStart w:id="18" w:name="_Toc11648"/>
+      <w:bookmarkStart w:id="18" w:name="_Toc21684"/>
       <w:r>
         <w:rPr>
           <w:rFonts w:hint="default"/>
@@ -7190,7 +8728,7 @@
         <w:pStyle w:val="3"/>
         <w:bidi w:val="0"/>
       </w:pPr>
-      <w:bookmarkStart w:id="19" w:name="_Toc3797"/>
+      <w:bookmarkStart w:id="19" w:name="_Toc16754"/>
       <w:r>
         <w:rPr>
           <w:rFonts w:hint="default"/>
@@ -7207,7 +8745,7 @@
           <w:rFonts w:hint="default"/>
         </w:rPr>
       </w:pPr>
-      <w:bookmarkStart w:id="20" w:name="_Toc12397"/>
+      <w:bookmarkStart w:id="20" w:name="_Toc23597"/>
       <w:r>
         <w:rPr>
           <w:rFonts w:hint="default"/>
@@ -7254,7 +8792,7 @@
           <w:rFonts w:hint="default"/>
         </w:rPr>
       </w:pPr>
-      <w:bookmarkStart w:id="21" w:name="_Toc21902"/>
+      <w:bookmarkStart w:id="21" w:name="_Toc25974"/>
       <w:r>
         <w:rPr>
           <w:rFonts w:hint="default"/>
@@ -7456,7 +8994,7 @@
           <w:rFonts w:hint="default"/>
         </w:rPr>
       </w:pPr>
-      <w:bookmarkStart w:id="22" w:name="_Toc30809"/>
+      <w:bookmarkStart w:id="22" w:name="_Toc41"/>
       <w:r>
         <w:rPr>
           <w:rFonts w:hint="default"/>
@@ -7824,7 +9362,7 @@
         </w:rPr>
         <w:t xml:space="preserve"> </w:t>
       </w:r>
-      <w:bookmarkStart w:id="23" w:name="_Toc2462"/>
+      <w:bookmarkStart w:id="23" w:name="_Toc30872"/>
       <w:r>
         <w:rPr>
           <w:rFonts w:hint="default"/>
@@ -7847,7 +9385,7 @@
         </w:rPr>
         <w:t xml:space="preserve"> </w:t>
       </w:r>
-      <w:bookmarkStart w:id="24" w:name="_Toc6223"/>
+      <w:bookmarkStart w:id="24" w:name="_Toc12578"/>
       <w:r>
         <w:rPr>
           <w:rFonts w:hint="default"/>
@@ -7894,7 +9432,7 @@
           <w:rFonts w:hint="default"/>
         </w:rPr>
       </w:pPr>
-      <w:bookmarkStart w:id="25" w:name="_Toc22124"/>
+      <w:bookmarkStart w:id="25" w:name="_Toc28590"/>
       <w:r>
         <w:rPr>
           <w:rFonts w:hint="default"/>
@@ -8195,7 +9733,7 @@
       <w:r>
         <w:t xml:space="preserve"> </w:t>
       </w:r>
-      <w:bookmarkStart w:id="26" w:name="_Toc2171"/>
+      <w:bookmarkStart w:id="26" w:name="_Toc21119"/>
       <w:r>
         <w:t>Đặc tả nhu cầu ứng dụng phù hợp</w:t>
       </w:r>
@@ -8452,7 +9990,7 @@
         <w:pStyle w:val="3"/>
         <w:bidi w:val="0"/>
       </w:pPr>
-      <w:bookmarkStart w:id="27" w:name="_Toc27723"/>
+      <w:bookmarkStart w:id="27" w:name="_Toc2526"/>
       <w:r>
         <w:t>Tính cần thiết của phần mềm phân tán, microservices và cloud</w:t>
       </w:r>
@@ -8553,7 +10091,7 @@
           <w:rFonts w:hint="default"/>
         </w:rPr>
       </w:pPr>
-      <w:bookmarkStart w:id="28" w:name="_Toc21842"/>
+      <w:bookmarkStart w:id="28" w:name="_Toc21182"/>
       <w:r>
         <w:rPr>
           <w:rFonts w:hint="default"/>
@@ -9480,7 +11018,7 @@
         <w:pStyle w:val="2"/>
         <w:bidi w:val="0"/>
       </w:pPr>
-      <w:bookmarkStart w:id="29" w:name="_Toc5515"/>
+      <w:bookmarkStart w:id="29" w:name="_Toc16340"/>
       <w:r>
         <w:rPr>
           <w:rFonts w:hint="default"/>
@@ -9503,7 +11041,7 @@
         </w:rPr>
         <w:t xml:space="preserve"> </w:t>
       </w:r>
-      <w:bookmarkStart w:id="30" w:name="_Toc30953"/>
+      <w:bookmarkStart w:id="30" w:name="_Toc9052"/>
       <w:r>
         <w:rPr>
           <w:rFonts w:hint="default"/>
@@ -9668,7 +11206,7 @@
         <w:pStyle w:val="3"/>
         <w:bidi w:val="0"/>
       </w:pPr>
-      <w:bookmarkStart w:id="31" w:name="_Toc24800"/>
+      <w:bookmarkStart w:id="31" w:name="_Toc12954"/>
       <w:r>
         <w:t>Mô tả chức năng từng phần trong kiến trúc</w:t>
       </w:r>
@@ -10192,7 +11730,7 @@
         <w:pStyle w:val="3"/>
         <w:bidi w:val="0"/>
       </w:pPr>
-      <w:bookmarkStart w:id="32" w:name="_Toc14389"/>
+      <w:bookmarkStart w:id="32" w:name="_Toc26831"/>
       <w:r>
         <w:t>Kiến trúc phần mềm dựa trên đám mây và định hướng Microservices</w:t>
       </w:r>
@@ -10380,7 +11918,7 @@
         </w:rPr>
         <w:t xml:space="preserve"> </w:t>
       </w:r>
-      <w:bookmarkStart w:id="33" w:name="_Toc29756"/>
+      <w:bookmarkStart w:id="33" w:name="_Toc9746"/>
       <w:r>
         <w:rPr>
           <w:rFonts w:hint="default"/>
@@ -10588,7 +12126,7 @@
         <w:pStyle w:val="3"/>
         <w:bidi w:val="0"/>
       </w:pPr>
-      <w:bookmarkStart w:id="34" w:name="_Toc27393"/>
+      <w:bookmarkStart w:id="34" w:name="_Toc27538"/>
       <w:r>
         <w:rPr>
           <w:sz w:val="26"/>
@@ -10663,7 +12201,15 @@
         </mc:AlternateContent>
       </w:r>
       <w:r>
-        <w:t>Sơ đồ kiến trúc phân lớp (Layered Architecture) của Backend:</w:t>
+        <w:t>Sơ đồ kiến trúc phân lớp (</w:t>
+      </w:r>
+      <w:bookmarkStart w:id="61" w:name="_GoBack"/>
+      <w:r>
+        <w:t>Layere</w:t>
+      </w:r>
+      <w:bookmarkEnd w:id="61"/>
+      <w:r>
+        <w:t>d Architecture) của Backend:</w:t>
       </w:r>
       <w:bookmarkEnd w:id="34"/>
     </w:p>
@@ -11572,7 +13118,7 @@
           <w:lang w:val="vi-VN"/>
         </w:rPr>
       </w:pPr>
-      <w:bookmarkStart w:id="35" w:name="_Toc6669"/>
+      <w:bookmarkStart w:id="35" w:name="_Toc15417"/>
       <w:r>
         <w:rPr>
           <w:rFonts w:hint="default"/>
@@ -11609,7 +13155,7 @@
         </w:rPr>
         <w:t xml:space="preserve"> </w:t>
       </w:r>
-      <w:bookmarkStart w:id="36" w:name="_Toc29526"/>
+      <w:bookmarkStart w:id="36" w:name="_Toc3176"/>
       <w:r>
         <w:rPr>
           <w:rFonts w:hint="default"/>
@@ -11695,7 +13241,7 @@
           <w:lang w:val="vi-VN"/>
         </w:rPr>
       </w:pPr>
-      <w:bookmarkStart w:id="37" w:name="_Toc12276"/>
+      <w:bookmarkStart w:id="37" w:name="_Toc1817"/>
       <w:r>
         <w:rPr>
           <w:rFonts w:hint="default"/>
@@ -12555,7 +14101,7 @@
         </w:rPr>
         <w:t xml:space="preserve"> </w:t>
       </w:r>
-      <w:bookmarkStart w:id="38" w:name="_Toc3292"/>
+      <w:bookmarkStart w:id="38" w:name="_Toc23124"/>
       <w:r>
         <w:rPr>
           <w:rFonts w:hint="default"/>
@@ -13312,7 +14858,7 @@
           <w:lang w:val="en-US" w:eastAsia="zh-CN"/>
         </w:rPr>
       </w:pPr>
-      <w:bookmarkStart w:id="39" w:name="_Toc32616"/>
+      <w:bookmarkStart w:id="39" w:name="_Toc4600"/>
       <w:r>
         <w:rPr>
           <w:lang w:val="en-US" w:eastAsia="zh-CN"/>
@@ -13397,6 +14943,7 @@
           <w:lang w:val="vi-VN" w:eastAsia="zh-CN"/>
         </w:rPr>
       </w:pPr>
+      <w:bookmarkStart w:id="40" w:name="_Toc28788"/>
       <w:r>
         <w:rPr>
           <w:rFonts w:hint="default"/>
@@ -13404,6 +14951,7 @@
         </w:rPr>
         <w:t>Hình 3.3: Giao diện bản vẽ FigMa</w:t>
       </w:r>
+      <w:bookmarkEnd w:id="40"/>
     </w:p>
     <w:p>
       <w:pPr>
@@ -13571,25 +15119,25 @@
           <w:lang w:val="en-US" w:eastAsia="zh-CN" w:bidi="ar"/>
         </w:rPr>
       </w:pPr>
-      <w:bookmarkStart w:id="40" w:name="_Toc9819"/>
+      <w:bookmarkStart w:id="41" w:name="_Toc11969"/>
       <w:r>
         <w:rPr>
           <w:lang w:val="en-US" w:eastAsia="zh-CN"/>
         </w:rPr>
         <w:t>Triển khai và công nghệ sử dụng</w:t>
       </w:r>
-      <w:bookmarkEnd w:id="40"/>
+      <w:bookmarkEnd w:id="41"/>
     </w:p>
     <w:p>
       <w:pPr>
         <w:pStyle w:val="3"/>
         <w:bidi w:val="0"/>
       </w:pPr>
-      <w:bookmarkStart w:id="41" w:name="_Toc16880"/>
+      <w:bookmarkStart w:id="42" w:name="_Toc21882"/>
       <w:r>
         <w:t>Công nghệ sử dụng</w:t>
       </w:r>
-      <w:bookmarkEnd w:id="41"/>
+      <w:bookmarkEnd w:id="42"/>
     </w:p>
     <w:p>
       <w:pPr>
@@ -13843,11 +15391,11 @@
       <w:r>
         <w:t xml:space="preserve"> </w:t>
       </w:r>
-      <w:bookmarkStart w:id="42" w:name="_Toc22865"/>
+      <w:bookmarkStart w:id="43" w:name="_Toc20869"/>
       <w:r>
         <w:t>Quy trình CI/CD với GitHub Actions</w:t>
       </w:r>
-      <w:bookmarkEnd w:id="42"/>
+      <w:bookmarkEnd w:id="43"/>
     </w:p>
     <w:p>
       <w:pPr>
@@ -13981,11 +15529,11 @@
       <w:r>
         <w:t xml:space="preserve"> </w:t>
       </w:r>
-      <w:bookmarkStart w:id="43" w:name="_Toc17022"/>
+      <w:bookmarkStart w:id="44" w:name="_Toc5745"/>
       <w:r>
         <w:t>Cấu hình Docker và quy trình triển khai</w:t>
       </w:r>
-      <w:bookmarkEnd w:id="43"/>
+      <w:bookmarkEnd w:id="44"/>
     </w:p>
     <w:p>
       <w:pPr>
@@ -14208,7 +15756,7 @@
           <w:lang w:val="vi-VN" w:eastAsia="zh-CN"/>
         </w:rPr>
       </w:pPr>
-      <w:bookmarkStart w:id="44" w:name="_Toc28660"/>
+      <w:bookmarkStart w:id="45" w:name="_Toc16248"/>
       <w:r>
         <w:rPr>
           <w:rFonts w:hint="default"/>
@@ -14216,17 +15764,83 @@
         </w:rPr>
         <w:t>Kết quả kiểm thử docker</w:t>
       </w:r>
-      <w:bookmarkEnd w:id="44"/>
-    </w:p>
-    <w:p>
-      <w:pPr>
-        <w:pStyle w:val="35"/>
-        <w:bidi w:val="0"/>
-        <w:rPr>
-          <w:rFonts w:hint="default"/>
-          <w:lang w:val="en-US" w:eastAsia="zh-CN"/>
-        </w:rPr>
-      </w:pPr>
+      <w:bookmarkEnd w:id="45"/>
+    </w:p>
+    <w:p>
+      <w:pPr>
+        <w:pStyle w:val="35"/>
+        <w:bidi w:val="0"/>
+        <w:jc w:val="center"/>
+      </w:pPr>
+      <w:r>
+        <w:drawing>
+          <wp:inline distT="0" distB="0" distL="114300" distR="114300">
+            <wp:extent cx="4949825" cy="2783205"/>
+            <wp:effectExtent l="0" t="0" r="3175" b="5715"/>
+            <wp:docPr id="7" name="Picture 1"/>
+            <wp:cNvGraphicFramePr>
+              <a:graphicFrameLocks xmlns:a="http://schemas.openxmlformats.org/drawingml/2006/main" noChangeAspect="1"/>
+            </wp:cNvGraphicFramePr>
+            <a:graphic xmlns:a="http://schemas.openxmlformats.org/drawingml/2006/main">
+              <a:graphicData uri="http://schemas.openxmlformats.org/drawingml/2006/picture">
+                <pic:pic xmlns:pic="http://schemas.openxmlformats.org/drawingml/2006/picture">
+                  <pic:nvPicPr>
+                    <pic:cNvPr id="7" name="Picture 1"/>
+                    <pic:cNvPicPr>
+                      <a:picLocks noChangeAspect="1"/>
+                    </pic:cNvPicPr>
+                  </pic:nvPicPr>
+                  <pic:blipFill>
+                    <a:blip r:embed="rId14"/>
+                    <a:stretch>
+                      <a:fillRect/>
+                    </a:stretch>
+                  </pic:blipFill>
+                  <pic:spPr>
+                    <a:xfrm>
+                      <a:off x="0" y="0"/>
+                      <a:ext cx="4949825" cy="2783205"/>
+                    </a:xfrm>
+                    <a:prstGeom prst="rect">
+                      <a:avLst/>
+                    </a:prstGeom>
+                    <a:noFill/>
+                    <a:ln>
+                      <a:noFill/>
+                    </a:ln>
+                  </pic:spPr>
+                </pic:pic>
+              </a:graphicData>
+            </a:graphic>
+          </wp:inline>
+        </w:drawing>
+      </w:r>
+    </w:p>
+    <w:p>
+      <w:pPr>
+        <w:pStyle w:val="13"/>
+        <w:bidi w:val="0"/>
+        <w:rPr>
+          <w:rFonts w:hint="default"/>
+          <w:lang w:val="vi-VN" w:eastAsia="zh-CN"/>
+        </w:rPr>
+      </w:pPr>
+      <w:bookmarkStart w:id="46" w:name="_Toc22689"/>
+      <w:r>
+        <w:rPr>
+          <w:rFonts w:hint="default"/>
+          <w:lang w:val="vi-VN" w:eastAsia="zh-CN"/>
+        </w:rPr>
+        <w:t>Hình 4.2: Kết quả kiểm thử Docker (Frontend, Backend, DataBase)</w:t>
+      </w:r>
+      <w:r>
+        <w:rPr>
+          <w:rFonts w:hint="default"/>
+          <w:lang w:val="vi-VN" w:eastAsia="zh-CN"/>
+        </w:rPr>
+        <w:br w:type="textWrapping"/>
+      </w:r>
+      <w:bookmarkEnd w:id="46"/>
     </w:p>
     <w:p>
       <w:pPr>
@@ -14393,164 +16007,28 @@
     </w:p>
     <w:p>
       <w:pPr>
-        <w:keepNext w:val="0"/>
-        <w:keepLines w:val="0"/>
-        <w:widowControl/>
-        <w:suppressLineNumbers w:val="0"/>
-        <w:jc w:val="left"/>
-        <w:rPr>
-          <w:rFonts w:hint="default" w:ascii="Arial" w:hAnsi="Arial" w:eastAsia="SimSun" w:cs="Arial"/>
-          <w:color w:val="000000"/>
-          <w:kern w:val="0"/>
-          <w:sz w:val="22"/>
-          <w:szCs w:val="22"/>
-          <w:lang w:val="en-US" w:eastAsia="zh-CN" w:bidi="ar"/>
-        </w:rPr>
-      </w:pPr>
-    </w:p>
-    <w:p>
-      <w:pPr>
-        <w:keepNext w:val="0"/>
-        <w:keepLines w:val="0"/>
-        <w:widowControl/>
-        <w:suppressLineNumbers w:val="0"/>
-        <w:jc w:val="left"/>
-        <w:rPr>
-          <w:rFonts w:hint="default" w:ascii="Arial" w:hAnsi="Arial" w:eastAsia="SimSun" w:cs="Arial"/>
-          <w:color w:val="000000"/>
-          <w:kern w:val="0"/>
-          <w:sz w:val="22"/>
-          <w:szCs w:val="22"/>
-          <w:lang w:val="en-US" w:eastAsia="zh-CN" w:bidi="ar"/>
-        </w:rPr>
-      </w:pPr>
-    </w:p>
-    <w:p>
-      <w:pPr>
-        <w:keepNext w:val="0"/>
-        <w:keepLines w:val="0"/>
-        <w:widowControl/>
-        <w:suppressLineNumbers w:val="0"/>
-        <w:jc w:val="left"/>
-        <w:rPr>
-          <w:rFonts w:hint="default" w:ascii="Arial" w:hAnsi="Arial" w:eastAsia="SimSun" w:cs="Arial"/>
-          <w:color w:val="000000"/>
-          <w:kern w:val="0"/>
-          <w:sz w:val="22"/>
-          <w:szCs w:val="22"/>
-          <w:lang w:val="en-US" w:eastAsia="zh-CN" w:bidi="ar"/>
-        </w:rPr>
-      </w:pPr>
-    </w:p>
-    <w:p>
-      <w:pPr>
-        <w:keepNext w:val="0"/>
-        <w:keepLines w:val="0"/>
-        <w:widowControl/>
-        <w:suppressLineNumbers w:val="0"/>
-        <w:jc w:val="left"/>
-        <w:rPr>
-          <w:rFonts w:hint="default" w:ascii="Arial" w:hAnsi="Arial" w:eastAsia="SimSun" w:cs="Arial"/>
-          <w:color w:val="000000"/>
-          <w:kern w:val="0"/>
-          <w:sz w:val="22"/>
-          <w:szCs w:val="22"/>
-          <w:lang w:val="en-US" w:eastAsia="zh-CN" w:bidi="ar"/>
-        </w:rPr>
-      </w:pPr>
-    </w:p>
-    <w:p>
-      <w:pPr>
-        <w:keepNext w:val="0"/>
-        <w:keepLines w:val="0"/>
-        <w:widowControl/>
-        <w:suppressLineNumbers w:val="0"/>
-        <w:jc w:val="left"/>
-        <w:rPr>
-          <w:rFonts w:hint="default" w:ascii="Arial" w:hAnsi="Arial" w:eastAsia="SimSun" w:cs="Arial"/>
-          <w:color w:val="000000"/>
-          <w:kern w:val="0"/>
-          <w:sz w:val="22"/>
-          <w:szCs w:val="22"/>
-          <w:lang w:val="en-US" w:eastAsia="zh-CN" w:bidi="ar"/>
-        </w:rPr>
-      </w:pPr>
-    </w:p>
-    <w:p>
-      <w:pPr>
-        <w:keepNext w:val="0"/>
-        <w:keepLines w:val="0"/>
-        <w:widowControl/>
-        <w:suppressLineNumbers w:val="0"/>
-        <w:jc w:val="left"/>
-        <w:rPr>
-          <w:rFonts w:hint="default" w:ascii="Arial" w:hAnsi="Arial" w:eastAsia="SimSun" w:cs="Arial"/>
-          <w:color w:val="000000"/>
-          <w:kern w:val="0"/>
-          <w:sz w:val="22"/>
-          <w:szCs w:val="22"/>
-          <w:lang w:val="en-US" w:eastAsia="zh-CN" w:bidi="ar"/>
-        </w:rPr>
-      </w:pPr>
-    </w:p>
-    <w:p>
-      <w:pPr>
-        <w:keepNext w:val="0"/>
-        <w:keepLines w:val="0"/>
-        <w:widowControl/>
-        <w:suppressLineNumbers w:val="0"/>
-        <w:jc w:val="left"/>
-        <w:rPr>
-          <w:rFonts w:hint="default" w:ascii="Arial" w:hAnsi="Arial" w:eastAsia="SimSun" w:cs="Arial"/>
-          <w:color w:val="000000"/>
-          <w:kern w:val="0"/>
-          <w:sz w:val="22"/>
-          <w:szCs w:val="22"/>
-          <w:lang w:val="en-US" w:eastAsia="zh-CN" w:bidi="ar"/>
-        </w:rPr>
-      </w:pPr>
-    </w:p>
-    <w:p>
-      <w:pPr>
-        <w:keepNext w:val="0"/>
-        <w:keepLines w:val="0"/>
-        <w:widowControl/>
-        <w:suppressLineNumbers w:val="0"/>
-        <w:jc w:val="left"/>
-        <w:rPr>
-          <w:rFonts w:hint="default" w:ascii="Arial" w:hAnsi="Arial" w:eastAsia="SimSun" w:cs="Arial"/>
-          <w:color w:val="000000"/>
-          <w:kern w:val="0"/>
-          <w:sz w:val="22"/>
-          <w:szCs w:val="22"/>
-          <w:lang w:val="en-US" w:eastAsia="zh-CN" w:bidi="ar"/>
-        </w:rPr>
-      </w:pPr>
-    </w:p>
-    <w:p>
-      <w:pPr>
         <w:pStyle w:val="2"/>
         <w:bidi w:val="0"/>
       </w:pPr>
-      <w:bookmarkStart w:id="45" w:name="_Toc1996"/>
+      <w:bookmarkStart w:id="47" w:name="_Toc13360"/>
       <w:r>
         <w:rPr>
           <w:lang w:val="en-US" w:eastAsia="zh-CN"/>
         </w:rPr>
         <w:t>Quản lý dự án</w:t>
       </w:r>
-      <w:bookmarkEnd w:id="45"/>
+      <w:bookmarkEnd w:id="47"/>
     </w:p>
     <w:p>
       <w:pPr>
         <w:pStyle w:val="3"/>
         <w:bidi w:val="0"/>
       </w:pPr>
-      <w:bookmarkStart w:id="46" w:name="_Toc3594"/>
+      <w:bookmarkStart w:id="48" w:name="_Toc16659"/>
       <w:r>
         <w:t>Vận dụng mô hình phát triển phần mềm Agile</w:t>
       </w:r>
-      <w:bookmarkEnd w:id="46"/>
+      <w:bookmarkEnd w:id="48"/>
     </w:p>
     <w:tbl>
       <w:tblPr>
@@ -14591,7 +16069,6 @@
             <w:insideH w:val="single" w:color="auto" w:sz="4" w:space="0"/>
             <w:insideV w:val="single" w:color="auto" w:sz="4" w:space="0"/>
           </w:tblBorders>
-          <w:shd w:val="clear" w:color="auto" w:fill="auto"/>
           <w:tblCellMar>
             <w:top w:w="15" w:type="dxa"/>
             <w:left w:w="15" w:type="dxa"/>
@@ -14737,6 +16214,7 @@
             <w:insideH w:val="single" w:color="auto" w:sz="4" w:space="0"/>
             <w:insideV w:val="single" w:color="auto" w:sz="4" w:space="0"/>
           </w:tblBorders>
+          <w:shd w:val="clear" w:color="auto" w:fill="auto"/>
           <w:tblCellMar>
             <w:top w:w="15" w:type="dxa"/>
             <w:left w:w="15" w:type="dxa"/>
@@ -15239,6 +16717,7 @@
             <w:insideH w:val="single" w:color="auto" w:sz="4" w:space="0"/>
             <w:insideV w:val="single" w:color="auto" w:sz="4" w:space="0"/>
           </w:tblBorders>
+          <w:shd w:val="clear" w:color="auto" w:fill="auto"/>
           <w:tblCellMar>
             <w:top w:w="15" w:type="dxa"/>
             <w:left w:w="15" w:type="dxa"/>
@@ -15492,6 +16971,7 @@
             <w:insideH w:val="single" w:color="auto" w:sz="4" w:space="0"/>
             <w:insideV w:val="single" w:color="auto" w:sz="4" w:space="0"/>
           </w:tblBorders>
+          <w:shd w:val="clear" w:color="auto" w:fill="auto"/>
           <w:tblCellMar>
             <w:top w:w="15" w:type="dxa"/>
             <w:left w:w="15" w:type="dxa"/>
@@ -15617,6 +17097,7 @@
             <w:insideH w:val="single" w:color="auto" w:sz="4" w:space="0"/>
             <w:insideV w:val="single" w:color="auto" w:sz="4" w:space="0"/>
           </w:tblBorders>
+          <w:shd w:val="clear" w:color="auto" w:fill="auto"/>
           <w:tblCellMar>
             <w:top w:w="15" w:type="dxa"/>
             <w:left w:w="15" w:type="dxa"/>
@@ -15866,6 +17347,7 @@
             <w:insideH w:val="single" w:color="auto" w:sz="4" w:space="0"/>
             <w:insideV w:val="single" w:color="auto" w:sz="4" w:space="0"/>
           </w:tblBorders>
+          <w:shd w:val="clear" w:color="auto" w:fill="auto"/>
           <w:tblCellMar>
             <w:top w:w="15" w:type="dxa"/>
             <w:left w:w="15" w:type="dxa"/>
@@ -16156,25 +17638,25 @@
         <w:pStyle w:val="2"/>
         <w:bidi w:val="0"/>
       </w:pPr>
-      <w:bookmarkStart w:id="47" w:name="_Toc18097"/>
+      <w:bookmarkStart w:id="49" w:name="_Toc27126"/>
       <w:r>
         <w:rPr>
           <w:lang w:val="en-US" w:eastAsia="zh-CN"/>
         </w:rPr>
         <w:t>Kiểm thử</w:t>
       </w:r>
-      <w:bookmarkEnd w:id="47"/>
+      <w:bookmarkEnd w:id="49"/>
     </w:p>
     <w:p>
       <w:pPr>
         <w:pStyle w:val="3"/>
         <w:bidi w:val="0"/>
       </w:pPr>
-      <w:bookmarkStart w:id="48" w:name="_Toc23692"/>
+      <w:bookmarkStart w:id="50" w:name="_Toc3740"/>
       <w:r>
         <w:t>Chiến lược kiểm thử</w:t>
       </w:r>
-      <w:bookmarkEnd w:id="48"/>
+      <w:bookmarkEnd w:id="50"/>
     </w:p>
     <w:p>
       <w:pPr>
@@ -16305,11 +17787,11 @@
           <w:lang w:val="en-US" w:eastAsia="zh-CN" w:bidi="ar"/>
         </w:rPr>
       </w:pPr>
-      <w:bookmarkStart w:id="49" w:name="_Toc13753"/>
+      <w:bookmarkStart w:id="51" w:name="_Toc22761"/>
       <w:r>
         <w:t>Kết quả kiểm thử API</w:t>
       </w:r>
-      <w:bookmarkEnd w:id="49"/>
+      <w:bookmarkEnd w:id="51"/>
     </w:p>
     <w:p>
       <w:pPr>
@@ -16346,7 +17828,7 @@
                     </pic:cNvPicPr>
                   </pic:nvPicPr>
                   <pic:blipFill>
-                    <a:blip r:embed="rId14"/>
+                    <a:blip r:embed="rId15"/>
                     <a:stretch>
                       <a:fillRect/>
                     </a:stretch>
@@ -16380,6 +17862,7 @@
           <w:lang w:val="vi-VN" w:eastAsia="zh-CN"/>
         </w:rPr>
       </w:pPr>
+      <w:bookmarkStart w:id="52" w:name="_Toc27851"/>
       <w:r>
         <w:rPr>
           <w:rFonts w:hint="default"/>
@@ -16387,8 +17870,7 @@
         </w:rPr>
         <w:t>Hình 6.1: Kiểm thử các API</w:t>
       </w:r>
-      <w:bookmarkStart w:id="58" w:name="_GoBack"/>
-      <w:bookmarkEnd w:id="58"/>
+      <w:bookmarkEnd w:id="52"/>
     </w:p>
     <w:p>
       <w:pPr>
@@ -16508,22 +17990,22 @@
       <w:r>
         <w:t xml:space="preserve"> </w:t>
       </w:r>
-      <w:bookmarkStart w:id="50" w:name="_Toc2922"/>
+      <w:bookmarkStart w:id="53" w:name="_Toc20144"/>
       <w:r>
         <w:t>ĐÁNH GIÁ VÀ KẾT LUẬN</w:t>
       </w:r>
-      <w:bookmarkEnd w:id="50"/>
+      <w:bookmarkEnd w:id="53"/>
     </w:p>
     <w:p>
       <w:pPr>
         <w:pStyle w:val="3"/>
         <w:bidi w:val="0"/>
       </w:pPr>
-      <w:bookmarkStart w:id="51" w:name="_Toc4705"/>
+      <w:bookmarkStart w:id="54" w:name="_Toc14081"/>
       <w:r>
         <w:t>Những khó khăn gặp phải</w:t>
       </w:r>
-      <w:bookmarkEnd w:id="51"/>
+      <w:bookmarkEnd w:id="54"/>
     </w:p>
     <w:p>
       <w:pPr>
@@ -16598,11 +18080,11 @@
         <w:pStyle w:val="3"/>
         <w:bidi w:val="0"/>
       </w:pPr>
-      <w:bookmarkStart w:id="52" w:name="_Toc8780"/>
+      <w:bookmarkStart w:id="55" w:name="_Toc2574"/>
       <w:r>
         <w:t>Bài học rút ra</w:t>
       </w:r>
-      <w:bookmarkEnd w:id="52"/>
+      <w:bookmarkEnd w:id="55"/>
     </w:p>
     <w:p>
       <w:pPr>
@@ -16677,11 +18159,11 @@
         <w:pStyle w:val="3"/>
         <w:bidi w:val="0"/>
       </w:pPr>
-      <w:bookmarkStart w:id="53" w:name="_Toc3400"/>
+      <w:bookmarkStart w:id="56" w:name="_Toc29210"/>
       <w:r>
         <w:t>Đề xuất cải tiến trong tương lai</w:t>
       </w:r>
-      <w:bookmarkEnd w:id="53"/>
+      <w:bookmarkEnd w:id="56"/>
     </w:p>
     <w:p>
       <w:pPr>
@@ -16842,11 +18324,11 @@
       <w:r>
         <w:t xml:space="preserve"> </w:t>
       </w:r>
-      <w:bookmarkStart w:id="54" w:name="_Toc8329"/>
+      <w:bookmarkStart w:id="57" w:name="_Toc18130"/>
       <w:r>
         <w:t>PHỤ LỤC</w:t>
       </w:r>
-      <w:bookmarkEnd w:id="54"/>
+      <w:bookmarkEnd w:id="57"/>
     </w:p>
     <w:p>
       <w:pPr>
@@ -16856,11 +18338,11 @@
         <w:widowControl/>
         <w:suppressLineNumbers w:val="0"/>
       </w:pPr>
-      <w:bookmarkStart w:id="55" w:name="_Toc15574"/>
+      <w:bookmarkStart w:id="58" w:name="_Toc20677"/>
       <w:r>
         <w:t>Hướng dẫn cài đặt và chạy ứng dụng</w:t>
       </w:r>
-      <w:bookmarkEnd w:id="55"/>
+      <w:bookmarkEnd w:id="58"/>
     </w:p>
     <w:p>
       <w:pPr>
@@ -17136,10 +18618,10 @@
                   <wp:posOffset>135890</wp:posOffset>
                 </wp:positionH>
                 <wp:positionV relativeFrom="paragraph">
-                  <wp:posOffset>186055</wp:posOffset>
+                  <wp:posOffset>302260</wp:posOffset>
                 </wp:positionV>
-                <wp:extent cx="5695950" cy="589915"/>
-                <wp:effectExtent l="6350" t="6350" r="12700" b="13335"/>
+                <wp:extent cx="5695950" cy="268605"/>
+                <wp:effectExtent l="6350" t="6350" r="12700" b="14605"/>
                 <wp:wrapNone/>
                 <wp:docPr id="2" name="Rectangles 2"/>
                 <wp:cNvGraphicFramePr/>
@@ -17150,7 +18632,7 @@
                       <wps:spPr>
                         <a:xfrm>
                           <a:off x="0" y="0"/>
-                          <a:ext cx="5695950" cy="589915"/>
+                          <a:ext cx="5695950" cy="268605"/>
                         </a:xfrm>
                         <a:prstGeom prst="rect">
                           <a:avLst/>
@@ -17186,7 +18668,7 @@
           </mc:Choice>
           <mc:Fallback>
             <w:pict>
-              <v:rect id="_x0000_s1026" o:spid="_x0000_s1026" o:spt="1" style="position:absolute;left:0pt;margin-left:10.7pt;margin-top:14.65pt;height:46.45pt;width:448.5pt;z-index:251678720;v-text-anchor:middle;mso-width-relative:page;mso-height-relative:page;" filled="f" stroked="t" coordsize="21600,21600" o:gfxdata="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">
+              <v:rect id="_x0000_s1026" o:spid="_x0000_s1026" o:spt="1" style="position:absolute;left:0pt;margin-left:10.7pt;margin-top:23.8pt;height:21.15pt;width:448.5pt;z-index:251678720;v-text-anchor:middle;mso-width-relative:page;mso-height-relative:page;" filled="f" stroked="t" coordsize="21600,21600" o:gfxdata="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">
                 <v:fill on="f" focussize="0,0"/>
                 <v:stroke weight="1pt" color="#000000 [3213]" miterlimit="8" joinstyle="miter"/>
                 <v:imagedata o:title=""/>
@@ -17271,8 +18753,8 @@
                 <wp:positionV relativeFrom="paragraph">
                   <wp:posOffset>334645</wp:posOffset>
                 </wp:positionV>
-                <wp:extent cx="5695950" cy="589915"/>
-                <wp:effectExtent l="6350" t="6350" r="12700" b="13335"/>
+                <wp:extent cx="5695950" cy="338455"/>
+                <wp:effectExtent l="6350" t="6350" r="12700" b="20955"/>
                 <wp:wrapNone/>
                 <wp:docPr id="4" name="Rectangles 4"/>
                 <wp:cNvGraphicFramePr/>
@@ -17283,7 +18765,7 @@
                       <wps:spPr>
                         <a:xfrm>
                           <a:off x="0" y="0"/>
-                          <a:ext cx="5695950" cy="589915"/>
+                          <a:ext cx="5695950" cy="338455"/>
                         </a:xfrm>
                         <a:prstGeom prst="rect">
                           <a:avLst/>
@@ -17319,7 +18801,7 @@
           </mc:Choice>
           <mc:Fallback>
             <w:pict>
-              <v:rect id="_x0000_s1026" o:spid="_x0000_s1026" o:spt="1" style="position:absolute;left:0pt;margin-left:9.2pt;margin-top:26.35pt;height:46.45pt;width:448.5pt;z-index:251679744;v-text-anchor:middle;mso-width-relative:page;mso-height-relative:page;" filled="f" stroked="t" coordsize="21600,21600" o:gfxdata="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">
+              <v:rect id="_x0000_s1026" o:spid="_x0000_s1026" o:spt="1" style="position:absolute;left:0pt;margin-left:9.2pt;margin-top:26.35pt;height:26.65pt;width:448.5pt;z-index:251679744;v-text-anchor:middle;mso-width-relative:page;mso-height-relative:page;" filled="f" stroked="t" coordsize="21600,21600" o:gfxdata="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">
                 <v:fill on="f" focussize="0,0"/>
                 <v:stroke weight="1pt" color="#000000 [3213]" miterlimit="8" joinstyle="miter"/>
                 <v:imagedata o:title=""/>
@@ -17434,8 +18916,8 @@
         <w:jc w:val="center"/>
         <w:outlineLvl w:val="0"/>
       </w:pPr>
-      <w:bookmarkStart w:id="56" w:name="_Toc16723"/>
-      <w:bookmarkStart w:id="57" w:name="_Toc11692"/>
+      <w:bookmarkStart w:id="59" w:name="_Toc16723"/>
+      <w:bookmarkStart w:id="60" w:name="_Toc20104"/>
       <w:r>
         <w:rPr>
           <w:b/>
@@ -17445,7 +18927,7 @@
         </w:rPr>
         <w:t>DANH MỤC TÀI LIỆU THAM KHẢO</w:t>
       </w:r>
-      <w:bookmarkEnd w:id="56"/>
+      <w:bookmarkEnd w:id="59"/>
       <w:r>
         <w:fldChar w:fldCharType="begin"/>
       </w:r>
@@ -17455,7 +18937,7 @@
       <w:r>
         <w:fldChar w:fldCharType="separate"/>
       </w:r>
-      <w:bookmarkEnd w:id="57"/>
+      <w:bookmarkEnd w:id="60"/>
     </w:p>
     <w:p>
       <w:pPr>
@@ -18496,6 +19978,142 @@
     </w:pPr>
     <w:r>
       <w:rPr>
+        <w:sz w:val="22"/>
+      </w:rPr>
+      <mc:AlternateContent>
+        <mc:Choice Requires="wps">
+          <w:drawing>
+            <wp:anchor distT="0" distB="0" distL="114300" distR="114300" simplePos="0" relativeHeight="251668480" behindDoc="0" locked="0" layoutInCell="1" allowOverlap="1">
+              <wp:simplePos x="0" y="0"/>
+              <wp:positionH relativeFrom="margin">
+                <wp:align>center</wp:align>
+              </wp:positionH>
+              <wp:positionV relativeFrom="paragraph">
+                <wp:posOffset>0</wp:posOffset>
+              </wp:positionV>
+              <wp:extent cx="1828800" cy="1828800"/>
+              <wp:effectExtent l="0" t="0" r="0" b="0"/>
+              <wp:wrapNone/>
+              <wp:docPr id="9" name="Text Box 9"/>
+              <wp:cNvGraphicFramePr/>
+              <a:graphic xmlns:a="http://schemas.openxmlformats.org/drawingml/2006/main">
+                <a:graphicData uri="http://schemas.microsoft.com/office/word/2010/wordprocessingShape">
+                  <wps:wsp>
+                    <wps:cNvSpPr txBox="1"/>
+                    <wps:spPr>
+                      <a:xfrm>
+                        <a:off x="0" y="0"/>
+                        <a:ext cx="1828800" cy="1828800"/>
+                      </a:xfrm>
+                      <a:prstGeom prst="rect">
+                        <a:avLst/>
+                      </a:prstGeom>
+                      <a:noFill/>
+                      <a:ln w="6350">
+                        <a:noFill/>
+                      </a:ln>
+                      <a:extLst>
+                        <a:ext uri="{909E8E84-426E-40DD-AFC4-6F175D3DCCD1}">
+                          <a14:hiddenFill xmlns:a14="http://schemas.microsoft.com/office/drawing/2010/main">
+                            <a:solidFill>
+                              <a:schemeClr val="lt1"/>
+                            </a:solidFill>
+                          </a14:hiddenFill>
+                        </a:ext>
+                        <a:ext uri="{91240B29-F687-4F45-9708-019B960494DF}">
+                          <a14:hiddenLine xmlns:a14="http://schemas.microsoft.com/office/drawing/2010/main" w="6350">
+                            <a:solidFill>
+                              <a:prstClr val="black"/>
+                            </a:solidFill>
+                          </a14:hiddenLine>
+                        </a:ext>
+                      </a:extLst>
+                    </wps:spPr>
+                    <wps:style>
+                      <a:lnRef idx="0">
+                        <a:schemeClr val="accent1"/>
+                      </a:lnRef>
+                      <a:fillRef idx="0">
+                        <a:schemeClr val="accent1"/>
+                      </a:fillRef>
+                      <a:effectRef idx="0">
+                        <a:schemeClr val="accent1"/>
+                      </a:effectRef>
+                      <a:fontRef idx="minor">
+                        <a:schemeClr val="dk1"/>
+                      </a:fontRef>
+                    </wps:style>
+                    <wps:txbx>
+                      <w:txbxContent>
+                        <w:p>
+                          <w:pPr>
+                            <w:pStyle w:val="20"/>
+                          </w:pPr>
+                          <w:r>
+                            <w:fldChar w:fldCharType="begin"/>
+                          </w:r>
+                          <w:r>
+                            <w:instrText xml:space="preserve"> PAGE  \* MERGEFORMAT </w:instrText>
+                          </w:r>
+                          <w:r>
+                            <w:fldChar w:fldCharType="separate"/>
+                          </w:r>
+                          <w:r>
+                            <w:t>1</w:t>
+                          </w:r>
+                          <w:r>
+                            <w:fldChar w:fldCharType="end"/>
+                          </w:r>
+                        </w:p>
+                      </w:txbxContent>
+                    </wps:txbx>
+                    <wps:bodyPr rot="0" spcFirstLastPara="0" vertOverflow="overflow" horzOverflow="overflow" vert="horz" wrap="none" lIns="0" tIns="0" rIns="0" bIns="0" numCol="1" spcCol="0" rtlCol="0" fromWordArt="0" anchor="t" anchorCtr="0" forceAA="0" upright="0" compatLnSpc="1">
+                      <a:spAutoFit/>
+                    </wps:bodyPr>
+                  </wps:wsp>
+                </a:graphicData>
+              </a:graphic>
+            </wp:anchor>
+          </w:drawing>
+        </mc:Choice>
+        <mc:Fallback>
+          <w:pict>
+            <v:shape id="_x0000_s1026" o:spid="_x0000_s1026" o:spt="202" type="#_x0000_t202" style="position:absolute;left:0pt;margin-top:0pt;height:144pt;width:144pt;mso-position-horizontal:center;mso-position-horizontal-relative:margin;mso-wrap-style:none;z-index:251668480;mso-width-relative:page;mso-height-relative:page;" filled="f" stroked="f" coordsize="21600,21600" o:gfxdata="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">
+              <v:fill on="f" focussize="0,0"/>
+              <v:stroke on="f" weight="0.5pt"/>
+              <v:imagedata o:title=""/>
+              <o:lock v:ext="edit" aspectratio="f"/>
+              <v:textbox inset="0mm,0mm,0mm,0mm" style="mso-fit-shape-to-text:t;">
+                <w:txbxContent>
+                  <w:p>
+                    <w:pPr>
+                      <w:pStyle w:val="20"/>
+                    </w:pPr>
+                    <w:r>
+                      <w:fldChar w:fldCharType="begin"/>
+                    </w:r>
+                    <w:r>
+                      <w:instrText xml:space="preserve"> PAGE  \* MERGEFORMAT </w:instrText>
+                    </w:r>
+                    <w:r>
+                      <w:fldChar w:fldCharType="separate"/>
+                    </w:r>
+                    <w:r>
+                      <w:t>1</w:t>
+                    </w:r>
+                    <w:r>
+                      <w:fldChar w:fldCharType="end"/>
+                    </w:r>
+                  </w:p>
+                </w:txbxContent>
+              </v:textbox>
+            </v:shape>
+          </w:pict>
+        </mc:Fallback>
+      </mc:AlternateContent>
+    </w:r>
+    <w:r>
+      <w:rPr>
         <w:rFonts w:hint="default" w:ascii="Times New Roman" w:hAnsi="Times New Roman" w:eastAsia="SimSun" w:cs="Times New Roman"/>
         <w:b/>
         <w:bCs/>
@@ -18553,6 +20171,142 @@
         <w:lang w:val="vi-VN" w:eastAsia="zh-CN" w:bidi="ar"/>
       </w:rPr>
     </w:pPr>
+    <w:r>
+      <w:rPr>
+        <w:sz w:val="22"/>
+      </w:rPr>
+      <mc:AlternateContent>
+        <mc:Choice Requires="wps">
+          <w:drawing>
+            <wp:anchor distT="0" distB="0" distL="114300" distR="114300" simplePos="0" relativeHeight="251669504" behindDoc="0" locked="0" layoutInCell="1" allowOverlap="1">
+              <wp:simplePos x="0" y="0"/>
+              <wp:positionH relativeFrom="margin">
+                <wp:align>center</wp:align>
+              </wp:positionH>
+              <wp:positionV relativeFrom="paragraph">
+                <wp:posOffset>0</wp:posOffset>
+              </wp:positionV>
+              <wp:extent cx="1828800" cy="1828800"/>
+              <wp:effectExtent l="0" t="0" r="0" b="0"/>
+              <wp:wrapNone/>
+              <wp:docPr id="10" name="Text Box 10"/>
+              <wp:cNvGraphicFramePr/>
+              <a:graphic xmlns:a="http://schemas.openxmlformats.org/drawingml/2006/main">
+                <a:graphicData uri="http://schemas.microsoft.com/office/word/2010/wordprocessingShape">
+                  <wps:wsp>
+                    <wps:cNvSpPr txBox="1"/>
+                    <wps:spPr>
+                      <a:xfrm>
+                        <a:off x="0" y="0"/>
+                        <a:ext cx="1828800" cy="1828800"/>
+                      </a:xfrm>
+                      <a:prstGeom prst="rect">
+                        <a:avLst/>
+                      </a:prstGeom>
+                      <a:noFill/>
+                      <a:ln w="6350">
+                        <a:noFill/>
+                      </a:ln>
+                      <a:extLst>
+                        <a:ext uri="{909E8E84-426E-40DD-AFC4-6F175D3DCCD1}">
+                          <a14:hiddenFill xmlns:a14="http://schemas.microsoft.com/office/drawing/2010/main">
+                            <a:solidFill>
+                              <a:schemeClr val="lt1"/>
+                            </a:solidFill>
+                          </a14:hiddenFill>
+                        </a:ext>
+                        <a:ext uri="{91240B29-F687-4F45-9708-019B960494DF}">
+                          <a14:hiddenLine xmlns:a14="http://schemas.microsoft.com/office/drawing/2010/main" w="6350">
+                            <a:solidFill>
+                              <a:prstClr val="black"/>
+                            </a:solidFill>
+                          </a14:hiddenLine>
+                        </a:ext>
+                      </a:extLst>
+                    </wps:spPr>
+                    <wps:style>
+                      <a:lnRef idx="0">
+                        <a:schemeClr val="accent1"/>
+                      </a:lnRef>
+                      <a:fillRef idx="0">
+                        <a:schemeClr val="accent1"/>
+                      </a:fillRef>
+                      <a:effectRef idx="0">
+                        <a:schemeClr val="accent1"/>
+                      </a:effectRef>
+                      <a:fontRef idx="minor">
+                        <a:schemeClr val="dk1"/>
+                      </a:fontRef>
+                    </wps:style>
+                    <wps:txbx>
+                      <w:txbxContent>
+                        <w:p>
+                          <w:pPr>
+                            <w:pStyle w:val="20"/>
+                          </w:pPr>
+                          <w:r>
+                            <w:fldChar w:fldCharType="begin"/>
+                          </w:r>
+                          <w:r>
+                            <w:instrText xml:space="preserve"> PAGE  \* MERGEFORMAT </w:instrText>
+                          </w:r>
+                          <w:r>
+                            <w:fldChar w:fldCharType="separate"/>
+                          </w:r>
+                          <w:r>
+                            <w:t>4</w:t>
+                          </w:r>
+                          <w:r>
+                            <w:fldChar w:fldCharType="end"/>
+                          </w:r>
+                        </w:p>
+                      </w:txbxContent>
+                    </wps:txbx>
+                    <wps:bodyPr rot="0" spcFirstLastPara="0" vertOverflow="overflow" horzOverflow="overflow" vert="horz" wrap="none" lIns="0" tIns="0" rIns="0" bIns="0" numCol="1" spcCol="0" rtlCol="0" fromWordArt="0" anchor="t" anchorCtr="0" forceAA="0" upright="0" compatLnSpc="1">
+                      <a:spAutoFit/>
+                    </wps:bodyPr>
+                  </wps:wsp>
+                </a:graphicData>
+              </a:graphic>
+            </wp:anchor>
+          </w:drawing>
+        </mc:Choice>
+        <mc:Fallback>
+          <w:pict>
+            <v:shape id="_x0000_s1026" o:spid="_x0000_s1026" o:spt="202" type="#_x0000_t202" style="position:absolute;left:0pt;margin-top:0pt;height:144pt;width:144pt;mso-position-horizontal:center;mso-position-horizontal-relative:margin;mso-wrap-style:none;z-index:251669504;mso-width-relative:page;mso-height-relative:page;" filled="f" stroked="f" coordsize="21600,21600" o:gfxdata="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">
+              <v:fill on="f" focussize="0,0"/>
+              <v:stroke on="f" weight="0.5pt"/>
+              <v:imagedata o:title=""/>
+              <o:lock v:ext="edit" aspectratio="f"/>
+              <v:textbox inset="0mm,0mm,0mm,0mm" style="mso-fit-shape-to-text:t;">
+                <w:txbxContent>
+                  <w:p>
+                    <w:pPr>
+                      <w:pStyle w:val="20"/>
+                    </w:pPr>
+                    <w:r>
+                      <w:fldChar w:fldCharType="begin"/>
+                    </w:r>
+                    <w:r>
+                      <w:instrText xml:space="preserve"> PAGE  \* MERGEFORMAT </w:instrText>
+                    </w:r>
+                    <w:r>
+                      <w:fldChar w:fldCharType="separate"/>
+                    </w:r>
+                    <w:r>
+                      <w:t>4</w:t>
+                    </w:r>
+                    <w:r>
+                      <w:fldChar w:fldCharType="end"/>
+                    </w:r>
+                  </w:p>
+                </w:txbxContent>
+              </v:textbox>
+            </v:shape>
+          </w:pict>
+        </mc:Fallback>
+      </mc:AlternateContent>
+    </w:r>
     <w:r>
       <w:rPr>
         <w:rFonts w:hint="default" w:ascii="Times New Roman" w:hAnsi="Times New Roman" w:eastAsia="SimSun" w:cs="Times New Roman"/>
@@ -19332,7 +21086,7 @@
     <w:lsdException w:uiPriority="99" w:name="Balloon Text"/>
     <w:lsdException w:qFormat="1" w:unhideWhenUsed="0" w:uiPriority="39" w:semiHidden="0" w:name="Table Grid"/>
     <w:lsdException w:uiPriority="99" w:name="Table Theme"/>
-    <w:lsdException w:qFormat="1" w:unhideWhenUsed="0" w:uiPriority="60" w:semiHidden="0" w:name="Light Shading"/>
+    <w:lsdException w:unhideWhenUsed="0" w:uiPriority="60" w:semiHidden="0" w:name="Light Shading"/>
     <w:lsdException w:unhideWhenUsed="0" w:uiPriority="61" w:semiHidden="0" w:name="Light List"/>
     <w:lsdException w:qFormat="1" w:unhideWhenUsed="0" w:uiPriority="62" w:semiHidden="0" w:name="Light Grid"/>
     <w:lsdException w:unhideWhenUsed="0" w:uiPriority="63" w:semiHidden="0" w:name="Medium Shading 1"/>
@@ -19347,7 +21101,7 @@
     <w:lsdException w:unhideWhenUsed="0" w:uiPriority="72" w:semiHidden="0" w:name="Colorful List"/>
     <w:lsdException w:unhideWhenUsed="0" w:uiPriority="73" w:semiHidden="0" w:name="Colorful Grid"/>
     <w:lsdException w:unhideWhenUsed="0" w:uiPriority="60" w:semiHidden="0" w:name="Light Shading Accent 1"/>
-    <w:lsdException w:qFormat="1" w:unhideWhenUsed="0" w:uiPriority="61" w:semiHidden="0" w:name="Light List Accent 1"/>
+    <w:lsdException w:unhideWhenUsed="0" w:uiPriority="61" w:semiHidden="0" w:name="Light List Accent 1"/>
     <w:lsdException w:unhideWhenUsed="0" w:uiPriority="62" w:semiHidden="0" w:name="Light Grid Accent 1"/>
     <w:lsdException w:qFormat="1" w:unhideWhenUsed="0" w:uiPriority="63" w:semiHidden="0" w:name="Medium Shading 1 Accent 1"/>
     <w:lsdException w:unhideWhenUsed="0" w:uiPriority="64" w:semiHidden="0" w:name="Medium Shading 2 Accent 1"/>
@@ -19417,8 +21171,8 @@
     <w:lsdException w:unhideWhenUsed="0" w:uiPriority="72" w:semiHidden="0" w:name="Colorful List Accent 5"/>
     <w:lsdException w:unhideWhenUsed="0" w:uiPriority="73" w:semiHidden="0" w:name="Colorful Grid Accent 5"/>
     <w:lsdException w:unhideWhenUsed="0" w:uiPriority="60" w:semiHidden="0" w:name="Light Shading Accent 6"/>
-    <w:lsdException w:qFormat="1" w:unhideWhenUsed="0" w:uiPriority="61" w:semiHidden="0" w:name="Light List Accent 6"/>
-    <w:lsdException w:qFormat="1" w:unhideWhenUsed="0" w:uiPriority="62" w:semiHidden="0" w:name="Light Grid Accent 6"/>
+    <w:lsdException w:unhideWhenUsed="0" w:uiPriority="61" w:semiHidden="0" w:name="Light List Accent 6"/>
+    <w:lsdException w:unhideWhenUsed="0" w:uiPriority="62" w:semiHidden="0" w:name="Light Grid Accent 6"/>
     <w:lsdException w:unhideWhenUsed="0" w:uiPriority="63" w:semiHidden="0" w:name="Medium Shading 1 Accent 6"/>
     <w:lsdException w:unhideWhenUsed="0" w:uiPriority="64" w:semiHidden="0" w:name="Medium Shading 2 Accent 6"/>
     <w:lsdException w:unhideWhenUsed="0" w:uiPriority="65" w:semiHidden="0" w:name="Medium List 1 Accent 6"/>
